--- a/documentos/fase2/01_Analisis_Seleccion_SO.docx
+++ b/documentos/fase2/01_Analisis_Seleccion_SO.docx
@@ -349,7 +349,7 @@
         <w:rPr>
           <w:lang w:val="es-CO"/>
         </w:rPr>
-        <w:t xml:space="preserve">SIGEVET es el Sistema Integral de Gestión Veterinaria de la organización ficticia Huella Sana S.A.S., una red de cinco clínicas en Usaquén, Chapinero, Chía, Laureles y San Fernando. Su modelo comprende 22 tablas para sedes, personal, propietarios, mascotas, atención clínica, inventarios y facturación. La aplicación web, desarrollada con Python y Flask, será exclusivamente de consulta. El alcance es un laboratorio académico virtualizado con datos sintéticos, sin compromisos de disponibilidad propios de una operación clínica real.</w:t>
+        <w:t xml:space="preserve">SIGEVET es el Sistema Integral de Gestión Veterinaria de la organización ficticia Huella Sana S.A.S., una red de cinco clínicas en Usaquén, Chapinero, Chía, Laureles y San Fernando. Su modelo comprende 22 tablas para sedes, personal, propietarios, mascotas, atención clínica, inventarios y facturación. La aplicación web, desarrollada en Java con Spring Boot, será exclusivamente de consulta. El alcance es un laboratorio académico virtualizado con datos sintéticos, sin compromisos de disponibilidad propios de una operación clínica real.</w:t>
       </w:r>
     </w:p>
     <w:p>
@@ -480,32 +480,7 @@
         <w:rPr>
           <w:lang w:val="es-CO"/>
         </w:rPr>
-        <w:t xml:space="preserve">. La conectividad desde la aplicación se realizará mediante</w:t>
-      </w:r>
-      <w:r>
-        <w:rPr>
-          <w:lang w:val="es-CO"/>
-        </w:rPr>
-        <w:t xml:space="preserve"> </w:t>
-      </w:r>
-      <w:r>
-        <w:rPr>
-          <w:rStyle w:val="VerbatimChar"/>
-          <w:lang w:val="es-CO"/>
-        </w:rPr>
-        <w:t xml:space="preserve">python-oracledb</w:t>
-      </w:r>
-      <w:r>
-        <w:rPr>
-          <w:lang w:val="es-CO"/>
-        </w:rPr>
-        <w:t xml:space="preserve"> </w:t>
-      </w:r>
-      <w:r>
-        <w:rPr>
-          <w:lang w:val="es-CO"/>
-        </w:rPr>
-        <w:t xml:space="preserve">en modo Thin. La selección detallada del motor corresponde al análisis de RDBMS de esta fase.</w:t>
+        <w:t xml:space="preserve">. La conectividad desde la aplicación se realizará mediante JDBC con el controlador Thin de Oracle. La selección detallada del motor corresponde al análisis de RDBMS de esta fase.</w:t>
       </w:r>
     </w:p>
     <w:p>
@@ -1479,7 +1454,7 @@
         <w:rPr>
           <w:lang w:val="es-CO"/>
         </w:rPr>
-        <w:t xml:space="preserve">, integración con Python y mecanismos como AppArmor; es apropiada para PostgreSQL, MySQL y otros motores con paquetes compatibles.</w:t>
+        <w:t xml:space="preserve">, integración con Java y mecanismos como AppArmor; es apropiada para PostgreSQL, MySQL y otros motores con paquetes compatibles.</w:t>
       </w:r>
       <w:r>
         <w:rPr>
@@ -1564,7 +1539,7 @@
         <w:rPr>
           <w:lang w:val="es-CO"/>
         </w:rPr>
-        <w:t xml:space="preserve">instalación mínima de bajo consumo, estabilidad, repositorios amplios y documentación consolidada; facilita desplegar motores libres y aplicaciones Python.</w:t>
+        <w:t xml:space="preserve">instalación mínima de bajo consumo, estabilidad, repositorios amplios y documentación consolidada; facilita desplegar motores libres y aplicaciones Java.</w:t>
       </w:r>
       <w:r>
         <w:rPr>

--- a/documentos/fase2/01_Analisis_Seleccion_SO.docx
+++ b/documentos/fase2/01_Analisis_Seleccion_SO.docx
@@ -349,7 +349,7 @@
         <w:rPr>
           <w:lang w:val="es-CO"/>
         </w:rPr>
-        <w:t xml:space="preserve">SIGEVET es el Sistema Integral de Gestión Veterinaria de la organización ficticia Huella Sana S.A.S., una red de cinco clínicas en Usaquén, Chapinero, Chía, Laureles y San Fernando. Su modelo comprende 22 tablas para sedes, personal, propietarios, mascotas, atención clínica, inventarios y facturación. La aplicación web, desarrollada en Java con Spring Boot, será exclusivamente de consulta. El alcance es un laboratorio académico virtualizado con datos sintéticos, sin compromisos de disponibilidad propios de una operación clínica real.</w:t>
+        <w:t xml:space="preserve">SIGEVET es el Sistema Integral de Gestión Veterinaria de la organización ficticia Huella Sana S.A.S., una red de cinco clínicas en Usaquén, Chapinero, Chía, Laureles y San Fernando. Su modelo comprende 22 tablas para sedes, personal, propietarios, mascotas, atención clínica, inventarios y facturación. La aplicación web, desarrollada en Java con Servlets y JSP sobre Tomcat, será exclusivamente de consulta. El alcance es un laboratorio académico virtualizado con datos sintéticos, sin compromisos de disponibilidad propios de una operación clínica real.</w:t>
       </w:r>
     </w:p>
     <w:p>

--- a/documentos/fase2/01_Analisis_Seleccion_SO.docx
+++ b/documentos/fase2/01_Analisis_Seleccion_SO.docx
@@ -338,7 +338,26 @@
         <w:rPr>
           <w:lang w:val="es-CO"/>
         </w:rPr>
-        <w:t xml:space="preserve">como sistema operativo de la máquina virtual de SIGEVET, por su compatibilidad documentada con Oracle AI Database 26ai Free, su disponibilidad sin costo de licencia y su correspondencia con la orientación de Bases de Datos 1 de la Universidad El Bosque. El objetivo del análisis es justificar esta decisión mediante requisitos verificables y una comparación ponderada de seis alternativas Linux y Unix.</w:t>
+        <w:t xml:space="preserve">como sistema operativo de la máquina virtual de SIGEVET. Ofrece MySQL 8.4 LTS en AppStream mediante el módulo</w:t>
+      </w:r>
+      <w:r>
+        <w:rPr>
+          <w:lang w:val="es-CO"/>
+        </w:rPr>
+        <w:t xml:space="preserve"> </w:t>
+      </w:r>
+      <w:r>
+        <w:rPr>
+          <w:rStyle w:val="VerbatimChar"/>
+          <w:lang w:val="es-CO"/>
+        </w:rPr>
+        <w:t xml:space="preserve">mysql:8.4</w:t>
+      </w:r>
+      <w:r>
+        <w:rPr>
+          <w:lang w:val="es-CO"/>
+        </w:rPr>
+        <w:t xml:space="preserve">, no exige costo de licencia y coincide con la sugerencia de Bases de Datos 1 de la Universidad El Bosque. El objetivo del análisis es justificar la decisión mediante requisitos verificables y una comparación ponderada de seis alternativas Linux y Unix. [1]</w:t>
       </w:r>
     </w:p>
     <w:p>
@@ -349,7 +368,7 @@
         <w:rPr>
           <w:lang w:val="es-CO"/>
         </w:rPr>
-        <w:t xml:space="preserve">SIGEVET es el Sistema Integral de Gestión Veterinaria de la organización ficticia Huella Sana S.A.S., una red de cinco clínicas en Usaquén, Chapinero, Chía, Laureles y San Fernando. Su modelo comprende 22 tablas para sedes, personal, propietarios, mascotas, atención clínica, inventarios y facturación. La aplicación web, desarrollada en Java con Servlets y JSP sobre Tomcat, será exclusivamente de consulta. El alcance es un laboratorio académico virtualizado con datos sintéticos, sin compromisos de disponibilidad propios de una operación clínica real.</w:t>
+        <w:t xml:space="preserve">SIGEVET es el Sistema Integral de Gestión Veterinaria de la organización ficticia Huella Sana S.A.S., una red de cinco clínicas en Usaquén, Chapinero, Chía, Laureles y San Fernando. Su modelo comprende 22 tablas para sedes, personal, propietarios, mascotas, atención clínica, inventarios y facturación. La aplicación web, desarrollada en Java con Servlets y JSP sobre Tomcat, será exclusivamente de consulta. El alcance es un laboratorio académico virtualizado con datos sintéticos.</w:t>
       </w:r>
     </w:p>
     <w:p>
@@ -417,7 +436,27 @@
         <w:rPr>
           <w:lang w:val="es-CO"/>
         </w:rPr>
-        <w:t xml:space="preserve">La decisión es coherente con lo definido en la propuesta: Oracle Linux 9 x86_64, base de datos Oracle, PDB</w:t>
+        <w:t xml:space="preserve">Se conserva Oracle Linux 9 x86_64 y se adopta</w:t>
+      </w:r>
+      <w:r>
+        <w:rPr>
+          <w:lang w:val="es-CO"/>
+        </w:rPr>
+        <w:t xml:space="preserve"> </w:t>
+      </w:r>
+      <w:r>
+        <w:rPr>
+          <w:b/>
+          <w:bCs/>
+          <w:lang w:val="es-CO"/>
+        </w:rPr>
+        <w:t xml:space="preserve">MySQL 8.4 LTS Community Edition</w:t>
+      </w:r>
+      <w:r>
+        <w:rPr>
+          <w:lang w:val="es-CO"/>
+        </w:rPr>
+        <w:t xml:space="preserve">, con la base</w:t>
       </w:r>
       <w:r>
         <w:rPr>
@@ -430,13 +469,13 @@
           <w:rStyle w:val="VerbatimChar"/>
           <w:lang w:val="es-CO"/>
         </w:rPr>
-        <w:t xml:space="preserve">FREEPDB1</w:t>
-      </w:r>
-      <w:r>
-        <w:rPr>
-          <w:lang w:val="es-CO"/>
-        </w:rPr>
-        <w:t xml:space="preserve">, esquema propietario</w:t>
+        <w:t xml:space="preserve">sigevet</w:t>
+      </w:r>
+      <w:r>
+        <w:rPr>
+          <w:lang w:val="es-CO"/>
+        </w:rPr>
+        <w:t xml:space="preserve">, el propietario</w:t>
       </w:r>
       <w:r>
         <w:rPr>
@@ -449,19 +488,19 @@
           <w:rStyle w:val="VerbatimChar"/>
           <w:lang w:val="es-CO"/>
         </w:rPr>
-        <w:t xml:space="preserve">VETDB</w:t>
-      </w:r>
-      <w:r>
-        <w:rPr>
-          <w:lang w:val="es-CO"/>
-        </w:rPr>
-        <w:t xml:space="preserve"> </w:t>
-      </w:r>
-      <w:r>
-        <w:rPr>
-          <w:lang w:val="es-CO"/>
-        </w:rPr>
-        <w:t xml:space="preserve">y usuario de consulta</w:t>
+        <w:t xml:space="preserve">vetdb</w:t>
+      </w:r>
+      <w:r>
+        <w:rPr>
+          <w:lang w:val="es-CO"/>
+        </w:rPr>
+        <w:t xml:space="preserve"> </w:t>
+      </w:r>
+      <w:r>
+        <w:rPr>
+          <w:lang w:val="es-CO"/>
+        </w:rPr>
+        <w:t xml:space="preserve">y el usuario de consulta</w:t>
       </w:r>
       <w:r>
         <w:rPr>
@@ -474,13 +513,13 @@
           <w:rStyle w:val="VerbatimChar"/>
           <w:lang w:val="es-CO"/>
         </w:rPr>
-        <w:t xml:space="preserve">VET_APP</w:t>
-      </w:r>
-      <w:r>
-        <w:rPr>
-          <w:lang w:val="es-CO"/>
-        </w:rPr>
-        <w:t xml:space="preserve">. La conectividad desde la aplicación se realizará mediante JDBC con el controlador Thin de Oracle. La selección detallada del motor corresponde al análisis de RDBMS de esta fase.</w:t>
+        <w:t xml:space="preserve">vet_app</w:t>
+      </w:r>
+      <w:r>
+        <w:rPr>
+          <w:lang w:val="es-CO"/>
+        </w:rPr>
+        <w:t xml:space="preserve">. La aplicación Java usa JDBC con MySQL Connector/J y la administración gráfica se realiza desde MySQL Workbench en el anfitrión. La primera instalación con Oracle Database Free quedó como respaldo. La selección detallada del motor corresponde al análisis de RDBMS de esta fase.</w:t>
       </w:r>
     </w:p>
     <w:p>
@@ -590,7 +629,7 @@
                 <w:sz w:val="19"/>
                 <w:lang w:val="es-CO"/>
               </w:rPr>
-              <w:t xml:space="preserve">Anfitrión</w:t>
+              <w:t xml:space="preserve">Anfitrión de simulación</w:t>
             </w:r>
           </w:p>
         </w:tc>
@@ -669,7 +708,7 @@
                 <w:sz w:val="19"/>
                 <w:lang w:val="es-CO"/>
               </w:rPr>
-              <w:t xml:space="preserve">x86_64, correspondiente al procesador Intel y al RPM seleccionado</w:t>
+              <w:t xml:space="preserve">x86_64, correspondiente al procesador Intel y a los paquetes del repositorio</w:t>
             </w:r>
           </w:p>
         </w:tc>
@@ -733,7 +772,7 @@
                 <w:sz w:val="19"/>
                 <w:lang w:val="es-CO"/>
               </w:rPr>
-              <w:t xml:space="preserve">La asignación deja aproximadamente 12 GB de RAM fuera de la VM, antes de considerar la sobrecarga de virtualización</w:t>
+              <w:t xml:space="preserve">La asignación deja aproximadamente 10 GB de RAM fuera de la VM, antes de considerar la sobrecarga de virtualización</w:t>
             </w:r>
           </w:p>
         </w:tc>
@@ -765,7 +804,7 @@
                 <w:sz w:val="19"/>
                 <w:lang w:val="es-CO"/>
               </w:rPr>
-              <w:t xml:space="preserve">Acceso local mediante reenvío de puertos y acceso SSH controlado; sin publicación directa del listener en Internet</w:t>
+              <w:t xml:space="preserve">Reenvío local para SSH y MySQL en el puerto 3306; acceso desde Workbench en el anfitrión</w:t>
             </w:r>
           </w:p>
         </w:tc>
@@ -799,7 +838,7 @@
         <w:rPr>
           <w:lang w:val="es-CO"/>
         </w:rPr>
-        <w:t xml:space="preserve">). Los límites de Oracle Database Free son</w:t>
+        <w:t xml:space="preserve">). Workbench se ejecuta en el anfitrión. La base SIGEVET ocupa</w:t>
       </w:r>
       <w:r>
         <w:rPr>
@@ -813,13 +852,19 @@
           <w:bCs/>
           <w:lang w:val="es-CO"/>
         </w:rPr>
-        <w:t xml:space="preserve">2 hilos de CPU, 2 GB de RAM para la base de datos y 12 GB de datos de usuario</w:t>
-      </w:r>
-      <w:r>
-        <w:rPr>
-          <w:lang w:val="es-CO"/>
-        </w:rPr>
-        <w:t xml:space="preserve">; no equivalen a los recursos totales del sistema invitado. Los 6 GiB de RAM y 40 GiB de disco de la VM también atienden al sistema operativo, archivos temporales, registros y exportaciones; con la base de datos en funcionamiento la VM conserva memoria disponible. [1]</w:t>
+        <w:t xml:space="preserve">1,08 MB</w:t>
+      </w:r>
+      <w:r>
+        <w:rPr>
+          <w:lang w:val="es-CO"/>
+        </w:rPr>
+        <w:t xml:space="preserve"> </w:t>
+      </w:r>
+      <w:r>
+        <w:rPr>
+          <w:lang w:val="es-CO"/>
+        </w:rPr>
+        <w:t xml:space="preserve">según la evidencia de implementación; este tamaño no equivale al consumo de memoria del servidor. Los 6 GiB de RAM y 40 GiB de disco también cubren el sistema operativo, la aplicación Java, registros, archivos temporales y exportaciones.</w:t>
       </w:r>
     </w:p>
     <w:p>
@@ -879,7 +924,7 @@
         <w:rPr>
           <w:lang w:val="es-CO"/>
         </w:rPr>
-        <w:t xml:space="preserve">en el computador del equipo que funcionará como servidor durante la demostración (Windows o Linux sobre x86_64). Mientras se define ese equipo, la VM se construye y se prueba en un ambiente de simulación con</w:t>
+        <w:t xml:space="preserve">en el computador del equipo que funcionará como servidor durante la demostración (Windows o Linux sobre x86_64). La simulación en macOS usa</w:t>
       </w:r>
       <w:r>
         <w:rPr>
@@ -899,7 +944,7 @@
         <w:rPr>
           <w:lang w:val="es-CO"/>
         </w:rPr>
-        <w:t xml:space="preserve">, mediante el tipo de VM</w:t>
+        <w:t xml:space="preserve">, con tipo de VM</w:t>
       </w:r>
       <w:r>
         <w:rPr>
@@ -943,7 +988,7 @@
         <w:rPr>
           <w:lang w:val="es-CO"/>
         </w:rPr>
-        <w:t xml:space="preserve">. El backend admite equipos Intel con macOS 13 o superior y exige coincidencia de arquitectura entre anfitrión e invitado. macOS Sonoma 14.8 cumple esa condición. No se atribuye certificación Oracle al hipervisor Lima. [2]</w:t>
+        <w:t xml:space="preserve">. Este backend exige coincidencia de arquitectura entre anfitrión e invitado; el MacBook Intel cumple esa condición. [2]</w:t>
       </w:r>
     </w:p>
     <w:p>
@@ -954,7 +999,7 @@
         <w:rPr>
           <w:lang w:val="es-CO"/>
         </w:rPr>
-        <w:t xml:space="preserve">La fórmula de QEMU en Homebrew ya no ofrece paquetes binarios precompilados para macOS Intel. Compilarlo y resolver sus dependencias agrega trabajo de infraestructura que no aporta a los objetivos de la asignatura. VirtualBox requiere precisar la versión: las instalaciones antiguas para macOS que emplean extensiones de kernel necesitan autorización administrativa y aprobación de esas extensiones; VirtualBox 7 eliminó tales extensiones y adoptó frameworks de Apple. Por tanto, no se considera correcto afirmar que todas sus versiones actuales requieren extensiones de kernel. Por eso en el MacBook se usó Lima, que permite mantener una configuración declarativa ajustada al anfitrión disponible. [3, 4]</w:t>
+        <w:t xml:space="preserve">Lima permite conservar una configuración declarativa para la simulación disponible. VirtualBox se mantiene como plataforma de la entrega en el equipo servidor. La elección del hipervisor depende del anfitrión y no cambia la selección de Linux como sistema invitado. [2, 3]</w:t>
       </w:r>
     </w:p>
     <w:p>
@@ -991,7 +1036,26 @@
         <w:rPr>
           <w:lang w:val="es-CO"/>
         </w:rPr>
-        <w:t xml:space="preserve">se usará VirtualBox: crear una VM Linux de 64 bits, instalar Oracle Linux 9 desde un medio oficial, asignar 4 vCPU, 6 GB de RAM y 40 GB de disco, y usar NAT con reenvío de puertos para SSH y la base de datos. Se debe habilitar la virtualización del procesador y verificar la compatibilidad con el hipervisor activo en Windows. Los scripts de instalación, la PDB y los usuarios son los mismos en los dos ambientes; la guía corresponde al documento de implementación de la VM. [4]</w:t>
+        <w:t xml:space="preserve">se creará una VM Linux de 64 bits con un medio oficial de Oracle Linux 9, 4 vCPU, 6 GiB de RAM y 40 GiB de disco. Se podrá usar NAT con reenvío de puertos o red puente para acceder desde Workbench. Se debe habilitar la virtualización del procesador y verificar la compatibilidad con el hipervisor activo en Windows. En ambos ambientes se conservan la versión de MySQL, la base</w:t>
+      </w:r>
+      <w:r>
+        <w:rPr>
+          <w:lang w:val="es-CO"/>
+        </w:rPr>
+        <w:t xml:space="preserve"> </w:t>
+      </w:r>
+      <w:r>
+        <w:rPr>
+          <w:rStyle w:val="VerbatimChar"/>
+          <w:lang w:val="es-CO"/>
+        </w:rPr>
+        <w:t xml:space="preserve">sigevet</w:t>
+      </w:r>
+      <w:r>
+        <w:rPr>
+          <w:lang w:val="es-CO"/>
+        </w:rPr>
+        <w:t xml:space="preserve">, los usuarios y los scripts; la guía corresponde al documento de implementación de la VM. [3]</w:t>
       </w:r>
     </w:p>
     <w:p>
@@ -1048,7 +1112,7 @@
         <w:rPr>
           <w:lang w:val="es-CO"/>
         </w:rPr>
-        <w:t xml:space="preserve">Distribución empresarial compatible con RHEL, disponible para descargar, usar y redistribuir sin costo, con licencias de sus componentes y soporte comercial opcional. Ofrece Unbreakable Enterprise Kernel (UEK) y Red Hat Compatible Kernel (RHCK). El soporte contratado sigue un ciclo empresarial prolongado; las modalidades básico y Premier anuncian diez años de cobertura. La descarga gratuita no incluye un acuerdo de nivel de servicio. [5, 6]</w:t>
+        <w:t xml:space="preserve">Distribución empresarial compatible a nivel de aplicaciones con RHEL, disponible sin costo de descarga y uso, con licencias por componente y soporte comercial opcional. Ofrece Unbreakable Enterprise Kernel (UEK) y Red Hat Compatible Kernel (RHCK), repositorios públicos y un ciclo empresarial de mantenimiento. La descarga gratuita no incluye soporte contratado. [4, 5]</w:t>
       </w:r>
     </w:p>
     <w:p>
@@ -1073,7 +1137,7 @@
         <w:rPr>
           <w:lang w:val="es-CO"/>
         </w:rPr>
-        <w:t xml:space="preserve">Oracle documenta y admite Oracle Linux 9 x86_64 para su base de datos. El paquete</w:t>
+        <w:t xml:space="preserve">MySQL 8.4 se instala desde AppStream con</w:t>
       </w:r>
       <w:r>
         <w:rPr>
@@ -1086,13 +1150,13 @@
           <w:rStyle w:val="VerbatimChar"/>
           <w:lang w:val="es-CO"/>
         </w:rPr>
-        <w:t xml:space="preserve">oracle-ai-database-preinstall-26ai</w:t>
-      </w:r>
-      <w:r>
-        <w:rPr>
-          <w:lang w:val="es-CO"/>
-        </w:rPr>
-        <w:t xml:space="preserve">, disponible mediante los repositorios oficiales, instala dependencias y configura parámetros del sistema. Se debe elegir una revisión menor y un kernel incluidos en los requisitos publicados. SELinux,</w:t>
+        <w:t xml:space="preserve">dnf module install mysql:8.4</w:t>
+      </w:r>
+      <w:r>
+        <w:rPr>
+          <w:lang w:val="es-CO"/>
+        </w:rPr>
+        <w:t xml:space="preserve">, sin descargar RPM por separado. La evidencia del proyecto registra</w:t>
       </w:r>
       <w:r>
         <w:rPr>
@@ -1105,13 +1169,19 @@
           <w:rStyle w:val="VerbatimChar"/>
           <w:lang w:val="es-CO"/>
         </w:rPr>
-        <w:t xml:space="preserve">dnf</w:t>
-      </w:r>
-      <w:r>
-        <w:rPr>
-          <w:lang w:val="es-CO"/>
-        </w:rPr>
-        <w:t xml:space="preserve">,</w:t>
+        <w:t xml:space="preserve">mysql-server</w:t>
+      </w:r>
+      <w:r>
+        <w:rPr>
+          <w:lang w:val="es-CO"/>
+        </w:rPr>
+        <w:t xml:space="preserve"> </w:t>
+      </w:r>
+      <w:r>
+        <w:rPr>
+          <w:lang w:val="es-CO"/>
+        </w:rPr>
+        <w:t xml:space="preserve">de la rama 8.4 y</w:t>
       </w:r>
       <w:r>
         <w:rPr>
@@ -1124,6 +1194,25 @@
           <w:rStyle w:val="VerbatimChar"/>
           <w:lang w:val="es-CO"/>
         </w:rPr>
+        <w:t xml:space="preserve">mysql-selinux</w:t>
+      </w:r>
+      <w:r>
+        <w:rPr>
+          <w:lang w:val="es-CO"/>
+        </w:rPr>
+        <w:t xml:space="preserve">; este último aporta la política SELinux para el servicio.</w:t>
+      </w:r>
+      <w:r>
+        <w:rPr>
+          <w:lang w:val="es-CO"/>
+        </w:rPr>
+        <w:t xml:space="preserve"> </w:t>
+      </w:r>
+      <w:r>
+        <w:rPr>
+          <w:rStyle w:val="VerbatimChar"/>
+          <w:lang w:val="es-CO"/>
+        </w:rPr>
         <w:t xml:space="preserve">systemd</w:t>
       </w:r>
       <w:r>
@@ -1161,7 +1250,7 @@
         <w:rPr>
           <w:lang w:val="es-CO"/>
         </w:rPr>
-        <w:t xml:space="preserve">permiten administrar el laboratorio con herramientas empresariales.</w:t>
+        <w:t xml:space="preserve">permiten gestionar su arranque y el puerto 3306.</w:t>
       </w:r>
       <w:r>
         <w:rPr>
@@ -1187,7 +1276,7 @@
         <w:rPr>
           <w:lang w:val="es-CO"/>
         </w:rPr>
-        <w:t xml:space="preserve">exige aprender administración RPM y validar la combinación de revisión y kernel; las herramientas de soporte contratadas no se presuponen gratuitas. La compatibilidad certificada de la plataforma no significa soporte comercial para la edición Free. [1, 5, 6]</w:t>
+        <w:t xml:space="preserve">el equipo debe aprender administración RPM y revisar por separado el ciclo del sistema y el del módulo MySQL; no son necesariamente iguales. [1]</w:t>
       </w:r>
     </w:p>
     <w:p>
@@ -1221,7 +1310,7 @@
         <w:rPr>
           <w:lang w:val="es-CO"/>
         </w:rPr>
-        <w:t xml:space="preserve">Distribución comunitaria empresarial gratuita y de código abierto, con licencias por componente y orientación a compatibilidad con RHEL. La rama mayor contempla diez años: cinco de soporte activo y cinco de mantenimiento de seguridad; debe utilizarse la revisión menor admitida. [7]</w:t>
+        <w:t xml:space="preserve">Distribución comunitaria empresarial gratuita y de código abierto, con licencias por componente y orientación a compatibilidad con RHEL. La rama mayor contempla diez años de soporte, entre soporte activo y mantenimiento de seguridad; debe utilizarse una revisión menor admitida. [6]</w:t>
       </w:r>
     </w:p>
     <w:p>
@@ -1246,7 +1335,7 @@
         <w:rPr>
           <w:lang w:val="es-CO"/>
         </w:rPr>
-        <w:t xml:space="preserve">comparte herramientas RPM, SELinux y administración similares a Oracle Linux; resulta adecuada para múltiples motores libres y facilita prácticas de administración empresarial.</w:t>
+        <w:t xml:space="preserve">comparte herramientas RPM, SELinux y administración similares a Oracle Linux; es una alternativa válida para MySQL y Java.</w:t>
       </w:r>
       <w:r>
         <w:rPr>
@@ -1272,7 +1361,7 @@
         <w:rPr>
           <w:lang w:val="es-CO"/>
         </w:rPr>
-        <w:t xml:space="preserve">su compatibilidad con RHEL no demuestra certificación de Oracle Database Free. No se equipara una instalación técnicamente posible del RPM con una plataforma expresamente admitida por Oracle. Se requerirían validaciones adicionales de dependencias y resolución de incidencias, con menor correspondencia con la recomendación del curso. [1, 7]</w:t>
+        <w:t xml:space="preserve">cambiar a ella exigiría repetir la validación de los scripts y la VM, sin una mejora necesaria para esta carga. Su correspondencia con la sugerencia de la asignatura es menor. No se penaliza por una supuesta incompatibilidad con MySQL. [6]</w:t>
       </w:r>
     </w:p>
     <w:p>
@@ -1306,7 +1395,7 @@
         <w:rPr>
           <w:lang w:val="es-CO"/>
         </w:rPr>
-        <w:t xml:space="preserve">Distribución empresarial comunitaria gratuita y de código abierto, con licencias por componente y objetivo de compatibilidad binaria con RHEL. La rama 9 tiene un ciclo de diez años; las revisiones menores deben actualizarse conforme a la política del proyecto. [8]</w:t>
+        <w:t xml:space="preserve">Distribución empresarial comunitaria gratuita y de código abierto, con licencias por componente y orientación a compatibilidad con RHEL. La rama 9 tiene un ciclo de diez años; las revisiones menores deben actualizarse conforme a la política del proyecto. [7]</w:t>
       </w:r>
     </w:p>
     <w:p>
@@ -1331,7 +1420,7 @@
         <w:rPr>
           <w:lang w:val="es-CO"/>
         </w:rPr>
-        <w:t xml:space="preserve">proporciona un entorno RPM con SELinux y herramientas conocidas de administración, apropiado para servidores relacionales.</w:t>
+        <w:t xml:space="preserve">proporciona un entorno RPM con SELinux y herramientas conocidas de administración, apropiado para MySQL y Java.</w:t>
       </w:r>
       <w:r>
         <w:rPr>
@@ -1357,7 +1446,7 @@
         <w:rPr>
           <w:lang w:val="es-CO"/>
         </w:rPr>
-        <w:t xml:space="preserve">la compatibilidad binaria no sustituye la certificación específica del fabricante del RDBMS. Su uso con el RPM Oracle elegido añade comprobaciones de paquetes y kernel que Oracle Linux evita. No presenta una ventaja decisiva para este laboratorio frente a la plataforma documentada por Oracle. [1, 8]</w:t>
+        <w:t xml:space="preserve">al igual que Rocky, requeriría repetir la validación realizada sobre Oracle Linux y ofrece menor correspondencia con la recomendación del curso. No existe una incompatibilidad funcional que la descarte. [7]</w:t>
       </w:r>
     </w:p>
     <w:p>
@@ -1410,7 +1499,7 @@
         <w:rPr>
           <w:lang w:val="es-CO"/>
         </w:rPr>
-        <w:t xml:space="preserve">; las ampliaciones y la cobertura adicional dependen de Ubuntu Pro y sus condiciones. No se supone cobertura idéntica para todos los repositorios. [9]</w:t>
+        <w:t xml:space="preserve">; las ampliaciones y la cobertura adicional dependen de Ubuntu Pro y sus condiciones. No se supone cobertura idéntica para todos los repositorios. [8]</w:t>
       </w:r>
     </w:p>
     <w:p>
@@ -1454,7 +1543,7 @@
         <w:rPr>
           <w:lang w:val="es-CO"/>
         </w:rPr>
-        <w:t xml:space="preserve">, integración con Java y mecanismos como AppArmor; es apropiada para PostgreSQL, MySQL y otros motores con paquetes compatibles.</w:t>
+        <w:t xml:space="preserve">, integración con Java y mecanismos como AppArmor. MySQL dispone de un repositorio APT oficial para Ubuntu.</w:t>
       </w:r>
       <w:r>
         <w:rPr>
@@ -1480,7 +1569,7 @@
         <w:rPr>
           <w:lang w:val="es-CO"/>
         </w:rPr>
-        <w:t xml:space="preserve">Oracle Database Free no la incluye entre las distribuciones admitidas para el RPM seleccionado. Convertir paquetes o instalar mediante procedimientos alternos introduce riesgos innecesarios. El soporte de AppArmor es válido, aunque difiere del entorno SELinux previsto en las prácticas de Oracle Linux. [1, 9]</w:t>
+        <w:t xml:space="preserve">habría que adaptar los comandos RPM del proyecto y comprobar el origen y la versión 8.4 de los paquetes. AppArmor es un control válido; su diferencia frente a SELinux no se considera una falla de seguridad. [8, 11]</w:t>
       </w:r>
     </w:p>
     <w:p>
@@ -1514,7 +1603,7 @@
         <w:rPr>
           <w:lang w:val="es-CO"/>
         </w:rPr>
-        <w:t xml:space="preserve">Distribución comunitaria libre, gratuita y con licencias por componente. La rama tiene aproximadamente tres años de soporte completo y dos adicionales de LTS, con alcance de arquitecturas y paquetes definido por el proyecto. La permanencia de la rama requiere verificar la etapa de mantenimiento y actualizar revisiones de seguridad. [10]</w:t>
+        <w:t xml:space="preserve">Distribución comunitaria libre, gratuita y con licencias por componente. La rama tiene tres años de soporte completo y dos adicionales de LTS, con alcance de arquitecturas y paquetes definido por el proyecto. Debian 12 se encuentra en la etapa LTS; mantenerla exige comprobar esa cobertura y planear la actualización a una rama posterior. [9]</w:t>
       </w:r>
     </w:p>
     <w:p>
@@ -1539,7 +1628,7 @@
         <w:rPr>
           <w:lang w:val="es-CO"/>
         </w:rPr>
-        <w:t xml:space="preserve">instalación mínima de bajo consumo, estabilidad, repositorios amplios y documentación consolidada; facilita desplegar motores libres y aplicaciones Java.</w:t>
+        <w:t xml:space="preserve">instalación mínima de bajo consumo, estabilidad y documentación consolidada. MySQL ofrece un repositorio APT oficial para Debian y Java puede desplegarse en el sistema.</w:t>
       </w:r>
       <w:r>
         <w:rPr>
@@ -1565,7 +1654,32 @@
         <w:rPr>
           <w:lang w:val="es-CO"/>
         </w:rPr>
-        <w:t xml:space="preserve">el RPM de Oracle Database Free no está destinado a Debian. La adaptación del formato de paquetes no aporta certificación y aumentaría el esfuerzo de instalación. Su horizonte de mantenimiento es menor que el de las ramas empresariales evaluadas. [1, 10]</w:t>
+        <w:t xml:space="preserve">se deben adaptar los scripts basados en</w:t>
+      </w:r>
+      <w:r>
+        <w:rPr>
+          <w:lang w:val="es-CO"/>
+        </w:rPr>
+        <w:t xml:space="preserve"> </w:t>
+      </w:r>
+      <w:r>
+        <w:rPr>
+          <w:rStyle w:val="VerbatimChar"/>
+          <w:lang w:val="es-CO"/>
+        </w:rPr>
+        <w:t xml:space="preserve">dnf</w:t>
+      </w:r>
+      <w:r>
+        <w:rPr>
+          <w:lang w:val="es-CO"/>
+        </w:rPr>
+        <w:t xml:space="preserve"> </w:t>
+      </w:r>
+      <w:r>
+        <w:rPr>
+          <w:lang w:val="es-CO"/>
+        </w:rPr>
+        <w:t xml:space="preserve">y seleccionar explícitamente MySQL 8.4; la rama 12 ofrece un horizonte de mantenimiento menor que las ramas empresariales evaluadas. [9, 11]</w:t>
       </w:r>
     </w:p>
     <w:p>
@@ -1599,7 +1713,7 @@
         <w:rPr>
           <w:lang w:val="es-CO"/>
         </w:rPr>
-        <w:t xml:space="preserve">Sistema de la familia BSD Unix, gratuito, con licencia predominantemente BSD permisiva y componentes sujetos a sus propias licencias. La rama 14 dispone de un horizonte aproximado de cinco años; es necesario seguir las revisiones menores admitidas y su política de mantenimiento. Se evalúa como opción Unix permitida por la asignatura. [11]</w:t>
+        <w:t xml:space="preserve">Sistema de la familia BSD Unix, gratuito, con licencia predominantemente BSD permisiva y componentes sujetos a sus propias licencias. Es necesario seguir las revisiones menores admitidas y la política de mantenimiento de la rama 14. Se evalúa como opción Unix permitida por la asignatura. [10]</w:t>
       </w:r>
     </w:p>
     <w:p>
@@ -1649,7 +1763,7 @@
         <w:rPr>
           <w:lang w:val="es-CO"/>
         </w:rPr>
-        <w:t xml:space="preserve">y mecanismos de aislamiento como jails. Puede alojar motores que proporcionen paquetes adecuados.</w:t>
+        <w:t xml:space="preserve">y aislamiento mediante jails; puede alojar MySQL mediante sus paquetes o ports.</w:t>
       </w:r>
       <w:r>
         <w:rPr>
@@ -1675,7 +1789,7 @@
         <w:rPr>
           <w:lang w:val="es-CO"/>
         </w:rPr>
-        <w:t xml:space="preserve">no dispone de una instalación nativa admitida del RPM Oracle Linux seleccionado. Las capas de compatibilidad no equivalen a certificación; además, su administración y virtualización exigirían una ruta distinta de la VM Linux</w:t>
+        <w:t xml:space="preserve">requiere adaptar los scripts que usan</w:t>
       </w:r>
       <w:r>
         <w:rPr>
@@ -1688,19 +1802,51 @@
           <w:rStyle w:val="VerbatimChar"/>
           <w:lang w:val="es-CO"/>
         </w:rPr>
-        <w:t xml:space="preserve">vz</w:t>
-      </w:r>
-      <w:r>
-        <w:rPr>
-          <w:lang w:val="es-CO"/>
-        </w:rPr>
-        <w:t xml:space="preserve"> </w:t>
-      </w:r>
-      <w:r>
-        <w:rPr>
-          <w:lang w:val="es-CO"/>
-        </w:rPr>
-        <w:t xml:space="preserve">prevista. [1, 2, 11]</w:t>
+        <w:t xml:space="preserve">dnf</w:t>
+      </w:r>
+      <w:r>
+        <w:rPr>
+          <w:lang w:val="es-CO"/>
+        </w:rPr>
+        <w:t xml:space="preserve">,</w:t>
+      </w:r>
+      <w:r>
+        <w:rPr>
+          <w:lang w:val="es-CO"/>
+        </w:rPr>
+        <w:t xml:space="preserve"> </w:t>
+      </w:r>
+      <w:r>
+        <w:rPr>
+          <w:rStyle w:val="VerbatimChar"/>
+          <w:lang w:val="es-CO"/>
+        </w:rPr>
+        <w:t xml:space="preserve">systemd</w:t>
+      </w:r>
+      <w:r>
+        <w:rPr>
+          <w:lang w:val="es-CO"/>
+        </w:rPr>
+        <w:t xml:space="preserve">, SELinux y</w:t>
+      </w:r>
+      <w:r>
+        <w:rPr>
+          <w:lang w:val="es-CO"/>
+        </w:rPr>
+        <w:t xml:space="preserve"> </w:t>
+      </w:r>
+      <w:r>
+        <w:rPr>
+          <w:rStyle w:val="VerbatimChar"/>
+          <w:lang w:val="es-CO"/>
+        </w:rPr>
+        <w:t xml:space="preserve">firewalld</w:t>
+      </w:r>
+      <w:r>
+        <w:rPr>
+          <w:lang w:val="es-CO"/>
+        </w:rPr>
+        <w:t xml:space="preserve">, y validar una VM distinta de la simulación Linux prevista. Su menor puntaje responde a este trabajo de adaptación, no a una imposibilidad de ejecutar MySQL. [10]</w:t>
       </w:r>
     </w:p>
     <w:p>
@@ -1754,7 +1900,7 @@
         <w:rPr>
           <w:lang w:val="es-CO"/>
         </w:rPr>
-        <w:t xml:space="preserve">: 1 indica ajuste muy bajo; 2, ajuste bajo con adaptaciones importantes; 3, ajuste aceptable con condiciones; 4, ajuste alto; y 5, ajuste muy alto documentado para el proyecto. Las calificaciones expresan el juicio del equipo y no son resultados de pruebas de rendimiento. Los pesos suman 100 % y se fijan según la dependencia del RDBMS y las condiciones académicas.</w:t>
+        <w:t xml:space="preserve">: 1 indica ajuste muy bajo; 2, ajuste bajo con adaptaciones importantes; 3, ajuste aceptable con condiciones; 4, ajuste alto; y 5, ajuste muy alto para el proyecto. Las calificaciones expresan el juicio del equipo y no son resultados de pruebas comparativas de rendimiento. Los pesos suman 100 %.</w:t>
       </w:r>
     </w:p>
     <w:p>
@@ -1765,7 +1911,7 @@
         <w:rPr>
           <w:lang w:val="es-CO"/>
         </w:rPr>
-        <w:t xml:space="preserve">La compatibilidad certificada recibe el mayor peso porque evita instalar Oracle en plataformas no documentadas. Costo considera uso y redistribución, sin confundirlos con soporte contratado. Soporte valora duración y continuidad de mantenimiento; consumo considera una instalación mínima en la VM. Administración valora paquetes, servicios y recuperación; documentación considera manuales y comunidad. Alineación reconoce la sugerencia expresa de Oracle Linux. Seguridad valora actualizaciones y controles de acceso; SELinux no se utiliza como requisito excluyente frente a mecanismos equivalentes.</w:t>
+        <w:t xml:space="preserve">La adecuación a MySQL y Java recibe el mayor peso: todos los Linux evaluados satisfacen este requisito. Costo considera el uso gratuito sin confundirlo con soporte contratado; soporte valora el ciclo de la rama; consumo estima una instalación mínima, sin afirmar mediciones comparativas. Administración considera paquetes y servicios; documentación, manuales y comunidad; alineación, la sugerencia expresa de Oracle Linux y la continuidad del entorno ya validado. Seguridad reconoce controles equivalentes, sin exigir SELinux como condición excluyente.</w:t>
       </w:r>
     </w:p>
     <w:p>
@@ -1960,7 +2106,8 @@
     <w:tbl>
       <w:tblPr>
         <w:tblStyle w:val="Table"/>
-        <w:tblW w:type="auto" w:w="0"/>
+        <w:tblW w:type="pct" w:w="5000"/>
+        <w:tblLayout w:type="fixed"/>
         <w:tblLook w:firstRow="1" w:lastRow="0" w:firstColumn="0" w:lastColumn="0" w:noHBand="0" w:noVBand="0" w:val="0020"/>
         <w:tblCaption w:val="Matriz de decisión ponderada para la selección del sistema operativo"/>
         <w:tblBorders>
@@ -2143,22 +2290,22 @@
                 <w:sz w:val="19"/>
                 <w:lang w:val="es-CO"/>
               </w:rPr>
-              <w:t xml:space="preserve">Compatibilidad certificada con el RDBMS</w:t>
-            </w:r>
-          </w:p>
-        </w:tc>
-        <w:tc>
-          <w:tcPr/>
-          <w:p>
-            <w:pPr>
-              <w:pStyle w:val="Compact"/>
-            </w:pPr>
-            <w:r>
-              <w:rPr>
-                <w:sz w:val="19"/>
-                <w:lang w:val="es-CO"/>
-              </w:rPr>
-              <w:t xml:space="preserve">30</w:t>
+              <w:t xml:space="preserve">Adecuación a MySQL y Java</w:t>
+            </w:r>
+          </w:p>
+        </w:tc>
+        <w:tc>
+          <w:tcPr/>
+          <w:p>
+            <w:pPr>
+              <w:pStyle w:val="Compact"/>
+            </w:pPr>
+            <w:r>
+              <w:rPr>
+                <w:sz w:val="19"/>
+                <w:lang w:val="es-CO"/>
+              </w:rPr>
+              <w:t xml:space="preserve">25</w:t>
             </w:r>
           </w:p>
         </w:tc>
@@ -2188,67 +2335,67 @@
                 <w:sz w:val="19"/>
                 <w:lang w:val="es-CO"/>
               </w:rPr>
-              <w:t xml:space="preserve">2</w:t>
-            </w:r>
-          </w:p>
-        </w:tc>
-        <w:tc>
-          <w:tcPr/>
-          <w:p>
-            <w:pPr>
-              <w:pStyle w:val="Compact"/>
-            </w:pPr>
-            <w:r>
-              <w:rPr>
-                <w:sz w:val="19"/>
-                <w:lang w:val="es-CO"/>
-              </w:rPr>
-              <w:t xml:space="preserve">2</w:t>
-            </w:r>
-          </w:p>
-        </w:tc>
-        <w:tc>
-          <w:tcPr/>
-          <w:p>
-            <w:pPr>
-              <w:pStyle w:val="Compact"/>
-            </w:pPr>
-            <w:r>
-              <w:rPr>
-                <w:sz w:val="19"/>
-                <w:lang w:val="es-CO"/>
-              </w:rPr>
-              <w:t xml:space="preserve">1</w:t>
-            </w:r>
-          </w:p>
-        </w:tc>
-        <w:tc>
-          <w:tcPr/>
-          <w:p>
-            <w:pPr>
-              <w:pStyle w:val="Compact"/>
-            </w:pPr>
-            <w:r>
-              <w:rPr>
-                <w:sz w:val="19"/>
-                <w:lang w:val="es-CO"/>
-              </w:rPr>
-              <w:t xml:space="preserve">1</w:t>
-            </w:r>
-          </w:p>
-        </w:tc>
-        <w:tc>
-          <w:tcPr/>
-          <w:p>
-            <w:pPr>
-              <w:pStyle w:val="Compact"/>
-            </w:pPr>
-            <w:r>
-              <w:rPr>
-                <w:sz w:val="19"/>
-                <w:lang w:val="es-CO"/>
-              </w:rPr>
-              <w:t xml:space="preserve">1</w:t>
+              <w:t xml:space="preserve">5</w:t>
+            </w:r>
+          </w:p>
+        </w:tc>
+        <w:tc>
+          <w:tcPr/>
+          <w:p>
+            <w:pPr>
+              <w:pStyle w:val="Compact"/>
+            </w:pPr>
+            <w:r>
+              <w:rPr>
+                <w:sz w:val="19"/>
+                <w:lang w:val="es-CO"/>
+              </w:rPr>
+              <w:t xml:space="preserve">5</w:t>
+            </w:r>
+          </w:p>
+        </w:tc>
+        <w:tc>
+          <w:tcPr/>
+          <w:p>
+            <w:pPr>
+              <w:pStyle w:val="Compact"/>
+            </w:pPr>
+            <w:r>
+              <w:rPr>
+                <w:sz w:val="19"/>
+                <w:lang w:val="es-CO"/>
+              </w:rPr>
+              <w:t xml:space="preserve">5</w:t>
+            </w:r>
+          </w:p>
+        </w:tc>
+        <w:tc>
+          <w:tcPr/>
+          <w:p>
+            <w:pPr>
+              <w:pStyle w:val="Compact"/>
+            </w:pPr>
+            <w:r>
+              <w:rPr>
+                <w:sz w:val="19"/>
+                <w:lang w:val="es-CO"/>
+              </w:rPr>
+              <w:t xml:space="preserve">5</w:t>
+            </w:r>
+          </w:p>
+        </w:tc>
+        <w:tc>
+          <w:tcPr/>
+          <w:p>
+            <w:pPr>
+              <w:pStyle w:val="Compact"/>
+            </w:pPr>
+            <w:r>
+              <w:rPr>
+                <w:sz w:val="19"/>
+                <w:lang w:val="es-CO"/>
+              </w:rPr>
+              <w:t xml:space="preserve">4</w:t>
             </w:r>
           </w:p>
         </w:tc>
@@ -2462,7 +2609,7 @@
                 <w:sz w:val="19"/>
                 <w:lang w:val="es-CO"/>
               </w:rPr>
-              <w:t xml:space="preserve">4</w:t>
+              <w:t xml:space="preserve">5</w:t>
             </w:r>
           </w:p>
         </w:tc>
@@ -2661,51 +2808,6 @@
                 <w:sz w:val="19"/>
                 <w:lang w:val="es-CO"/>
               </w:rPr>
-              <w:t xml:space="preserve">4</w:t>
-            </w:r>
-          </w:p>
-        </w:tc>
-        <w:tc>
-          <w:tcPr/>
-          <w:p>
-            <w:pPr>
-              <w:pStyle w:val="Compact"/>
-            </w:pPr>
-            <w:r>
-              <w:rPr>
-                <w:sz w:val="19"/>
-                <w:lang w:val="es-CO"/>
-              </w:rPr>
-              <w:t xml:space="preserve">4</w:t>
-            </w:r>
-          </w:p>
-        </w:tc>
-        <w:tc>
-          <w:tcPr/>
-          <w:p>
-            <w:pPr>
-              <w:pStyle w:val="Compact"/>
-            </w:pPr>
-            <w:r>
-              <w:rPr>
-                <w:sz w:val="19"/>
-                <w:lang w:val="es-CO"/>
-              </w:rPr>
-              <w:t xml:space="preserve">4</w:t>
-            </w:r>
-          </w:p>
-        </w:tc>
-        <w:tc>
-          <w:tcPr/>
-          <w:p>
-            <w:pPr>
-              <w:pStyle w:val="Compact"/>
-            </w:pPr>
-            <w:r>
-              <w:rPr>
-                <w:sz w:val="19"/>
-                <w:lang w:val="es-CO"/>
-              </w:rPr>
               <w:t xml:space="preserve">5</w:t>
             </w:r>
           </w:p>
@@ -2721,7 +2823,52 @@
                 <w:sz w:val="19"/>
                 <w:lang w:val="es-CO"/>
               </w:rPr>
-              <w:t xml:space="preserve">4</w:t>
+              <w:t xml:space="preserve">5</w:t>
+            </w:r>
+          </w:p>
+        </w:tc>
+        <w:tc>
+          <w:tcPr/>
+          <w:p>
+            <w:pPr>
+              <w:pStyle w:val="Compact"/>
+            </w:pPr>
+            <w:r>
+              <w:rPr>
+                <w:sz w:val="19"/>
+                <w:lang w:val="es-CO"/>
+              </w:rPr>
+              <w:t xml:space="preserve">5</w:t>
+            </w:r>
+          </w:p>
+        </w:tc>
+        <w:tc>
+          <w:tcPr/>
+          <w:p>
+            <w:pPr>
+              <w:pStyle w:val="Compact"/>
+            </w:pPr>
+            <w:r>
+              <w:rPr>
+                <w:sz w:val="19"/>
+                <w:lang w:val="es-CO"/>
+              </w:rPr>
+              <w:t xml:space="preserve">5</w:t>
+            </w:r>
+          </w:p>
+        </w:tc>
+        <w:tc>
+          <w:tcPr/>
+          <w:p>
+            <w:pPr>
+              <w:pStyle w:val="Compact"/>
+            </w:pPr>
+            <w:r>
+              <w:rPr>
+                <w:sz w:val="19"/>
+                <w:lang w:val="es-CO"/>
+              </w:rPr>
+              <w:t xml:space="preserve">5</w:t>
             </w:r>
           </w:p>
         </w:tc>
@@ -2875,22 +3022,22 @@
                 <w:sz w:val="19"/>
                 <w:lang w:val="es-CO"/>
               </w:rPr>
-              <w:t xml:space="preserve">Alineación con la asignatura</w:t>
-            </w:r>
-          </w:p>
-        </w:tc>
-        <w:tc>
-          <w:tcPr/>
-          <w:p>
-            <w:pPr>
-              <w:pStyle w:val="Compact"/>
-            </w:pPr>
-            <w:r>
-              <w:rPr>
-                <w:sz w:val="19"/>
-                <w:lang w:val="es-CO"/>
-              </w:rPr>
-              <w:t xml:space="preserve">10</w:t>
+              <w:t xml:space="preserve">Alineación con la asignatura y continuidad</w:t>
+            </w:r>
+          </w:p>
+        </w:tc>
+        <w:tc>
+          <w:tcPr/>
+          <w:p>
+            <w:pPr>
+              <w:pStyle w:val="Compact"/>
+            </w:pPr>
+            <w:r>
+              <w:rPr>
+                <w:sz w:val="19"/>
+                <w:lang w:val="es-CO"/>
+              </w:rPr>
+              <w:t xml:space="preserve">15</w:t>
             </w:r>
           </w:p>
         </w:tc>
@@ -3087,22 +3234,22 @@
                 <w:sz w:val="19"/>
                 <w:lang w:val="es-CO"/>
               </w:rPr>
-              <w:t xml:space="preserve">4</w:t>
-            </w:r>
-          </w:p>
-        </w:tc>
-        <w:tc>
-          <w:tcPr/>
-          <w:p>
-            <w:pPr>
-              <w:pStyle w:val="Compact"/>
-            </w:pPr>
-            <w:r>
-              <w:rPr>
-                <w:sz w:val="19"/>
-                <w:lang w:val="es-CO"/>
-              </w:rPr>
-              <w:t xml:space="preserve">4</w:t>
+              <w:t xml:space="preserve">5</w:t>
+            </w:r>
+          </w:p>
+        </w:tc>
+        <w:tc>
+          <w:tcPr/>
+          <w:p>
+            <w:pPr>
+              <w:pStyle w:val="Compact"/>
+            </w:pPr>
+            <w:r>
+              <w:rPr>
+                <w:sz w:val="19"/>
+                <w:lang w:val="es-CO"/>
+              </w:rPr>
+              <w:t xml:space="preserve">5</w:t>
             </w:r>
           </w:p>
         </w:tc>
@@ -3149,7 +3296,67 @@
                 <w:sz w:val="19"/>
                 <w:lang w:val="es-CO"/>
               </w:rPr>
-              <w:t xml:space="preserve">4,80</w:t>
+              <w:t xml:space="preserve">4,90</w:t>
+            </w:r>
+          </w:p>
+        </w:tc>
+        <w:tc>
+          <w:tcPr/>
+          <w:p>
+            <w:pPr>
+              <w:pStyle w:val="Compact"/>
+            </w:pPr>
+            <w:r>
+              <w:rPr>
+                <w:sz w:val="19"/>
+                <w:lang w:val="es-CO"/>
+              </w:rPr>
+              <w:t xml:space="preserve">4,50</w:t>
+            </w:r>
+          </w:p>
+        </w:tc>
+        <w:tc>
+          <w:tcPr/>
+          <w:p>
+            <w:pPr>
+              <w:pStyle w:val="Compact"/>
+            </w:pPr>
+            <w:r>
+              <w:rPr>
+                <w:sz w:val="19"/>
+                <w:lang w:val="es-CO"/>
+              </w:rPr>
+              <w:t xml:space="preserve">4,50</w:t>
+            </w:r>
+          </w:p>
+        </w:tc>
+        <w:tc>
+          <w:tcPr/>
+          <w:p>
+            <w:pPr>
+              <w:pStyle w:val="Compact"/>
+            </w:pPr>
+            <w:r>
+              <w:rPr>
+                <w:sz w:val="19"/>
+                <w:lang w:val="es-CO"/>
+              </w:rPr>
+              <w:t xml:space="preserve">4,60</w:t>
+            </w:r>
+          </w:p>
+        </w:tc>
+        <w:tc>
+          <w:tcPr/>
+          <w:p>
+            <w:pPr>
+              <w:pStyle w:val="Compact"/>
+            </w:pPr>
+            <w:r>
+              <w:rPr>
+                <w:sz w:val="19"/>
+                <w:lang w:val="es-CO"/>
+              </w:rPr>
+              <w:t xml:space="preserve">4,40</w:t>
             </w:r>
           </w:p>
         </w:tc>
@@ -3165,66 +3372,6 @@
                 <w:lang w:val="es-CO"/>
               </w:rPr>
               <w:t xml:space="preserve">3,60</w:t>
-            </w:r>
-          </w:p>
-        </w:tc>
-        <w:tc>
-          <w:tcPr/>
-          <w:p>
-            <w:pPr>
-              <w:pStyle w:val="Compact"/>
-            </w:pPr>
-            <w:r>
-              <w:rPr>
-                <w:sz w:val="19"/>
-                <w:lang w:val="es-CO"/>
-              </w:rPr>
-              <w:t xml:space="preserve">3,60</w:t>
-            </w:r>
-          </w:p>
-        </w:tc>
-        <w:tc>
-          <w:tcPr/>
-          <w:p>
-            <w:pPr>
-              <w:pStyle w:val="Compact"/>
-            </w:pPr>
-            <w:r>
-              <w:rPr>
-                <w:sz w:val="19"/>
-                <w:lang w:val="es-CO"/>
-              </w:rPr>
-              <w:t xml:space="preserve">3,35</w:t>
-            </w:r>
-          </w:p>
-        </w:tc>
-        <w:tc>
-          <w:tcPr/>
-          <w:p>
-            <w:pPr>
-              <w:pStyle w:val="Compact"/>
-            </w:pPr>
-            <w:r>
-              <w:rPr>
-                <w:sz w:val="19"/>
-                <w:lang w:val="es-CO"/>
-              </w:rPr>
-              <w:t xml:space="preserve">3,15</w:t>
-            </w:r>
-          </w:p>
-        </w:tc>
-        <w:tc>
-          <w:tcPr/>
-          <w:p>
-            <w:pPr>
-              <w:pStyle w:val="Compact"/>
-            </w:pPr>
-            <w:r>
-              <w:rPr>
-                <w:sz w:val="19"/>
-                <w:lang w:val="es-CO"/>
-              </w:rPr>
-              <w:t xml:space="preserve">2,75</w:t>
             </w:r>
           </w:p>
         </w:tc>
@@ -3312,13 +3459,13 @@
           <w:bCs/>
           <w:lang w:val="es-CO"/>
         </w:rPr>
-        <w:t xml:space="preserve">4,80 sobre 5</w:t>
-      </w:r>
-      <w:r>
-        <w:rPr>
-          <w:lang w:val="es-CO"/>
-        </w:rPr>
-        <w:t xml:space="preserve">, frente a 3,60 de Rocky Linux y AlmaLinux. Su principal ventaja es la combinación documentada de SO, arquitectura, kernel y preinstalador del fabricante. Por ejemplo, el total de OL9 es</w:t>
+        <w:t xml:space="preserve">4,90 sobre 5</w:t>
+      </w:r>
+      <w:r>
+        <w:rPr>
+          <w:lang w:val="es-CO"/>
+        </w:rPr>
+        <w:t xml:space="preserve">, frente a 4,60 de Ubuntu y 4,50 de Rocky Linux y AlmaLinux. El total de OL9 es</w:t>
       </w:r>
       <w:r>
         <w:rPr>
@@ -3334,7 +3481,7 @@
           <m:t>(</m:t>
         </m:r>
         <m:r>
-          <m:t>30</m:t>
+          <m:t>25</m:t>
         </m:r>
         <m:r>
           <m:rPr>
@@ -3415,7 +3562,7 @@
           <m:t>×</m:t>
         </m:r>
         <m:r>
-          <m:t>4</m:t>
+          <m:t>5</m:t>
         </m:r>
         <m:r>
           <m:rPr>
@@ -3442,7 +3589,7 @@
           <m:t>+</m:t>
         </m:r>
         <m:r>
-          <m:t>10</m:t>
+          <m:t>15</m:t>
         </m:r>
         <m:r>
           <m:rPr>
@@ -3502,7 +3649,7 @@
           <m:t>,</m:t>
         </m:r>
         <m:r>
-          <m:t>80</m:t>
+          <m:t>90</m:t>
         </m:r>
       </m:oMath>
       <w:r>
@@ -3520,7 +3667,32 @@
         <w:rPr>
           <w:lang w:val="es-CO"/>
         </w:rPr>
-        <w:t xml:space="preserve">Las seis alternativas tienen opciones de uso sin costo de licencia; por ello, ese criterio no determina el ganador. Ubuntu y Debian son opciones razonables para una solución basada en motores libres, pero no eliminan la necesidad de adaptar la instalación de Oracle. La equivalencia de puntuaciones entre Rocky y AlmaLinux refleja su ajuste semejante a este caso, sin afirmar que ambos proyectos sean idénticos.</w:t>
+        <w:t xml:space="preserve">Las seis alternativas tienen opciones de uso sin costo de licencia. MySQL funciona en los Linux evaluados, por lo que la compatibilidad tampoco decide por sí sola. Oracle Linux gana por su correspondencia con la asignatura, la disponibilidad directa de</w:t>
+      </w:r>
+      <w:r>
+        <w:rPr>
+          <w:lang w:val="es-CO"/>
+        </w:rPr>
+        <w:t xml:space="preserve"> </w:t>
+      </w:r>
+      <w:r>
+        <w:rPr>
+          <w:rStyle w:val="VerbatimChar"/>
+          <w:lang w:val="es-CO"/>
+        </w:rPr>
+        <w:t xml:space="preserve">mysql:8.4</w:t>
+      </w:r>
+      <w:r>
+        <w:rPr>
+          <w:lang w:val="es-CO"/>
+        </w:rPr>
+        <w:t xml:space="preserve"> </w:t>
+      </w:r>
+      <w:r>
+        <w:rPr>
+          <w:lang w:val="es-CO"/>
+        </w:rPr>
+        <w:t xml:space="preserve">en AppStream y la continuidad de los scripts y la VM ya comprobados. Ubuntu y Debian siguen siendo opciones válidas; Rocky y AlmaLinux reciben puntajes iguales por su ajuste semejante a este caso.</w:t>
       </w:r>
     </w:p>
     <w:p>
@@ -3531,7 +3703,7 @@
         <w:rPr>
           <w:lang w:val="es-CO"/>
         </w:rPr>
-        <w:t xml:space="preserve">La decisión mantiene el SO definido en la propuesta y reduce el trabajo ajeno al modelado relacional. La validación técnica posterior debe comprobar revisión menor, kernel, conectividad a</w:t>
+        <w:t xml:space="preserve">La evidencia local registra Oracle Linux 9.8, MySQL 8.4, el paquete</w:t>
       </w:r>
       <w:r>
         <w:rPr>
@@ -3544,13 +3716,38 @@
           <w:rStyle w:val="VerbatimChar"/>
           <w:lang w:val="es-CO"/>
         </w:rPr>
-        <w:t xml:space="preserve">FREEPDB1</w:t>
-      </w:r>
-      <w:r>
-        <w:rPr>
-          <w:lang w:val="es-CO"/>
-        </w:rPr>
-        <w:t xml:space="preserve">, funcionamiento de restricciones y acceso de consulta. La matriz justifica una selección; no acredita que la VM ya haya sido instalada ni sometida a pruebas.</w:t>
+        <w:t xml:space="preserve">mysql-selinux</w:t>
+      </w:r>
+      <w:r>
+        <w:rPr>
+          <w:lang w:val="es-CO"/>
+        </w:rPr>
+        <w:t xml:space="preserve">, el servicio</w:t>
+      </w:r>
+      <w:r>
+        <w:rPr>
+          <w:lang w:val="es-CO"/>
+        </w:rPr>
+        <w:t xml:space="preserve"> </w:t>
+      </w:r>
+      <w:r>
+        <w:rPr>
+          <w:rStyle w:val="VerbatimChar"/>
+          <w:lang w:val="es-CO"/>
+        </w:rPr>
+        <w:t xml:space="preserve">mysqld</w:t>
+      </w:r>
+      <w:r>
+        <w:rPr>
+          <w:lang w:val="es-CO"/>
+        </w:rPr>
+        <w:t xml:space="preserve"> </w:t>
+      </w:r>
+      <w:r>
+        <w:rPr>
+          <w:lang w:val="es-CO"/>
+        </w:rPr>
+        <w:t xml:space="preserve">activo y la apertura del puerto 3306. Los documentos de implementación presentan las pruebas de carga, reglas y acceso de consulta. Esta comprobación del entorno elegido no sustituye una comparación de rendimiento entre los seis sistemas.</w:t>
       </w:r>
     </w:p>
     <w:p>
@@ -3721,22 +3918,73 @@
                 <w:sz w:val="19"/>
                 <w:lang w:val="es-CO"/>
               </w:rPr>
-              <w:t xml:space="preserve">Revisión o kernel fuera de los requisitos Oracle</w:t>
-            </w:r>
-          </w:p>
-        </w:tc>
-        <w:tc>
-          <w:tcPr/>
-          <w:p>
-            <w:pPr>
-              <w:pStyle w:val="Compact"/>
-            </w:pPr>
-            <w:r>
-              <w:rPr>
-                <w:sz w:val="19"/>
-                <w:lang w:val="es-CO"/>
-              </w:rPr>
-              <w:t xml:space="preserve">Verificar la matriz oficial x86_64, conservar el identificador de imagen y registrar los paquetes instalados</w:t>
+              <w:t xml:space="preserve">Cambio del módulo o de los paquetes MySQL</w:t>
+            </w:r>
+          </w:p>
+        </w:tc>
+        <w:tc>
+          <w:tcPr/>
+          <w:p>
+            <w:pPr>
+              <w:pStyle w:val="Compact"/>
+            </w:pPr>
+            <w:r>
+              <w:rPr>
+                <w:sz w:val="19"/>
+                <w:lang w:val="es-CO"/>
+              </w:rPr>
+              <w:t xml:space="preserve">Comprobar</w:t>
+            </w:r>
+            <w:r>
+              <w:rPr>
+                <w:sz w:val="19"/>
+                <w:lang w:val="es-CO"/>
+              </w:rPr>
+              <w:t xml:space="preserve"> </w:t>
+            </w:r>
+            <w:r>
+              <w:rPr>
+                <w:rStyle w:val="VerbatimChar"/>
+                <w:sz w:val="19"/>
+                <w:lang w:val="es-CO"/>
+              </w:rPr>
+              <w:t xml:space="preserve">dnf module list mysql</w:t>
+            </w:r>
+            <w:r>
+              <w:rPr>
+                <w:sz w:val="19"/>
+                <w:lang w:val="es-CO"/>
+              </w:rPr>
+              <w:t xml:space="preserve">, seleccionar</w:t>
+            </w:r>
+            <w:r>
+              <w:rPr>
+                <w:sz w:val="19"/>
+                <w:lang w:val="es-CO"/>
+              </w:rPr>
+              <w:t xml:space="preserve"> </w:t>
+            </w:r>
+            <w:r>
+              <w:rPr>
+                <w:rStyle w:val="VerbatimChar"/>
+                <w:sz w:val="19"/>
+                <w:lang w:val="es-CO"/>
+              </w:rPr>
+              <w:t xml:space="preserve">mysql:8.4</w:t>
+            </w:r>
+            <w:r>
+              <w:rPr>
+                <w:sz w:val="19"/>
+                <w:lang w:val="es-CO"/>
+              </w:rPr>
+              <w:t xml:space="preserve"> </w:t>
+            </w:r>
+            <w:r>
+              <w:rPr>
+                <w:sz w:val="19"/>
+                <w:lang w:val="es-CO"/>
+              </w:rPr>
+              <w:t xml:space="preserve">y registrar las versiones instaladas; revisar el ciclo del módulo aparte del SO</w:t>
             </w:r>
           </w:p>
         </w:tc>
@@ -3753,22 +4001,44 @@
                 <w:sz w:val="19"/>
                 <w:lang w:val="es-CO"/>
               </w:rPr>
-              <w:t xml:space="preserve">Diferencias entre Lima en macOS y VirtualBox en Windows</w:t>
-            </w:r>
-          </w:p>
-        </w:tc>
-        <w:tc>
-          <w:tcPr/>
-          <w:p>
-            <w:pPr>
-              <w:pStyle w:val="Compact"/>
-            </w:pPr>
-            <w:r>
-              <w:rPr>
-                <w:sz w:val="19"/>
-                <w:lang w:val="es-CO"/>
-              </w:rPr>
-              <w:t xml:space="preserve">Mantener iguales arquitectura, recursos iniciales, versión del SO, RPM y scripts; comprobar servicios y reenvío de puertos en cada anfitrión</w:t>
+              <w:t xml:space="preserve">Diferencias entre Lima en macOS y VirtualBox en el servidor</w:t>
+            </w:r>
+          </w:p>
+        </w:tc>
+        <w:tc>
+          <w:tcPr/>
+          <w:p>
+            <w:pPr>
+              <w:pStyle w:val="Compact"/>
+            </w:pPr>
+            <w:r>
+              <w:rPr>
+                <w:sz w:val="19"/>
+                <w:lang w:val="es-CO"/>
+              </w:rPr>
+              <w:t xml:space="preserve">Mantener arquitectura, recursos iniciales, versiones y scripts; comprobar</w:t>
+            </w:r>
+            <w:r>
+              <w:rPr>
+                <w:sz w:val="19"/>
+                <w:lang w:val="es-CO"/>
+              </w:rPr>
+              <w:t xml:space="preserve"> </w:t>
+            </w:r>
+            <w:r>
+              <w:rPr>
+                <w:rStyle w:val="VerbatimChar"/>
+                <w:sz w:val="19"/>
+                <w:lang w:val="es-CO"/>
+              </w:rPr>
+              <w:t xml:space="preserve">mysqld</w:t>
+            </w:r>
+            <w:r>
+              <w:rPr>
+                <w:sz w:val="19"/>
+                <w:lang w:val="es-CO"/>
+              </w:rPr>
+              <w:t xml:space="preserve">, la aplicación y la conexión de Workbench en cada anfitrión</w:t>
             </w:r>
           </w:p>
         </w:tc>
@@ -3817,22 +4087,22 @@
                 <w:sz w:val="19"/>
                 <w:lang w:val="es-CO"/>
               </w:rPr>
-              <w:t xml:space="preserve">Edición Oracle Free sin parches de seguridad ni solicitudes de soporte</w:t>
-            </w:r>
-          </w:p>
-        </w:tc>
-        <w:tc>
-          <w:tcPr/>
-          <w:p>
-            <w:pPr>
-              <w:pStyle w:val="Compact"/>
-            </w:pPr>
-            <w:r>
-              <w:rPr>
-                <w:sz w:val="19"/>
-                <w:lang w:val="es-CO"/>
-              </w:rPr>
-              <w:t xml:space="preserve">Usar datos sintéticos, restringir la red al laboratorio y evaluar una edición con mantenimiento antes de un uso real; actualizar el SO no corrige vulnerabilidades internas del motor</w:t>
+              <w:t xml:space="preserve">Acceso al puerto 3306 desde una red no prevista</w:t>
+            </w:r>
+          </w:p>
+        </w:tc>
+        <w:tc>
+          <w:tcPr/>
+          <w:p>
+            <w:pPr>
+              <w:pStyle w:val="Compact"/>
+            </w:pPr>
+            <w:r>
+              <w:rPr>
+                <w:sz w:val="19"/>
+                <w:lang w:val="es-CO"/>
+              </w:rPr>
+              <w:t xml:space="preserve">Limitar el reenvío o las reglas de red al entorno de demostración y proteger las claves fuera de Git</w:t>
             </w:r>
           </w:p>
         </w:tc>
@@ -3864,7 +4134,29 @@
                 <w:sz w:val="19"/>
                 <w:lang w:val="es-CO"/>
               </w:rPr>
-              <w:t xml:space="preserve">Revisar registros, contextos y reglas específicas, sin desactivar globalmente los controles como solución permanente</w:t>
+              <w:t xml:space="preserve">Conservar</w:t>
+            </w:r>
+            <w:r>
+              <w:rPr>
+                <w:sz w:val="19"/>
+                <w:lang w:val="es-CO"/>
+              </w:rPr>
+              <w:t xml:space="preserve"> </w:t>
+            </w:r>
+            <w:r>
+              <w:rPr>
+                <w:rStyle w:val="VerbatimChar"/>
+                <w:sz w:val="19"/>
+                <w:lang w:val="es-CO"/>
+              </w:rPr>
+              <w:t xml:space="preserve">mysql-selinux</w:t>
+            </w:r>
+            <w:r>
+              <w:rPr>
+                <w:sz w:val="19"/>
+                <w:lang w:val="es-CO"/>
+              </w:rPr>
+              <w:t xml:space="preserve">, revisar registros y contextos, y permitir solo los puertos necesarios sin desactivar globalmente los controles</w:t>
             </w:r>
           </w:p>
         </w:tc>
@@ -3901,7 +4193,7 @@
         <w:rPr>
           <w:lang w:val="es-CO"/>
         </w:rPr>
-        <w:t xml:space="preserve">Se adopta Oracle Linux 9 x86_64 para el ambiente académico virtualizado de SIGEVET. La selección satisface la restricción Linux/Unix, coincide con la sugerencia de la asignatura y ofrece la ruta de instalación documentada para Oracle AI Database 26ai Free. Su viabilidad depende de verificar el kernel y la revisión menor admitidos y de mantener el alcance de laboratorio con recursos y accesos controlados.</w:t>
+        <w:t xml:space="preserve">Se adopta Oracle Linux 9 x86_64 para el ambiente académico virtualizado de SIGEVET con MySQL 8.4 LTS Community Edition. Cumple la restricción Linux/Unix, coincide con la sugerencia de la asignatura y permite instalar el motor desde AppStream con su política SELinux. La VM definitiva se ejecutará en VirtualBox y la simulación en macOS se mantiene con Lima.</w:t>
       </w:r>
     </w:p>
     <w:p>
@@ -3953,14 +4245,20 @@
             <w:rStyle w:val="Hyperlink"/>
             <w:lang w:val="es-CO"/>
           </w:rPr>
-          <w:t xml:space="preserve">Requisitos de Oracle AI Database Free</w:t>
+          <w:t xml:space="preserve">Módulo MySQL 8.4 de Oracle Linux 9</w:t>
         </w:r>
       </w:hyperlink>
       <w:r>
         <w:rPr>
           <w:lang w:val="es-CO"/>
         </w:rPr>
-        <w:t xml:space="preserve">,</w:t>
+        <w:t xml:space="preserve"> </w:t>
+      </w:r>
+      <w:r>
+        <w:rPr>
+          <w:lang w:val="es-CO"/>
+        </w:rPr>
+        <w:t xml:space="preserve">y</w:t>
       </w:r>
       <w:r>
         <w:rPr>
@@ -3974,57 +4272,28 @@
             <w:rStyle w:val="Hyperlink"/>
             <w:lang w:val="es-CO"/>
           </w:rPr>
-          <w:t xml:space="preserve">Oracle Linux 9 x86_64 admitido</w:t>
+          <w:t xml:space="preserve">ciclo de los módulos AppStream</w:t>
         </w:r>
       </w:hyperlink>
       <w:r>
         <w:rPr>
           <w:lang w:val="es-CO"/>
         </w:rPr>
-        <w:t xml:space="preserve">,</w:t>
-      </w:r>
-      <w:r>
-        <w:rPr>
-          <w:lang w:val="es-CO"/>
-        </w:rPr>
-        <w:t xml:space="preserve"> </w:t>
-      </w:r>
-      <w:hyperlink r:id="rId38">
-        <w:r>
-          <w:rPr>
-            <w:rStyle w:val="Hyperlink"/>
-            <w:lang w:val="es-CO"/>
-          </w:rPr>
-          <w:t xml:space="preserve">límites y soporte de Free</w:t>
-        </w:r>
-      </w:hyperlink>
-      <w:r>
-        <w:rPr>
-          <w:lang w:val="es-CO"/>
-        </w:rPr>
-        <w:t xml:space="preserve"> </w:t>
-      </w:r>
-      <w:r>
-        <w:rPr>
-          <w:lang w:val="es-CO"/>
-        </w:rPr>
-        <w:t xml:space="preserve">y</w:t>
-      </w:r>
-      <w:r>
-        <w:rPr>
-          <w:lang w:val="es-CO"/>
-        </w:rPr>
-        <w:t xml:space="preserve"> </w:t>
-      </w:r>
-      <w:hyperlink r:id="rId39">
-        <w:r>
-          <w:rPr>
-            <w:rStyle w:val="Hyperlink"/>
-            <w:lang w:val="es-CO"/>
-          </w:rPr>
-          <w:t xml:space="preserve">explicación de los límites por hilos de CPU</w:t>
-        </w:r>
-      </w:hyperlink>
+        <w:t xml:space="preserve">. Evidencia local:</w:t>
+      </w:r>
+      <w:r>
+        <w:rPr>
+          <w:lang w:val="es-CO"/>
+        </w:rPr>
+        <w:t xml:space="preserve"> </w:t>
+      </w:r>
+      <w:r>
+        <w:rPr>
+          <w:rStyle w:val="VerbatimChar"/>
+          <w:lang w:val="es-CO"/>
+        </w:rPr>
+        <w:t xml:space="preserve">docs/src/_generado/evidencia_instalacion_mysql.md</w:t>
+      </w:r>
       <w:r>
         <w:rPr>
           <w:lang w:val="es-CO"/>
@@ -4052,7 +4321,7 @@
         </w:rPr>
         <w:t xml:space="preserve"> </w:t>
       </w:r>
-      <w:hyperlink r:id="rId40">
+      <w:hyperlink r:id="rId38">
         <w:r>
           <w:rPr>
             <w:rStyle w:val="Hyperlink"/>
@@ -4080,7 +4349,70 @@
         <w:rPr>
           <w:lang w:val="es-CO"/>
         </w:rPr>
-        <w:t xml:space="preserve">Homebrew.</w:t>
+        <w:t xml:space="preserve">Oracle.</w:t>
+      </w:r>
+      <w:r>
+        <w:rPr>
+          <w:lang w:val="es-CO"/>
+        </w:rPr>
+        <w:t xml:space="preserve"> </w:t>
+      </w:r>
+      <w:hyperlink r:id="rId39">
+        <w:r>
+          <w:rPr>
+            <w:rStyle w:val="Hyperlink"/>
+            <w:lang w:val="es-CO"/>
+          </w:rPr>
+          <w:t xml:space="preserve">Anfitriones y configuración de VirtualBox</w:t>
+        </w:r>
+      </w:hyperlink>
+      <w:r>
+        <w:rPr>
+          <w:lang w:val="es-CO"/>
+        </w:rPr>
+        <w:t xml:space="preserve">.</w:t>
+      </w:r>
+    </w:p>
+    <w:p>
+      <w:pPr>
+        <w:pStyle w:val="Compact"/>
+        <w:numPr>
+          <w:ilvl w:val="0"/>
+          <w:numId w:val="1001"/>
+        </w:numPr>
+      </w:pPr>
+      <w:r>
+        <w:rPr>
+          <w:lang w:val="es-CO"/>
+        </w:rPr>
+        <w:t xml:space="preserve">Oracle.</w:t>
+      </w:r>
+      <w:r>
+        <w:rPr>
+          <w:lang w:val="es-CO"/>
+        </w:rPr>
+        <w:t xml:space="preserve"> </w:t>
+      </w:r>
+      <w:hyperlink r:id="rId40">
+        <w:r>
+          <w:rPr>
+            <w:rStyle w:val="Hyperlink"/>
+            <w:lang w:val="es-CO"/>
+          </w:rPr>
+          <w:t xml:space="preserve">Compatibilidad de Oracle Linux con RHEL</w:t>
+        </w:r>
+      </w:hyperlink>
+      <w:r>
+        <w:rPr>
+          <w:lang w:val="es-CO"/>
+        </w:rPr>
+        <w:t xml:space="preserve"> </w:t>
+      </w:r>
+      <w:r>
+        <w:rPr>
+          <w:lang w:val="es-CO"/>
+        </w:rPr>
+        <w:t xml:space="preserve">y</w:t>
       </w:r>
       <w:r>
         <w:rPr>
@@ -4094,7 +4426,7 @@
             <w:rStyle w:val="Hyperlink"/>
             <w:lang w:val="es-CO"/>
           </w:rPr>
-          <w:t xml:space="preserve">Fórmula QEMU y plataformas con paquetes precompilados</w:t>
+          <w:t xml:space="preserve">repositorios públicos yum</w:t>
         </w:r>
       </w:hyperlink>
       <w:r>
@@ -4130,7 +4462,7 @@
             <w:rStyle w:val="Hyperlink"/>
             <w:lang w:val="es-CO"/>
           </w:rPr>
-          <w:t xml:space="preserve">Notas de VirtualBox 7.0</w:t>
+          <w:t xml:space="preserve">Soporte de Oracle Linux</w:t>
         </w:r>
       </w:hyperlink>
       <w:r>
@@ -4157,7 +4489,7 @@
             <w:rStyle w:val="Hyperlink"/>
             <w:lang w:val="es-CO"/>
           </w:rPr>
-          <w:t xml:space="preserve">anfitriones y configuración de VirtualBox</w:t>
+          <w:t xml:space="preserve">kernels de Oracle Linux 9</w:t>
         </w:r>
       </w:hyperlink>
       <w:r>
@@ -4179,7 +4511,7 @@
         <w:rPr>
           <w:lang w:val="es-CO"/>
         </w:rPr>
-        <w:t xml:space="preserve">Oracle.</w:t>
+        <w:t xml:space="preserve">Rocky Linux.</w:t>
       </w:r>
       <w:r>
         <w:rPr>
@@ -4188,132 +4520,6 @@
         <w:t xml:space="preserve"> </w:t>
       </w:r>
       <w:hyperlink r:id="rId44">
-        <w:r>
-          <w:rPr>
-            <w:rStyle w:val="Hyperlink"/>
-            <w:lang w:val="es-CO"/>
-          </w:rPr>
-          <w:t xml:space="preserve">Servidor público de repositorios yum y condiciones de uso</w:t>
-        </w:r>
-      </w:hyperlink>
-      <w:r>
-        <w:rPr>
-          <w:lang w:val="es-CO"/>
-        </w:rPr>
-        <w:t xml:space="preserve"> </w:t>
-      </w:r>
-      <w:r>
-        <w:rPr>
-          <w:lang w:val="es-CO"/>
-        </w:rPr>
-        <w:t xml:space="preserve">y</w:t>
-      </w:r>
-      <w:r>
-        <w:rPr>
-          <w:lang w:val="es-CO"/>
-        </w:rPr>
-        <w:t xml:space="preserve"> </w:t>
-      </w:r>
-      <w:hyperlink r:id="rId45">
-        <w:r>
-          <w:rPr>
-            <w:rStyle w:val="Hyperlink"/>
-            <w:lang w:val="es-CO"/>
-          </w:rPr>
-          <w:t xml:space="preserve">soporte de Oracle Linux</w:t>
-        </w:r>
-      </w:hyperlink>
-      <w:r>
-        <w:rPr>
-          <w:lang w:val="es-CO"/>
-        </w:rPr>
-        <w:t xml:space="preserve">.</w:t>
-      </w:r>
-    </w:p>
-    <w:p>
-      <w:pPr>
-        <w:pStyle w:val="Compact"/>
-        <w:numPr>
-          <w:ilvl w:val="0"/>
-          <w:numId w:val="1001"/>
-        </w:numPr>
-      </w:pPr>
-      <w:r>
-        <w:rPr>
-          <w:lang w:val="es-CO"/>
-        </w:rPr>
-        <w:t xml:space="preserve">Oracle.</w:t>
-      </w:r>
-      <w:r>
-        <w:rPr>
-          <w:lang w:val="es-CO"/>
-        </w:rPr>
-        <w:t xml:space="preserve"> </w:t>
-      </w:r>
-      <w:hyperlink r:id="rId46">
-        <w:r>
-          <w:rPr>
-            <w:rStyle w:val="Hyperlink"/>
-            <w:lang w:val="es-CO"/>
-          </w:rPr>
-          <w:t xml:space="preserve">Kernels de Oracle Linux 9</w:t>
-        </w:r>
-      </w:hyperlink>
-      <w:r>
-        <w:rPr>
-          <w:lang w:val="es-CO"/>
-        </w:rPr>
-        <w:t xml:space="preserve"> </w:t>
-      </w:r>
-      <w:r>
-        <w:rPr>
-          <w:lang w:val="es-CO"/>
-        </w:rPr>
-        <w:t xml:space="preserve">y</w:t>
-      </w:r>
-      <w:r>
-        <w:rPr>
-          <w:lang w:val="es-CO"/>
-        </w:rPr>
-        <w:t xml:space="preserve"> </w:t>
-      </w:r>
-      <w:hyperlink r:id="rId47">
-        <w:r>
-          <w:rPr>
-            <w:rStyle w:val="Hyperlink"/>
-            <w:lang w:val="es-CO"/>
-          </w:rPr>
-          <w:t xml:space="preserve">descarga e instalación de Free</w:t>
-        </w:r>
-      </w:hyperlink>
-      <w:r>
-        <w:rPr>
-          <w:lang w:val="es-CO"/>
-        </w:rPr>
-        <w:t xml:space="preserve">.</w:t>
-      </w:r>
-    </w:p>
-    <w:p>
-      <w:pPr>
-        <w:pStyle w:val="Compact"/>
-        <w:numPr>
-          <w:ilvl w:val="0"/>
-          <w:numId w:val="1001"/>
-        </w:numPr>
-      </w:pPr>
-      <w:r>
-        <w:rPr>
-          <w:lang w:val="es-CO"/>
-        </w:rPr>
-        <w:t xml:space="preserve">Rocky Linux.</w:t>
-      </w:r>
-      <w:r>
-        <w:rPr>
-          <w:lang w:val="es-CO"/>
-        </w:rPr>
-        <w:t xml:space="preserve"> </w:t>
-      </w:r>
-      <w:hyperlink r:id="rId48">
         <w:r>
           <w:rPr>
             <w:rStyle w:val="Hyperlink"/>
@@ -4340,7 +4546,7 @@
         </w:rPr>
         <w:t xml:space="preserve"> </w:t>
       </w:r>
-      <w:hyperlink r:id="rId49">
+      <w:hyperlink r:id="rId45">
         <w:r>
           <w:rPr>
             <w:rStyle w:val="Hyperlink"/>
@@ -4376,7 +4582,7 @@
         </w:rPr>
         <w:t xml:space="preserve"> </w:t>
       </w:r>
-      <w:hyperlink r:id="rId50">
+      <w:hyperlink r:id="rId46">
         <w:r>
           <w:rPr>
             <w:rStyle w:val="Hyperlink"/>
@@ -4389,27 +4595,6 @@
         <w:rPr>
           <w:lang w:val="es-CO"/>
         </w:rPr>
-        <w:t xml:space="preserve">,</w:t>
-      </w:r>
-      <w:r>
-        <w:rPr>
-          <w:lang w:val="es-CO"/>
-        </w:rPr>
-        <w:t xml:space="preserve"> </w:t>
-      </w:r>
-      <w:hyperlink r:id="rId51">
-        <w:r>
-          <w:rPr>
-            <w:rStyle w:val="Hyperlink"/>
-            <w:lang w:val="es-CO"/>
-          </w:rPr>
-          <w:t xml:space="preserve">comparación de distribuciones empresariales</w:t>
-        </w:r>
-      </w:hyperlink>
-      <w:r>
-        <w:rPr>
-          <w:lang w:val="es-CO"/>
-        </w:rPr>
         <w:t xml:space="preserve"> </w:t>
       </w:r>
       <w:r>
@@ -4424,7 +4609,7 @@
         </w:rPr>
         <w:t xml:space="preserve"> </w:t>
       </w:r>
-      <w:hyperlink r:id="rId52">
+      <w:hyperlink r:id="rId47">
         <w:r>
           <w:rPr>
             <w:rStyle w:val="Hyperlink"/>
@@ -4460,7 +4645,7 @@
         </w:rPr>
         <w:t xml:space="preserve"> </w:t>
       </w:r>
-      <w:hyperlink r:id="rId53">
+      <w:hyperlink r:id="rId48">
         <w:r>
           <w:rPr>
             <w:rStyle w:val="Hyperlink"/>
@@ -4487,7 +4672,7 @@
         </w:rPr>
         <w:t xml:space="preserve"> </w:t>
       </w:r>
-      <w:hyperlink r:id="rId54">
+      <w:hyperlink r:id="rId49">
         <w:r>
           <w:rPr>
             <w:rStyle w:val="Hyperlink"/>
@@ -4523,7 +4708,7 @@
         </w:rPr>
         <w:t xml:space="preserve"> </w:t>
       </w:r>
-      <w:hyperlink r:id="rId55">
+      <w:hyperlink r:id="rId50">
         <w:r>
           <w:rPr>
             <w:rStyle w:val="Hyperlink"/>
@@ -4550,7 +4735,7 @@
         </w:rPr>
         <w:t xml:space="preserve"> </w:t>
       </w:r>
-      <w:hyperlink r:id="rId56">
+      <w:hyperlink r:id="rId51">
         <w:r>
           <w:rPr>
             <w:rStyle w:val="Hyperlink"/>
@@ -4586,7 +4771,7 @@
         </w:rPr>
         <w:t xml:space="preserve"> </w:t>
       </w:r>
-      <w:hyperlink r:id="rId57">
+      <w:hyperlink r:id="rId52">
         <w:r>
           <w:rPr>
             <w:rStyle w:val="Hyperlink"/>
@@ -4607,40 +4792,76 @@
         </w:rPr>
         <w:t xml:space="preserve"> </w:t>
       </w:r>
-      <w:hyperlink r:id="rId58">
-        <w:r>
-          <w:rPr>
-            <w:rStyle w:val="Hyperlink"/>
-            <w:lang w:val="es-CO"/>
-          </w:rPr>
-          <w:t xml:space="preserve">licencia</w:t>
-        </w:r>
-      </w:hyperlink>
-      <w:r>
-        <w:rPr>
-          <w:lang w:val="es-CO"/>
-        </w:rPr>
-        <w:t xml:space="preserve"> </w:t>
-      </w:r>
-      <w:r>
-        <w:rPr>
-          <w:lang w:val="es-CO"/>
-        </w:rPr>
-        <w:t xml:space="preserve">y</w:t>
-      </w:r>
-      <w:r>
-        <w:rPr>
-          <w:lang w:val="es-CO"/>
-        </w:rPr>
-        <w:t xml:space="preserve"> </w:t>
-      </w:r>
-      <w:hyperlink r:id="rId59">
+      <w:hyperlink r:id="rId53">
         <w:r>
           <w:rPr>
             <w:rStyle w:val="Hyperlink"/>
             <w:lang w:val="es-CO"/>
           </w:rPr>
           <w:t xml:space="preserve">modelo de soporte</w:t>
+        </w:r>
+      </w:hyperlink>
+      <w:r>
+        <w:rPr>
+          <w:lang w:val="es-CO"/>
+        </w:rPr>
+        <w:t xml:space="preserve"> </w:t>
+      </w:r>
+      <w:r>
+        <w:rPr>
+          <w:lang w:val="es-CO"/>
+        </w:rPr>
+        <w:t xml:space="preserve">y</w:t>
+      </w:r>
+      <w:r>
+        <w:rPr>
+          <w:lang w:val="es-CO"/>
+        </w:rPr>
+        <w:t xml:space="preserve"> </w:t>
+      </w:r>
+      <w:hyperlink r:id="rId54">
+        <w:r>
+          <w:rPr>
+            <w:rStyle w:val="Hyperlink"/>
+            <w:lang w:val="es-CO"/>
+          </w:rPr>
+          <w:t xml:space="preserve">ports de bases de datos</w:t>
+        </w:r>
+      </w:hyperlink>
+      <w:r>
+        <w:rPr>
+          <w:lang w:val="es-CO"/>
+        </w:rPr>
+        <w:t xml:space="preserve">.</w:t>
+      </w:r>
+    </w:p>
+    <w:p>
+      <w:pPr>
+        <w:pStyle w:val="Compact"/>
+        <w:numPr>
+          <w:ilvl w:val="0"/>
+          <w:numId w:val="1001"/>
+        </w:numPr>
+      </w:pPr>
+      <w:r>
+        <w:rPr>
+          <w:lang w:val="es-CO"/>
+        </w:rPr>
+        <w:t xml:space="preserve">MySQL.</w:t>
+      </w:r>
+      <w:r>
+        <w:rPr>
+          <w:lang w:val="es-CO"/>
+        </w:rPr>
+        <w:t xml:space="preserve"> </w:t>
+      </w:r>
+      <w:hyperlink r:id="rId55">
+        <w:r>
+          <w:rPr>
+            <w:rStyle w:val="Hyperlink"/>
+            <w:lang w:val="es-CO"/>
+          </w:rPr>
+          <w:t xml:space="preserve">Repositorio APT para Debian y Ubuntu</w:t>
         </w:r>
       </w:hyperlink>
       <w:r>

--- a/documentos/fase2/01_Analisis_Seleccion_SO.docx
+++ b/documentos/fase2/01_Analisis_Seleccion_SO.docx
@@ -912,19 +912,19 @@
           <w:bCs/>
           <w:lang w:val="es-CO"/>
         </w:rPr>
-        <w:t xml:space="preserve">Oracle VirtualBox 7</w:t>
-      </w:r>
-      <w:r>
-        <w:rPr>
-          <w:lang w:val="es-CO"/>
-        </w:rPr>
-        <w:t xml:space="preserve"> </w:t>
-      </w:r>
-      <w:r>
-        <w:rPr>
-          <w:lang w:val="es-CO"/>
-        </w:rPr>
-        <w:t xml:space="preserve">en el computador del equipo que funcionará como servidor durante la demostración (Windows o Linux sobre x86_64). La simulación en macOS usa</w:t>
+        <w:t xml:space="preserve">KVM/QEMU</w:t>
+      </w:r>
+      <w:r>
+        <w:rPr>
+          <w:lang w:val="es-CO"/>
+        </w:rPr>
+        <w:t xml:space="preserve"> </w:t>
+      </w:r>
+      <w:r>
+        <w:rPr>
+          <w:lang w:val="es-CO"/>
+        </w:rPr>
+        <w:t xml:space="preserve">(por medio de Lima) en el computador del equipo que funcionará como servidor durante la demostración, un Lenovo con Linux sobre x86_64; en un anfitrión con Windows la alternativa es</w:t>
       </w:r>
       <w:r>
         <w:rPr>
@@ -938,6 +938,26 @@
           <w:bCs/>
           <w:lang w:val="es-CO"/>
         </w:rPr>
+        <w:t xml:space="preserve">Oracle VirtualBox 7</w:t>
+      </w:r>
+      <w:r>
+        <w:rPr>
+          <w:lang w:val="es-CO"/>
+        </w:rPr>
+        <w:t xml:space="preserve">. La simulación en macOS usa</w:t>
+      </w:r>
+      <w:r>
+        <w:rPr>
+          <w:lang w:val="es-CO"/>
+        </w:rPr>
+        <w:t xml:space="preserve"> </w:t>
+      </w:r>
+      <w:r>
+        <w:rPr>
+          <w:b/>
+          <w:bCs/>
+          <w:lang w:val="es-CO"/>
+        </w:rPr>
         <w:t xml:space="preserve">Lima 2.2.1 y Apple Virtualization.framework</w:t>
       </w:r>
       <w:r>
@@ -999,7 +1019,7 @@
         <w:rPr>
           <w:lang w:val="es-CO"/>
         </w:rPr>
-        <w:t xml:space="preserve">Lima permite conservar una configuración declarativa para la simulación disponible. VirtualBox se mantiene como plataforma de la entrega en el equipo servidor. La elección del hipervisor depende del anfitrión y no cambia la selección de Linux como sistema invitado. [2, 3]</w:t>
+        <w:t xml:space="preserve">Lima permite conservar una configuración declarativa para la simulación disponible. En el equipo servidor con Linux se usa el hipervisor del propio kernel (KVM), sin instalar software de terceros. La elección del hipervisor depende del anfitrión y no cambia la selección de Linux como sistema invitado. [2, 3]</w:t>
       </w:r>
     </w:p>
     <w:p>
@@ -4001,7 +4021,7 @@
                 <w:sz w:val="19"/>
                 <w:lang w:val="es-CO"/>
               </w:rPr>
-              <w:t xml:space="preserve">Diferencias entre Lima en macOS y VirtualBox en el servidor</w:t>
+              <w:t xml:space="preserve">Diferencias entre la simulación en macOS (vz) y el servidor con Linux (KVM)</w:t>
             </w:r>
           </w:p>
         </w:tc>

--- a/documentos/fase2/01_Analisis_Seleccion_SO.docx
+++ b/documentos/fase2/01_Analisis_Seleccion_SO.docx
@@ -368,7 +368,7 @@
         <w:rPr>
           <w:lang w:val="es-CO"/>
         </w:rPr>
-        <w:t xml:space="preserve">SIGEVET es el Sistema Integral de Gestión Veterinaria de la organización ficticia Huella Sana S.A.S., una red de cinco clínicas en Usaquén, Chapinero, Chía, Laureles y San Fernando. Su modelo comprende 22 tablas para sedes, personal, propietarios, mascotas, atención clínica, inventarios y facturación. La aplicación web, desarrollada en Java con Servlets y JSP sobre Tomcat, será exclusivamente de consulta. El alcance es un laboratorio académico virtualizado con datos sintéticos.</w:t>
+        <w:t xml:space="preserve">SIGEVET es el Sistema Integral de Gestión Veterinaria de la organización ficticia Huella Sana S.A.S., una red de cinco clínicas en Usaquén, Chapinero, Chía, Laureles y San Fernando. Su modelo comprende 22 tablas para sedes, personal, propietarios, mascotas, atención clínica, inventarios y facturación. La aplicación web, desarrollada en Java con Spring Boot (sin ORM), será exclusivamente de consulta. El alcance es un laboratorio académico virtualizado con datos sintéticos.</w:t>
       </w:r>
     </w:p>
     <w:p>

--- a/documentos/fase2/01_Analisis_Seleccion_SO.docx
+++ b/documentos/fase2/01_Analisis_Seleccion_SO.docx
@@ -285,7 +285,7 @@
       <w:pPr>
         <w:pStyle w:val="Heading1"/>
       </w:pPr>
-      <w:bookmarkStart w:id="19" w:name="_47b0b0c2fb0a64550751876f479b357c9d90ee1"/>
+      <w:bookmarkStart w:id="19" w:name="_objetivo"/>
       <w:r>
         <w:rPr>
           <w:rStyle w:val="SectionNumber"/>
@@ -300,7 +300,7 @@
         <w:rPr>
           <w:lang w:val="es-CO"/>
         </w:rPr>
-        <w:t xml:space="preserve">Introducción y objetivo</w:t>
+        <w:t xml:space="preserve">Objetivo</w:t>
       </w:r>
       <w:bookmarkEnd w:id="19"/>
     </w:p>
@@ -312,7 +312,41 @@
         <w:rPr>
           <w:lang w:val="es-CO"/>
         </w:rPr>
-        <w:t xml:space="preserve">Se selecciona</w:t>
+        <w:t xml:space="preserve">Se comparan seis sistemas Linux y Unix para alojar MySQL 8.4 LTS y la aplicación Java Spring Boot, sin ORM, con datos sintéticos. [1]</w:t>
+      </w:r>
+    </w:p>
+    <w:p>
+      <w:pPr>
+        <w:pStyle w:val="Heading1"/>
+      </w:pPr>
+      <w:bookmarkStart w:id="20" w:name="_b2e4e5c2658930437c392c20d87325d0789a235"/>
+      <w:r>
+        <w:rPr>
+          <w:rStyle w:val="SectionNumber"/>
+          <w:lang w:val="es-CO"/>
+        </w:rPr>
+        <w:t xml:space="preserve">2</w:t>
+      </w:r>
+      <w:r>
+        <w:tab/>
+      </w:r>
+      <w:r>
+        <w:rPr>
+          <w:lang w:val="es-CO"/>
+        </w:rPr>
+        <w:t xml:space="preserve">Requisitos y restricciones</w:t>
+      </w:r>
+      <w:bookmarkEnd w:id="20"/>
+    </w:p>
+    <w:p>
+      <w:pPr>
+        <w:pStyle w:val="FirstParagraph"/>
+      </w:pPr>
+      <w:r>
+        <w:rPr>
+          <w:lang w:val="es-CO"/>
+        </w:rPr>
+        <w:t xml:space="preserve">La asignatura exige Linux o Unix, sugiere Oracle Linux y excluye SQL Server. Se deben demostrar las 22 tablas, integridad, consultas y usuarios.</w:t>
       </w:r>
       <w:r>
         <w:rPr>
@@ -326,19 +360,19 @@
           <w:bCs/>
           <w:lang w:val="es-CO"/>
         </w:rPr>
-        <w:t xml:space="preserve">Oracle Linux 9 (x86_64)</w:t>
-      </w:r>
-      <w:r>
-        <w:rPr>
-          <w:lang w:val="es-CO"/>
-        </w:rPr>
-        <w:t xml:space="preserve"> </w:t>
-      </w:r>
-      <w:r>
-        <w:rPr>
-          <w:lang w:val="es-CO"/>
-        </w:rPr>
-        <w:t xml:space="preserve">como sistema operativo de la máquina virtual de SIGEVET. Ofrece MySQL 8.4 LTS en AppStream mediante el módulo</w:t>
+        <w:t xml:space="preserve">MySQL 8.4 LTS Community Edition</w:t>
+      </w:r>
+      <w:r>
+        <w:rPr>
+          <w:lang w:val="es-CO"/>
+        </w:rPr>
+        <w:t xml:space="preserve"> </w:t>
+      </w:r>
+      <w:r>
+        <w:rPr>
+          <w:lang w:val="es-CO"/>
+        </w:rPr>
+        <w:t xml:space="preserve">usa</w:t>
       </w:r>
       <w:r>
         <w:rPr>
@@ -351,37 +385,70 @@
           <w:rStyle w:val="VerbatimChar"/>
           <w:lang w:val="es-CO"/>
         </w:rPr>
-        <w:t xml:space="preserve">mysql:8.4</w:t>
-      </w:r>
-      <w:r>
-        <w:rPr>
-          <w:lang w:val="es-CO"/>
-        </w:rPr>
-        <w:t xml:space="preserve">, no exige costo de licencia y coincide con la sugerencia de Bases de Datos 1 de la Universidad El Bosque. El objetivo del análisis es justificar la decisión mediante requisitos verificables y una comparación ponderada de seis alternativas Linux y Unix. [1]</w:t>
-      </w:r>
-    </w:p>
-    <w:p>
-      <w:pPr>
-        <w:pStyle w:val="BodyText"/>
-      </w:pPr>
-      <w:r>
-        <w:rPr>
-          <w:lang w:val="es-CO"/>
-        </w:rPr>
-        <w:t xml:space="preserve">SIGEVET es el Sistema Integral de Gestión Veterinaria de la organización ficticia Huella Sana S.A.S., una red de cinco clínicas en Usaquén, Chapinero, Chía, Laureles y San Fernando. Su modelo comprende 22 tablas para sedes, personal, propietarios, mascotas, atención clínica, inventarios y facturación. La aplicación web, desarrollada en Java con Spring Boot (sin ORM), será exclusivamente de consulta. El alcance es un laboratorio académico virtualizado con datos sintéticos.</w:t>
-      </w:r>
-    </w:p>
-    <w:p>
-      <w:pPr>
-        <w:pStyle w:val="Heading1"/>
-      </w:pPr>
-      <w:bookmarkStart w:id="20" w:name="_b2e4e5c2658930437c392c20d87325d0789a235"/>
+        <w:t xml:space="preserve">sigevet</w:t>
+      </w:r>
+      <w:r>
+        <w:rPr>
+          <w:lang w:val="es-CO"/>
+        </w:rPr>
+        <w:t xml:space="preserve">, propietario</w:t>
+      </w:r>
+      <w:r>
+        <w:rPr>
+          <w:lang w:val="es-CO"/>
+        </w:rPr>
+        <w:t xml:space="preserve"> </w:t>
+      </w:r>
+      <w:r>
+        <w:rPr>
+          <w:rStyle w:val="VerbatimChar"/>
+          <w:lang w:val="es-CO"/>
+        </w:rPr>
+        <w:t xml:space="preserve">vetdb</w:t>
+      </w:r>
+      <w:r>
+        <w:rPr>
+          <w:lang w:val="es-CO"/>
+        </w:rPr>
+        <w:t xml:space="preserve"> </w:t>
+      </w:r>
+      <w:r>
+        <w:rPr>
+          <w:lang w:val="es-CO"/>
+        </w:rPr>
+        <w:t xml:space="preserve">y usuario de consulta</w:t>
+      </w:r>
+      <w:r>
+        <w:rPr>
+          <w:lang w:val="es-CO"/>
+        </w:rPr>
+        <w:t xml:space="preserve"> </w:t>
+      </w:r>
+      <w:r>
+        <w:rPr>
+          <w:rStyle w:val="VerbatimChar"/>
+          <w:lang w:val="es-CO"/>
+        </w:rPr>
+        <w:t xml:space="preserve">vet_app</w:t>
+      </w:r>
+      <w:r>
+        <w:rPr>
+          <w:lang w:val="es-CO"/>
+        </w:rPr>
+        <w:t xml:space="preserve">; Java usa JDBC y MySQL Connector/J. Oracle Database Free queda como respaldo.</w:t>
+      </w:r>
+    </w:p>
+    <w:p>
+      <w:pPr>
+        <w:pStyle w:val="Heading2"/>
+      </w:pPr>
+      <w:bookmarkStart w:id="21" w:name="_recursos"/>
       <w:r>
         <w:rPr>
           <w:rStyle w:val="SectionNumber"/>
           <w:lang w:val="es-CO"/>
         </w:rPr>
-        <w:t xml:space="preserve">2</w:t>
+        <w:t xml:space="preserve">2.1</w:t>
       </w:r>
       <w:r>
         <w:tab/>
@@ -390,170 +457,19 @@
         <w:rPr>
           <w:lang w:val="es-CO"/>
         </w:rPr>
-        <w:t xml:space="preserve">Requisitos y restricciones</w:t>
-      </w:r>
-      <w:bookmarkEnd w:id="20"/>
-    </w:p>
-    <w:p>
-      <w:pPr>
-        <w:pStyle w:val="Heading2"/>
-      </w:pPr>
-      <w:bookmarkStart w:id="21" w:name="_39f950377d921fdb41501c4c2204e29c048dfba"/>
-      <w:r>
-        <w:rPr>
-          <w:rStyle w:val="SectionNumber"/>
-          <w:lang w:val="es-CO"/>
-        </w:rPr>
-        <w:t xml:space="preserve">2.1</w:t>
-      </w:r>
-      <w:r>
-        <w:tab/>
-      </w:r>
-      <w:r>
-        <w:rPr>
-          <w:lang w:val="es-CO"/>
-        </w:rPr>
-        <w:t xml:space="preserve">Condiciones académicas y funcionales</w:t>
+        <w:t xml:space="preserve">Recursos</w:t>
       </w:r>
       <w:bookmarkEnd w:id="21"/>
     </w:p>
     <w:p>
       <w:pPr>
-        <w:pStyle w:val="FirstParagraph"/>
-      </w:pPr>
-      <w:r>
-        <w:rPr>
-          <w:lang w:val="es-CO"/>
-        </w:rPr>
-        <w:t xml:space="preserve">La asignatura admite únicamente Linux o Unix para el sistema operativo invitado y sugiere expresamente Oracle Linux. Windows y macOS quedan fuera de la selección del invitado; su uso como anfitriones es independiente de esta restricción. Se debe alojar un RDBMS relacional, ejecutar los scripts de las 22 tablas y demostrar integridad referencial, consultas y administración de usuarios. SQL Server está excluido de la selección del RDBMS.</w:t>
-      </w:r>
-    </w:p>
-    <w:p>
-      <w:pPr>
-        <w:pStyle w:val="BodyText"/>
-      </w:pPr>
-      <w:r>
-        <w:rPr>
-          <w:lang w:val="es-CO"/>
-        </w:rPr>
-        <w:t xml:space="preserve">Se conserva Oracle Linux 9 x86_64 y se adopta</w:t>
-      </w:r>
-      <w:r>
-        <w:rPr>
-          <w:lang w:val="es-CO"/>
-        </w:rPr>
-        <w:t xml:space="preserve"> </w:t>
-      </w:r>
-      <w:r>
-        <w:rPr>
-          <w:b/>
-          <w:bCs/>
-          <w:lang w:val="es-CO"/>
-        </w:rPr>
-        <w:t xml:space="preserve">MySQL 8.4 LTS Community Edition</w:t>
-      </w:r>
-      <w:r>
-        <w:rPr>
-          <w:lang w:val="es-CO"/>
-        </w:rPr>
-        <w:t xml:space="preserve">, con la base</w:t>
-      </w:r>
-      <w:r>
-        <w:rPr>
-          <w:lang w:val="es-CO"/>
-        </w:rPr>
-        <w:t xml:space="preserve"> </w:t>
-      </w:r>
-      <w:r>
-        <w:rPr>
-          <w:rStyle w:val="VerbatimChar"/>
-          <w:lang w:val="es-CO"/>
-        </w:rPr>
-        <w:t xml:space="preserve">sigevet</w:t>
-      </w:r>
-      <w:r>
-        <w:rPr>
-          <w:lang w:val="es-CO"/>
-        </w:rPr>
-        <w:t xml:space="preserve">, el propietario</w:t>
-      </w:r>
-      <w:r>
-        <w:rPr>
-          <w:lang w:val="es-CO"/>
-        </w:rPr>
-        <w:t xml:space="preserve"> </w:t>
-      </w:r>
-      <w:r>
-        <w:rPr>
-          <w:rStyle w:val="VerbatimChar"/>
-          <w:lang w:val="es-CO"/>
-        </w:rPr>
-        <w:t xml:space="preserve">vetdb</w:t>
-      </w:r>
-      <w:r>
-        <w:rPr>
-          <w:lang w:val="es-CO"/>
-        </w:rPr>
-        <w:t xml:space="preserve"> </w:t>
-      </w:r>
-      <w:r>
-        <w:rPr>
-          <w:lang w:val="es-CO"/>
-        </w:rPr>
-        <w:t xml:space="preserve">y el usuario de consulta</w:t>
-      </w:r>
-      <w:r>
-        <w:rPr>
-          <w:lang w:val="es-CO"/>
-        </w:rPr>
-        <w:t xml:space="preserve"> </w:t>
-      </w:r>
-      <w:r>
-        <w:rPr>
-          <w:rStyle w:val="VerbatimChar"/>
-          <w:lang w:val="es-CO"/>
-        </w:rPr>
-        <w:t xml:space="preserve">vet_app</w:t>
-      </w:r>
-      <w:r>
-        <w:rPr>
-          <w:lang w:val="es-CO"/>
-        </w:rPr>
-        <w:t xml:space="preserve">. La aplicación Java usa JDBC con MySQL Connector/J y la administración gráfica se realiza desde MySQL Workbench en el anfitrión. La primera instalación con Oracle Database Free quedó como respaldo. La selección detallada del motor corresponde al análisis de RDBMS de esta fase.</w:t>
-      </w:r>
-    </w:p>
-    <w:p>
-      <w:pPr>
-        <w:pStyle w:val="Heading2"/>
-      </w:pPr>
-      <w:bookmarkStart w:id="22" w:name="_5ae708fc86cf7dc16d777a9ef0f20688187e0c6"/>
-      <w:r>
-        <w:rPr>
-          <w:rStyle w:val="SectionNumber"/>
-          <w:lang w:val="es-CO"/>
-        </w:rPr>
-        <w:t xml:space="preserve">2.2</w:t>
-      </w:r>
-      <w:r>
-        <w:tab/>
-      </w:r>
-      <w:r>
-        <w:rPr>
-          <w:lang w:val="es-CO"/>
-        </w:rPr>
-        <w:t xml:space="preserve">Hardware y presupuesto de recursos</w:t>
-      </w:r>
-      <w:bookmarkEnd w:id="22"/>
-    </w:p>
-    <w:p>
-      <w:pPr>
         <w:pStyle w:val="TableCaption"/>
       </w:pPr>
       <w:r>
         <w:rPr>
           <w:lang w:val="es-CO"/>
         </w:rPr>
-        <w:t xml:space="preserve">Condiciones del anfitrión y presupuesto inicial de la máquina virtual</w:t>
+        <w:t xml:space="preserve">Recursos de la máquina virtual</w:t>
       </w:r>
     </w:p>
     <w:tbl>
@@ -562,7 +478,7 @@
         <w:tblW w:type="pct" w:w="5000"/>
         <w:tblLayout w:type="fixed"/>
         <w:tblLook w:firstRow="1" w:lastRow="0" w:firstColumn="0" w:lastColumn="0" w:noHBand="0" w:noVBand="0" w:val="0020"/>
-        <w:tblCaption w:val="Condiciones del anfitrión y presupuesto inicial de la máquina virtual"/>
+        <w:tblCaption w:val="Recursos de la máquina virtual"/>
         <w:tblBorders>
           <w:top w:val="single" w:sz="4" w:color="A6A6A6"/>
           <w:left w:val="single" w:sz="4" w:color="A6A6A6"/>
@@ -612,7 +528,7 @@
                 <w:sz w:val="19"/>
                 <w:lang w:val="es-CO"/>
               </w:rPr>
-              <w:t xml:space="preserve">Condición o asignación propuesta</w:t>
+              <w:t xml:space="preserve">Asignación</w:t>
             </w:r>
           </w:p>
         </w:tc>
@@ -708,7 +624,7 @@
                 <w:sz w:val="19"/>
                 <w:lang w:val="es-CO"/>
               </w:rPr>
-              <w:t xml:space="preserve">x86_64, correspondiente al procesador Intel y a los paquetes del repositorio</w:t>
+              <w:t xml:space="preserve">x86_64, compatible con Intel y repositorios</w:t>
             </w:r>
           </w:p>
         </w:tc>
@@ -740,7 +656,7 @@
                 <w:sz w:val="19"/>
                 <w:lang w:val="es-CO"/>
               </w:rPr>
-              <w:t xml:space="preserve">4 vCPU, 6 GiB de RAM y disco virtual de 40 GiB, con instalación mínima sin escritorio</w:t>
+              <w:t xml:space="preserve">4 vCPU, 6 GiB de RAM, disco de 40 GiB; instalación mínima sin escritorio</w:t>
             </w:r>
           </w:p>
         </w:tc>
@@ -772,7 +688,7 @@
                 <w:sz w:val="19"/>
                 <w:lang w:val="es-CO"/>
               </w:rPr>
-              <w:t xml:space="preserve">La asignación deja aproximadamente 10 GB de RAM fuera de la VM, antes de considerar la sobrecarga de virtualización</w:t>
+              <w:t xml:space="preserve">Aproximadamente 10 GB de RAM, antes de la sobrecarga de virtualización</w:t>
             </w:r>
           </w:p>
         </w:tc>
@@ -804,7 +720,7 @@
                 <w:sz w:val="19"/>
                 <w:lang w:val="es-CO"/>
               </w:rPr>
-              <w:t xml:space="preserve">Reenvío local para SSH y MySQL en el puerto 3306; acceso desde Workbench en el anfitrión</w:t>
+              <w:t xml:space="preserve">Reenvío local SSH y MySQL (3306); Workbench en el anfitrión</w:t>
             </w:r>
           </w:p>
         </w:tc>
@@ -818,27 +734,7 @@
         <w:rPr>
           <w:lang w:val="es-CO"/>
         </w:rPr>
-        <w:t xml:space="preserve">Los recursos de la VM se comprobaron en la implementación (ver</w:t>
-      </w:r>
-      <w:r>
-        <w:rPr>
-          <w:lang w:val="es-CO"/>
-        </w:rPr>
-        <w:t xml:space="preserve"> </w:t>
-      </w:r>
-      <w:r>
-        <w:rPr>
-          <w:i/>
-          <w:iCs/>
-          <w:lang w:val="es-CO"/>
-        </w:rPr>
-        <w:t xml:space="preserve">Documento de implementación de la VM</w:t>
-      </w:r>
-      <w:r>
-        <w:rPr>
-          <w:lang w:val="es-CO"/>
-        </w:rPr>
-        <w:t xml:space="preserve">). Workbench se ejecuta en el anfitrión. La base SIGEVET ocupa</w:t>
+        <w:t xml:space="preserve">La base ocupa</w:t>
       </w:r>
       <w:r>
         <w:rPr>
@@ -864,20 +760,20 @@
         <w:rPr>
           <w:lang w:val="es-CO"/>
         </w:rPr>
-        <w:t xml:space="preserve">según la evidencia de implementación; este tamaño no equivale al consumo de memoria del servidor. Los 6 GiB de RAM y 40 GiB de disco también cubren el sistema operativo, la aplicación Java, registros, archivos temporales y exportaciones.</w:t>
+        <w:t xml:space="preserve">en la implementación; ese tamaño no mide la RAM del servidor.</w:t>
       </w:r>
     </w:p>
     <w:p>
       <w:pPr>
         <w:pStyle w:val="Heading2"/>
       </w:pPr>
-      <w:bookmarkStart w:id="23" w:name="_9e5954e53fac53a58bf2f767041b2a83ba3d5a9"/>
+      <w:bookmarkStart w:id="22" w:name="_virtualización"/>
       <w:r>
         <w:rPr>
           <w:rStyle w:val="SectionNumber"/>
           <w:lang w:val="es-CO"/>
         </w:rPr>
-        <w:t xml:space="preserve">2.3</w:t>
+        <w:t xml:space="preserve">2.2</w:t>
       </w:r>
       <w:r>
         <w:tab/>
@@ -886,9 +782,9 @@
         <w:rPr>
           <w:lang w:val="es-CO"/>
         </w:rPr>
-        <w:t xml:space="preserve">Virtualización: equipo servidor y ambiente de simulación</w:t>
-      </w:r>
-      <w:bookmarkEnd w:id="23"/>
+        <w:t xml:space="preserve">Virtualización</w:t>
+      </w:r>
+      <w:bookmarkEnd w:id="22"/>
     </w:p>
     <w:p>
       <w:pPr>
@@ -898,7 +794,7 @@
         <w:rPr>
           <w:lang w:val="es-CO"/>
         </w:rPr>
-        <w:t xml:space="preserve">La VM definitiva se ejecutará con</w:t>
+        <w:t xml:space="preserve">El Lenovo Linux x86_64 usará</w:t>
       </w:r>
       <w:r>
         <w:rPr>
@@ -912,19 +808,13 @@
           <w:bCs/>
           <w:lang w:val="es-CO"/>
         </w:rPr>
-        <w:t xml:space="preserve">KVM/QEMU</w:t>
-      </w:r>
-      <w:r>
-        <w:rPr>
-          <w:lang w:val="es-CO"/>
-        </w:rPr>
-        <w:t xml:space="preserve"> </w:t>
-      </w:r>
-      <w:r>
-        <w:rPr>
-          <w:lang w:val="es-CO"/>
-        </w:rPr>
-        <w:t xml:space="preserve">(por medio de Lima) en el computador del equipo que funcionará como servidor durante la demostración, un Lenovo con Linux sobre x86_64; en un anfitrión con Windows la alternativa es</w:t>
+        <w:t xml:space="preserve">KVM/QEMU mediante Lima</w:t>
+      </w:r>
+      <w:r>
+        <w:rPr>
+          <w:lang w:val="es-CO"/>
+        </w:rPr>
+        <w:t xml:space="preserve">; Windows,</w:t>
       </w:r>
       <w:r>
         <w:rPr>
@@ -944,7 +834,7 @@
         <w:rPr>
           <w:lang w:val="es-CO"/>
         </w:rPr>
-        <w:t xml:space="preserve">. La simulación en macOS usa</w:t>
+        <w:t xml:space="preserve">. La simulación usa</w:t>
       </w:r>
       <w:r>
         <w:rPr>
@@ -958,13 +848,13 @@
           <w:bCs/>
           <w:lang w:val="es-CO"/>
         </w:rPr>
-        <w:t xml:space="preserve">Lima 2.2.1 y Apple Virtualization.framework</w:t>
-      </w:r>
-      <w:r>
-        <w:rPr>
-          <w:lang w:val="es-CO"/>
-        </w:rPr>
-        <w:t xml:space="preserve">, con tipo de VM</w:t>
+        <w:t xml:space="preserve">Lima 2.2.1</w:t>
+      </w:r>
+      <w:r>
+        <w:rPr>
+          <w:lang w:val="es-CO"/>
+        </w:rPr>
+        <w:t xml:space="preserve">, Apple Virtualization.framework y tipo</w:t>
       </w:r>
       <w:r>
         <w:rPr>
@@ -983,13 +873,75 @@
         <w:rPr>
           <w:lang w:val="es-CO"/>
         </w:rPr>
-        <w:t xml:space="preserve"> </w:t>
-      </w:r>
-      <w:r>
-        <w:rPr>
-          <w:lang w:val="es-CO"/>
-        </w:rPr>
-        <w:t xml:space="preserve">y arquitectura</w:t>
+        <w:t xml:space="preserve">, compatible con MacBook Intel. Se conservan recursos, MySQL, usuarios y scripts; la guía de VM explica NAT, red puente y virtualización. [2, 3]</w:t>
+      </w:r>
+    </w:p>
+    <w:p>
+      <w:pPr>
+        <w:pStyle w:val="Heading1"/>
+      </w:pPr>
+      <w:bookmarkStart w:id="23" w:name="_fc1b89aa578c8dad569381cc7799ba74ab17fc9"/>
+      <w:r>
+        <w:rPr>
+          <w:rStyle w:val="SectionNumber"/>
+          <w:lang w:val="es-CO"/>
+        </w:rPr>
+        <w:t xml:space="preserve">3</w:t>
+      </w:r>
+      <w:r>
+        <w:tab/>
+      </w:r>
+      <w:r>
+        <w:rPr>
+          <w:lang w:val="es-CO"/>
+        </w:rPr>
+        <w:t xml:space="preserve">Alternativas evaluadas</w:t>
+      </w:r>
+      <w:bookmarkEnd w:id="23"/>
+    </w:p>
+    <w:p>
+      <w:pPr>
+        <w:pStyle w:val="FirstParagraph"/>
+      </w:pPr>
+      <w:r>
+        <w:rPr>
+          <w:lang w:val="es-CO"/>
+        </w:rPr>
+        <w:t xml:space="preserve">Los cinco Linux usan licencias por componente.</w:t>
+      </w:r>
+    </w:p>
+    <w:p>
+      <w:pPr>
+        <w:pStyle w:val="Heading2"/>
+      </w:pPr>
+      <w:bookmarkStart w:id="24" w:name="_a07139665bd1c08723218578b9a87431fe84d29"/>
+      <w:r>
+        <w:rPr>
+          <w:rStyle w:val="SectionNumber"/>
+          <w:lang w:val="es-CO"/>
+        </w:rPr>
+        <w:t xml:space="preserve">3.1</w:t>
+      </w:r>
+      <w:r>
+        <w:tab/>
+      </w:r>
+      <w:r>
+        <w:rPr>
+          <w:lang w:val="es-CO"/>
+        </w:rPr>
+        <w:t xml:space="preserve">Oracle Linux 9</w:t>
+      </w:r>
+      <w:bookmarkEnd w:id="24"/>
+    </w:p>
+    <w:p>
+      <w:pPr>
+        <w:pStyle w:val="FirstParagraph"/>
+      </w:pPr>
+      <w:r>
+        <w:rPr>
+          <w:lang w:val="es-CO"/>
+        </w:rPr>
+        <w:t xml:space="preserve">Gratuita, compatible con RHEL y con soporte opcional; ofrece UEK y RHCK. Instala MySQL con</w:t>
       </w:r>
       <w:r>
         <w:rPr>
@@ -1002,35 +954,387 @@
           <w:rStyle w:val="VerbatimChar"/>
           <w:lang w:val="es-CO"/>
         </w:rPr>
-        <w:t xml:space="preserve">x86_64</w:t>
-      </w:r>
-      <w:r>
-        <w:rPr>
-          <w:lang w:val="es-CO"/>
-        </w:rPr>
-        <w:t xml:space="preserve">. Este backend exige coincidencia de arquitectura entre anfitrión e invitado; el MacBook Intel cumple esa condición. [2]</w:t>
-      </w:r>
-    </w:p>
-    <w:p>
-      <w:pPr>
-        <w:pStyle w:val="BodyText"/>
-      </w:pPr>
-      <w:r>
-        <w:rPr>
-          <w:lang w:val="es-CO"/>
-        </w:rPr>
-        <w:t xml:space="preserve">Lima permite conservar una configuración declarativa para la simulación disponible. En el equipo servidor con Linux se usa el hipervisor del propio kernel (KVM), sin instalar software de terceros. La elección del hipervisor depende del anfitrión y no cambia la selección de Linux como sistema invitado. [2, 3]</w:t>
-      </w:r>
-    </w:p>
-    <w:p>
-      <w:pPr>
-        <w:pStyle w:val="BodyText"/>
-      </w:pPr>
-      <w:r>
-        <w:rPr>
-          <w:lang w:val="es-CO"/>
-        </w:rPr>
-        <w:t xml:space="preserve">En el</w:t>
+        <w:t xml:space="preserve">dnf module install mysql:8.4</w:t>
+      </w:r>
+      <w:r>
+        <w:rPr>
+          <w:lang w:val="es-CO"/>
+        </w:rPr>
+        <w:t xml:space="preserve"> </w:t>
+      </w:r>
+      <w:r>
+        <w:rPr>
+          <w:lang w:val="es-CO"/>
+        </w:rPr>
+        <w:t xml:space="preserve">y</w:t>
+      </w:r>
+      <w:r>
+        <w:rPr>
+          <w:lang w:val="es-CO"/>
+        </w:rPr>
+        <w:t xml:space="preserve"> </w:t>
+      </w:r>
+      <w:r>
+        <w:rPr>
+          <w:rStyle w:val="VerbatimChar"/>
+          <w:lang w:val="es-CO"/>
+        </w:rPr>
+        <w:t xml:space="preserve">mysql-selinux</w:t>
+      </w:r>
+      <w:r>
+        <w:rPr>
+          <w:lang w:val="es-CO"/>
+        </w:rPr>
+        <w:t xml:space="preserve">. Exige aprender RPM y revisar el ciclo del módulo. [1, 4, 5]</w:t>
+      </w:r>
+    </w:p>
+    <w:p>
+      <w:pPr>
+        <w:pStyle w:val="Heading2"/>
+      </w:pPr>
+      <w:bookmarkStart w:id="25" w:name="_5e2220c0e74af9f3ff93d2c3871476e50f7a3ba"/>
+      <w:r>
+        <w:rPr>
+          <w:rStyle w:val="SectionNumber"/>
+          <w:lang w:val="es-CO"/>
+        </w:rPr>
+        <w:t xml:space="preserve">3.2</w:t>
+      </w:r>
+      <w:r>
+        <w:tab/>
+      </w:r>
+      <w:r>
+        <w:rPr>
+          <w:lang w:val="es-CO"/>
+        </w:rPr>
+        <w:t xml:space="preserve">Rocky Linux 9</w:t>
+      </w:r>
+      <w:bookmarkEnd w:id="25"/>
+    </w:p>
+    <w:p>
+      <w:pPr>
+        <w:pStyle w:val="FirstParagraph"/>
+      </w:pPr>
+      <w:r>
+        <w:rPr>
+          <w:lang w:val="es-CO"/>
+        </w:rPr>
+        <w:t xml:space="preserve">Gratuita y compatible con RHEL; diez años de soporte para la rama mayor. RPM y SELinux admiten MySQL y Java. Exige revisión menor admitida y revalidar scripts/VM; coincide menos con la sugerencia académica. [6]</w:t>
+      </w:r>
+    </w:p>
+    <w:p>
+      <w:pPr>
+        <w:pStyle w:val="Heading2"/>
+      </w:pPr>
+      <w:bookmarkStart w:id="26" w:name="_1de0d90052b7a3d320ea62a50bce6ba6df8edac"/>
+      <w:r>
+        <w:rPr>
+          <w:rStyle w:val="SectionNumber"/>
+          <w:lang w:val="es-CO"/>
+        </w:rPr>
+        <w:t xml:space="preserve">3.3</w:t>
+      </w:r>
+      <w:r>
+        <w:tab/>
+      </w:r>
+      <w:r>
+        <w:rPr>
+          <w:lang w:val="es-CO"/>
+        </w:rPr>
+        <w:t xml:space="preserve">AlmaLinux 9</w:t>
+      </w:r>
+      <w:bookmarkEnd w:id="26"/>
+    </w:p>
+    <w:p>
+      <w:pPr>
+        <w:pStyle w:val="FirstParagraph"/>
+      </w:pPr>
+      <w:r>
+        <w:rPr>
+          <w:lang w:val="es-CO"/>
+        </w:rPr>
+        <w:t xml:space="preserve">Gratuita y compatible con RHEL; la rama 9 tiene diez años de soporte. Usa RPM y SELinux para MySQL y Java. Exige revalidar el entorno y actualizar revisiones menores; menor correspondencia académica. [7]</w:t>
+      </w:r>
+    </w:p>
+    <w:p>
+      <w:pPr>
+        <w:pStyle w:val="Heading2"/>
+      </w:pPr>
+      <w:bookmarkStart w:id="27" w:name="_fe4d88a75ed00a06c9b0987c3a6df0b3820401f"/>
+      <w:r>
+        <w:rPr>
+          <w:rStyle w:val="SectionNumber"/>
+          <w:lang w:val="es-CO"/>
+        </w:rPr>
+        <w:t xml:space="preserve">3.4</w:t>
+      </w:r>
+      <w:r>
+        <w:tab/>
+      </w:r>
+      <w:r>
+        <w:rPr>
+          <w:lang w:val="es-CO"/>
+        </w:rPr>
+        <w:t xml:space="preserve">Ubuntu Server 24.04 LTS</w:t>
+      </w:r>
+      <w:bookmarkEnd w:id="27"/>
+    </w:p>
+    <w:p>
+      <w:pPr>
+        <w:pStyle w:val="FirstParagraph"/>
+      </w:pPr>
+      <w:r>
+        <w:rPr>
+          <w:lang w:val="es-CO"/>
+        </w:rPr>
+        <w:t xml:space="preserve">Gratuita; cinco años de mantenimiento para</w:t>
+      </w:r>
+      <w:r>
+        <w:rPr>
+          <w:lang w:val="es-CO"/>
+        </w:rPr>
+        <w:t xml:space="preserve"> </w:t>
+      </w:r>
+      <w:r>
+        <w:rPr>
+          <w:rStyle w:val="VerbatimChar"/>
+          <w:lang w:val="es-CO"/>
+        </w:rPr>
+        <w:t xml:space="preserve">Main</w:t>
+      </w:r>
+      <w:r>
+        <w:rPr>
+          <w:lang w:val="es-CO"/>
+        </w:rPr>
+        <w:t xml:space="preserve">, ampliables con Ubuntu Pro. Tiene documentación,</w:t>
+      </w:r>
+      <w:r>
+        <w:rPr>
+          <w:lang w:val="es-CO"/>
+        </w:rPr>
+        <w:t xml:space="preserve"> </w:t>
+      </w:r>
+      <w:r>
+        <w:rPr>
+          <w:rStyle w:val="VerbatimChar"/>
+          <w:lang w:val="es-CO"/>
+        </w:rPr>
+        <w:t xml:space="preserve">apt</w:t>
+      </w:r>
+      <w:r>
+        <w:rPr>
+          <w:lang w:val="es-CO"/>
+        </w:rPr>
+        <w:t xml:space="preserve"> </w:t>
+      </w:r>
+      <w:r>
+        <w:rPr>
+          <w:lang w:val="es-CO"/>
+        </w:rPr>
+        <w:t xml:space="preserve">y AppArmor; admite Java y MySQL por APT oficial. Exige adaptar RPM y comprobar MySQL 8.4. [8, 11]</w:t>
+      </w:r>
+    </w:p>
+    <w:p>
+      <w:pPr>
+        <w:pStyle w:val="Heading2"/>
+      </w:pPr>
+      <w:bookmarkStart w:id="28" w:name="_0f087a90d3b1a14d0c5959a5c3cecab313c7cd1"/>
+      <w:r>
+        <w:rPr>
+          <w:rStyle w:val="SectionNumber"/>
+          <w:lang w:val="es-CO"/>
+        </w:rPr>
+        <w:t xml:space="preserve">3.5</w:t>
+      </w:r>
+      <w:r>
+        <w:tab/>
+      </w:r>
+      <w:r>
+        <w:rPr>
+          <w:lang w:val="es-CO"/>
+        </w:rPr>
+        <w:t xml:space="preserve">Debian 12</w:t>
+      </w:r>
+      <w:bookmarkEnd w:id="28"/>
+    </w:p>
+    <w:p>
+      <w:pPr>
+        <w:pStyle w:val="FirstParagraph"/>
+      </w:pPr>
+      <w:r>
+        <w:rPr>
+          <w:lang w:val="es-CO"/>
+        </w:rPr>
+        <w:t xml:space="preserve">Gratuita; tres años de soporte completo y dos LTS. Debian 12 está en LTS, con cobertura según arquitecturas y paquetes. Consume pocos recursos y admite Java/MySQL por APT oficial. Exige adaptar</w:t>
+      </w:r>
+      <w:r>
+        <w:rPr>
+          <w:lang w:val="es-CO"/>
+        </w:rPr>
+        <w:t xml:space="preserve"> </w:t>
+      </w:r>
+      <w:r>
+        <w:rPr>
+          <w:rStyle w:val="VerbatimChar"/>
+          <w:lang w:val="es-CO"/>
+        </w:rPr>
+        <w:t xml:space="preserve">dnf</w:t>
+      </w:r>
+      <w:r>
+        <w:rPr>
+          <w:lang w:val="es-CO"/>
+        </w:rPr>
+        <w:t xml:space="preserve">, seleccionar MySQL 8.4 y actualizar. [9, 11]</w:t>
+      </w:r>
+    </w:p>
+    <w:p>
+      <w:pPr>
+        <w:pStyle w:val="Heading2"/>
+      </w:pPr>
+      <w:bookmarkStart w:id="29" w:name="_50f7fbed2cb9860e5886d1152963910e6c94f5a"/>
+      <w:r>
+        <w:rPr>
+          <w:rStyle w:val="SectionNumber"/>
+          <w:lang w:val="es-CO"/>
+        </w:rPr>
+        <w:t xml:space="preserve">3.6</w:t>
+      </w:r>
+      <w:r>
+        <w:tab/>
+      </w:r>
+      <w:r>
+        <w:rPr>
+          <w:lang w:val="es-CO"/>
+        </w:rPr>
+        <w:t xml:space="preserve">FreeBSD 14</w:t>
+      </w:r>
+      <w:bookmarkEnd w:id="29"/>
+    </w:p>
+    <w:p>
+      <w:pPr>
+        <w:pStyle w:val="FirstParagraph"/>
+      </w:pPr>
+      <w:r>
+        <w:rPr>
+          <w:lang w:val="es-CO"/>
+        </w:rPr>
+        <w:t xml:space="preserve">Unix gratuito, con licencia principalmente BSD permisiva, Handbook,</w:t>
+      </w:r>
+      <w:r>
+        <w:rPr>
+          <w:lang w:val="es-CO"/>
+        </w:rPr>
+        <w:t xml:space="preserve"> </w:t>
+      </w:r>
+      <w:r>
+        <w:rPr>
+          <w:rStyle w:val="VerbatimChar"/>
+          <w:lang w:val="es-CO"/>
+        </w:rPr>
+        <w:t xml:space="preserve">pkg</w:t>
+      </w:r>
+      <w:r>
+        <w:rPr>
+          <w:lang w:val="es-CO"/>
+        </w:rPr>
+        <w:t xml:space="preserve"> </w:t>
+      </w:r>
+      <w:r>
+        <w:rPr>
+          <w:lang w:val="es-CO"/>
+        </w:rPr>
+        <w:t xml:space="preserve">y jails. Aloja MySQL por paquetes o ports. Exige seguir revisiones admitidas y adaptar scripts de</w:t>
+      </w:r>
+      <w:r>
+        <w:rPr>
+          <w:lang w:val="es-CO"/>
+        </w:rPr>
+        <w:t xml:space="preserve"> </w:t>
+      </w:r>
+      <w:r>
+        <w:rPr>
+          <w:rStyle w:val="VerbatimChar"/>
+          <w:lang w:val="es-CO"/>
+        </w:rPr>
+        <w:t xml:space="preserve">dnf</w:t>
+      </w:r>
+      <w:r>
+        <w:rPr>
+          <w:lang w:val="es-CO"/>
+        </w:rPr>
+        <w:t xml:space="preserve">,</w:t>
+      </w:r>
+      <w:r>
+        <w:rPr>
+          <w:lang w:val="es-CO"/>
+        </w:rPr>
+        <w:t xml:space="preserve"> </w:t>
+      </w:r>
+      <w:r>
+        <w:rPr>
+          <w:rStyle w:val="VerbatimChar"/>
+          <w:lang w:val="es-CO"/>
+        </w:rPr>
+        <w:t xml:space="preserve">systemd</w:t>
+      </w:r>
+      <w:r>
+        <w:rPr>
+          <w:lang w:val="es-CO"/>
+        </w:rPr>
+        <w:t xml:space="preserve">, SELinux y</w:t>
+      </w:r>
+      <w:r>
+        <w:rPr>
+          <w:lang w:val="es-CO"/>
+        </w:rPr>
+        <w:t xml:space="preserve"> </w:t>
+      </w:r>
+      <w:r>
+        <w:rPr>
+          <w:rStyle w:val="VerbatimChar"/>
+          <w:lang w:val="es-CO"/>
+        </w:rPr>
+        <w:t xml:space="preserve">firewalld</w:t>
+      </w:r>
+      <w:r>
+        <w:rPr>
+          <w:lang w:val="es-CO"/>
+        </w:rPr>
+        <w:t xml:space="preserve">; esa adaptación reduce su puntaje. [10]</w:t>
+      </w:r>
+    </w:p>
+    <w:p>
+      <w:pPr>
+        <w:pStyle w:val="Heading1"/>
+      </w:pPr>
+      <w:bookmarkStart w:id="30" w:name="_24959e01fe8cdb212bbf987bd50bfd165909e61"/>
+      <w:r>
+        <w:rPr>
+          <w:rStyle w:val="SectionNumber"/>
+          <w:lang w:val="es-CO"/>
+        </w:rPr>
+        <w:t xml:space="preserve">4</w:t>
+      </w:r>
+      <w:r>
+        <w:tab/>
+      </w:r>
+      <w:r>
+        <w:rPr>
+          <w:lang w:val="es-CO"/>
+        </w:rPr>
+        <w:t xml:space="preserve">Criterios y método de evaluación</w:t>
+      </w:r>
+      <w:bookmarkEnd w:id="30"/>
+    </w:p>
+    <w:p>
+      <w:pPr>
+        <w:pStyle w:val="FirstParagraph"/>
+      </w:pPr>
+      <w:r>
+        <w:rPr>
+          <w:lang w:val="es-CO"/>
+        </w:rPr>
+        <w:t xml:space="preserve">Escala:</w:t>
       </w:r>
       <w:r>
         <w:rPr>
@@ -1044,233 +1348,45 @@
           <w:bCs/>
           <w:lang w:val="es-CO"/>
         </w:rPr>
-        <w:t xml:space="preserve">equipo servidor</w:t>
-      </w:r>
-      <w:r>
-        <w:rPr>
-          <w:lang w:val="es-CO"/>
-        </w:rPr>
-        <w:t xml:space="preserve"> </w:t>
-      </w:r>
-      <w:r>
-        <w:rPr>
-          <w:lang w:val="es-CO"/>
-        </w:rPr>
-        <w:t xml:space="preserve">se creará una VM Linux de 64 bits con un medio oficial de Oracle Linux 9, 4 vCPU, 6 GiB de RAM y 40 GiB de disco. Se podrá usar NAT con reenvío de puertos o red puente para acceder desde Workbench. Se debe habilitar la virtualización del procesador y verificar la compatibilidad con el hipervisor activo en Windows. En ambos ambientes se conservan la versión de MySQL, la base</w:t>
-      </w:r>
-      <w:r>
-        <w:rPr>
-          <w:lang w:val="es-CO"/>
-        </w:rPr>
-        <w:t xml:space="preserve"> </w:t>
-      </w:r>
-      <w:r>
-        <w:rPr>
-          <w:rStyle w:val="VerbatimChar"/>
-          <w:lang w:val="es-CO"/>
-        </w:rPr>
-        <w:t xml:space="preserve">sigevet</w:t>
-      </w:r>
-      <w:r>
-        <w:rPr>
-          <w:lang w:val="es-CO"/>
-        </w:rPr>
-        <w:t xml:space="preserve">, los usuarios y los scripts; la guía corresponde al documento de implementación de la VM. [3]</w:t>
-      </w:r>
-    </w:p>
-    <w:p>
-      <w:pPr>
-        <w:pStyle w:val="Heading1"/>
-      </w:pPr>
-      <w:bookmarkStart w:id="24" w:name="_fc1b89aa578c8dad569381cc7799ba74ab17fc9"/>
-      <w:r>
-        <w:rPr>
-          <w:rStyle w:val="SectionNumber"/>
-          <w:lang w:val="es-CO"/>
-        </w:rPr>
-        <w:t xml:space="preserve">3</w:t>
-      </w:r>
-      <w:r>
-        <w:tab/>
-      </w:r>
-      <w:r>
-        <w:rPr>
-          <w:lang w:val="es-CO"/>
-        </w:rPr>
-        <w:t xml:space="preserve">Alternativas evaluadas</w:t>
-      </w:r>
-      <w:bookmarkEnd w:id="24"/>
-    </w:p>
-    <w:p>
-      <w:pPr>
-        <w:pStyle w:val="Heading2"/>
-      </w:pPr>
-      <w:bookmarkStart w:id="25" w:name="_a07139665bd1c08723218578b9a87431fe84d29"/>
-      <w:r>
-        <w:rPr>
-          <w:rStyle w:val="SectionNumber"/>
-          <w:lang w:val="es-CO"/>
-        </w:rPr>
-        <w:t xml:space="preserve">3.1</w:t>
-      </w:r>
-      <w:r>
-        <w:tab/>
-      </w:r>
-      <w:r>
-        <w:rPr>
-          <w:lang w:val="es-CO"/>
-        </w:rPr>
-        <w:t xml:space="preserve">Oracle Linux 9</w:t>
-      </w:r>
-      <w:bookmarkEnd w:id="25"/>
-    </w:p>
-    <w:p>
-      <w:pPr>
-        <w:pStyle w:val="FirstParagraph"/>
-      </w:pPr>
-      <w:r>
-        <w:rPr>
-          <w:lang w:val="es-CO"/>
-        </w:rPr>
-        <w:t xml:space="preserve">Distribución empresarial compatible a nivel de aplicaciones con RHEL, disponible sin costo de descarga y uso, con licencias por componente y soporte comercial opcional. Ofrece Unbreakable Enterprise Kernel (UEK) y Red Hat Compatible Kernel (RHCK), repositorios públicos y un ciclo empresarial de mantenimiento. La descarga gratuita no incluye soporte contratado. [4, 5]</w:t>
-      </w:r>
-    </w:p>
-    <w:p>
-      <w:pPr>
-        <w:pStyle w:val="BodyText"/>
-      </w:pPr>
+        <w:t xml:space="preserve">1</w:t>
+      </w:r>
+      <w:r>
+        <w:rPr>
+          <w:lang w:val="es-CO"/>
+        </w:rPr>
+        <w:t xml:space="preserve"> </w:t>
+      </w:r>
+      <w:r>
+        <w:rPr>
+          <w:lang w:val="es-CO"/>
+        </w:rPr>
+        <w:t xml:space="preserve">muy bajo,</w:t>
+      </w:r>
+      <w:r>
+        <w:rPr>
+          <w:lang w:val="es-CO"/>
+        </w:rPr>
+        <w:t xml:space="preserve"> </w:t>
+      </w:r>
       <w:r>
         <w:rPr>
           <w:b/>
           <w:bCs/>
           <w:lang w:val="es-CO"/>
         </w:rPr>
-        <w:t xml:space="preserve">Compatibilidad y ventajas:</w:t>
-      </w:r>
-      <w:r>
-        <w:rPr>
-          <w:lang w:val="es-CO"/>
-        </w:rPr>
-        <w:t xml:space="preserve"> </w:t>
-      </w:r>
-      <w:r>
-        <w:rPr>
-          <w:lang w:val="es-CO"/>
-        </w:rPr>
-        <w:t xml:space="preserve">MySQL 8.4 se instala desde AppStream con</w:t>
-      </w:r>
-      <w:r>
-        <w:rPr>
-          <w:lang w:val="es-CO"/>
-        </w:rPr>
-        <w:t xml:space="preserve"> </w:t>
-      </w:r>
-      <w:r>
-        <w:rPr>
-          <w:rStyle w:val="VerbatimChar"/>
-          <w:lang w:val="es-CO"/>
-        </w:rPr>
-        <w:t xml:space="preserve">dnf module install mysql:8.4</w:t>
-      </w:r>
-      <w:r>
-        <w:rPr>
-          <w:lang w:val="es-CO"/>
-        </w:rPr>
-        <w:t xml:space="preserve">, sin descargar RPM por separado. La evidencia del proyecto registra</w:t>
-      </w:r>
-      <w:r>
-        <w:rPr>
-          <w:lang w:val="es-CO"/>
-        </w:rPr>
-        <w:t xml:space="preserve"> </w:t>
-      </w:r>
-      <w:r>
-        <w:rPr>
-          <w:rStyle w:val="VerbatimChar"/>
-          <w:lang w:val="es-CO"/>
-        </w:rPr>
-        <w:t xml:space="preserve">mysql-server</w:t>
-      </w:r>
-      <w:r>
-        <w:rPr>
-          <w:lang w:val="es-CO"/>
-        </w:rPr>
-        <w:t xml:space="preserve"> </w:t>
-      </w:r>
-      <w:r>
-        <w:rPr>
-          <w:lang w:val="es-CO"/>
-        </w:rPr>
-        <w:t xml:space="preserve">de la rama 8.4 y</w:t>
-      </w:r>
-      <w:r>
-        <w:rPr>
-          <w:lang w:val="es-CO"/>
-        </w:rPr>
-        <w:t xml:space="preserve"> </w:t>
-      </w:r>
-      <w:r>
-        <w:rPr>
-          <w:rStyle w:val="VerbatimChar"/>
-          <w:lang w:val="es-CO"/>
-        </w:rPr>
-        <w:t xml:space="preserve">mysql-selinux</w:t>
-      </w:r>
-      <w:r>
-        <w:rPr>
-          <w:lang w:val="es-CO"/>
-        </w:rPr>
-        <w:t xml:space="preserve">; este último aporta la política SELinux para el servicio.</w:t>
-      </w:r>
-      <w:r>
-        <w:rPr>
-          <w:lang w:val="es-CO"/>
-        </w:rPr>
-        <w:t xml:space="preserve"> </w:t>
-      </w:r>
-      <w:r>
-        <w:rPr>
-          <w:rStyle w:val="VerbatimChar"/>
-          <w:lang w:val="es-CO"/>
-        </w:rPr>
-        <w:t xml:space="preserve">systemd</w:t>
-      </w:r>
-      <w:r>
-        <w:rPr>
-          <w:lang w:val="es-CO"/>
-        </w:rPr>
-        <w:t xml:space="preserve"> </w:t>
-      </w:r>
-      <w:r>
-        <w:rPr>
-          <w:lang w:val="es-CO"/>
-        </w:rPr>
-        <w:t xml:space="preserve">y</w:t>
-      </w:r>
-      <w:r>
-        <w:rPr>
-          <w:lang w:val="es-CO"/>
-        </w:rPr>
-        <w:t xml:space="preserve"> </w:t>
-      </w:r>
-      <w:r>
-        <w:rPr>
-          <w:rStyle w:val="VerbatimChar"/>
-          <w:lang w:val="es-CO"/>
-        </w:rPr>
-        <w:t xml:space="preserve">firewalld</w:t>
-      </w:r>
-      <w:r>
-        <w:rPr>
-          <w:lang w:val="es-CO"/>
-        </w:rPr>
-        <w:t xml:space="preserve"> </w:t>
-      </w:r>
-      <w:r>
-        <w:rPr>
-          <w:lang w:val="es-CO"/>
-        </w:rPr>
-        <w:t xml:space="preserve">permiten gestionar su arranque y el puerto 3306.</w:t>
+        <w:t xml:space="preserve">2</w:t>
+      </w:r>
+      <w:r>
+        <w:rPr>
+          <w:lang w:val="es-CO"/>
+        </w:rPr>
+        <w:t xml:space="preserve"> </w:t>
+      </w:r>
+      <w:r>
+        <w:rPr>
+          <w:lang w:val="es-CO"/>
+        </w:rPr>
+        <w:t xml:space="preserve">bajo,</w:t>
       </w:r>
       <w:r>
         <w:rPr>
@@ -1284,78 +1400,45 @@
           <w:bCs/>
           <w:lang w:val="es-CO"/>
         </w:rPr>
-        <w:t xml:space="preserve">Desventajas:</w:t>
-      </w:r>
-      <w:r>
-        <w:rPr>
-          <w:lang w:val="es-CO"/>
-        </w:rPr>
-        <w:t xml:space="preserve"> </w:t>
-      </w:r>
-      <w:r>
-        <w:rPr>
-          <w:lang w:val="es-CO"/>
-        </w:rPr>
-        <w:t xml:space="preserve">el equipo debe aprender administración RPM y revisar por separado el ciclo del sistema y el del módulo MySQL; no son necesariamente iguales. [1]</w:t>
-      </w:r>
-    </w:p>
-    <w:p>
-      <w:pPr>
-        <w:pStyle w:val="Heading2"/>
-      </w:pPr>
-      <w:bookmarkStart w:id="26" w:name="_5e2220c0e74af9f3ff93d2c3871476e50f7a3ba"/>
-      <w:r>
-        <w:rPr>
-          <w:rStyle w:val="SectionNumber"/>
-          <w:lang w:val="es-CO"/>
-        </w:rPr>
-        <w:t xml:space="preserve">3.2</w:t>
-      </w:r>
-      <w:r>
-        <w:tab/>
-      </w:r>
-      <w:r>
-        <w:rPr>
-          <w:lang w:val="es-CO"/>
-        </w:rPr>
-        <w:t xml:space="preserve">Rocky Linux 9</w:t>
-      </w:r>
-      <w:bookmarkEnd w:id="26"/>
-    </w:p>
-    <w:p>
-      <w:pPr>
-        <w:pStyle w:val="FirstParagraph"/>
-      </w:pPr>
-      <w:r>
-        <w:rPr>
-          <w:lang w:val="es-CO"/>
-        </w:rPr>
-        <w:t xml:space="preserve">Distribución comunitaria empresarial gratuita y de código abierto, con licencias por componente y orientación a compatibilidad con RHEL. La rama mayor contempla diez años de soporte, entre soporte activo y mantenimiento de seguridad; debe utilizarse una revisión menor admitida. [6]</w:t>
-      </w:r>
-    </w:p>
-    <w:p>
-      <w:pPr>
-        <w:pStyle w:val="BodyText"/>
-      </w:pPr>
+        <w:t xml:space="preserve">3</w:t>
+      </w:r>
+      <w:r>
+        <w:rPr>
+          <w:lang w:val="es-CO"/>
+        </w:rPr>
+        <w:t xml:space="preserve"> </w:t>
+      </w:r>
+      <w:r>
+        <w:rPr>
+          <w:lang w:val="es-CO"/>
+        </w:rPr>
+        <w:t xml:space="preserve">aceptable,</w:t>
+      </w:r>
+      <w:r>
+        <w:rPr>
+          <w:lang w:val="es-CO"/>
+        </w:rPr>
+        <w:t xml:space="preserve"> </w:t>
+      </w:r>
       <w:r>
         <w:rPr>
           <w:b/>
           <w:bCs/>
           <w:lang w:val="es-CO"/>
         </w:rPr>
-        <w:t xml:space="preserve">Compatibilidad y ventajas:</w:t>
-      </w:r>
-      <w:r>
-        <w:rPr>
-          <w:lang w:val="es-CO"/>
-        </w:rPr>
-        <w:t xml:space="preserve"> </w:t>
-      </w:r>
-      <w:r>
-        <w:rPr>
-          <w:lang w:val="es-CO"/>
-        </w:rPr>
-        <w:t xml:space="preserve">comparte herramientas RPM, SELinux y administración similares a Oracle Linux; es una alternativa válida para MySQL y Java.</w:t>
+        <w:t xml:space="preserve">4</w:t>
+      </w:r>
+      <w:r>
+        <w:rPr>
+          <w:lang w:val="es-CO"/>
+        </w:rPr>
+        <w:t xml:space="preserve"> </w:t>
+      </w:r>
+      <w:r>
+        <w:rPr>
+          <w:lang w:val="es-CO"/>
+        </w:rPr>
+        <w:t xml:space="preserve">alto y</w:t>
       </w:r>
       <w:r>
         <w:rPr>
@@ -1369,580 +1452,19 @@
           <w:bCs/>
           <w:lang w:val="es-CO"/>
         </w:rPr>
-        <w:t xml:space="preserve">Desventajas:</w:t>
-      </w:r>
-      <w:r>
-        <w:rPr>
-          <w:lang w:val="es-CO"/>
-        </w:rPr>
-        <w:t xml:space="preserve"> </w:t>
-      </w:r>
-      <w:r>
-        <w:rPr>
-          <w:lang w:val="es-CO"/>
-        </w:rPr>
-        <w:t xml:space="preserve">cambiar a ella exigiría repetir la validación de los scripts y la VM, sin una mejora necesaria para esta carga. Su correspondencia con la sugerencia de la asignatura es menor. No se penaliza por una supuesta incompatibilidad con MySQL. [6]</w:t>
-      </w:r>
-    </w:p>
-    <w:p>
-      <w:pPr>
-        <w:pStyle w:val="Heading2"/>
-      </w:pPr>
-      <w:bookmarkStart w:id="27" w:name="_1de0d90052b7a3d320ea62a50bce6ba6df8edac"/>
-      <w:r>
-        <w:rPr>
-          <w:rStyle w:val="SectionNumber"/>
-          <w:lang w:val="es-CO"/>
-        </w:rPr>
-        <w:t xml:space="preserve">3.3</w:t>
-      </w:r>
-      <w:r>
-        <w:tab/>
-      </w:r>
-      <w:r>
-        <w:rPr>
-          <w:lang w:val="es-CO"/>
-        </w:rPr>
-        <w:t xml:space="preserve">AlmaLinux 9</w:t>
-      </w:r>
-      <w:bookmarkEnd w:id="27"/>
-    </w:p>
-    <w:p>
-      <w:pPr>
-        <w:pStyle w:val="FirstParagraph"/>
-      </w:pPr>
-      <w:r>
-        <w:rPr>
-          <w:lang w:val="es-CO"/>
-        </w:rPr>
-        <w:t xml:space="preserve">Distribución empresarial comunitaria gratuita y de código abierto, con licencias por componente y orientación a compatibilidad con RHEL. La rama 9 tiene un ciclo de diez años; las revisiones menores deben actualizarse conforme a la política del proyecto. [7]</w:t>
-      </w:r>
-    </w:p>
-    <w:p>
-      <w:pPr>
-        <w:pStyle w:val="BodyText"/>
-      </w:pPr>
-      <w:r>
-        <w:rPr>
-          <w:b/>
-          <w:bCs/>
-          <w:lang w:val="es-CO"/>
-        </w:rPr>
-        <w:t xml:space="preserve">Compatibilidad y ventajas:</w:t>
-      </w:r>
-      <w:r>
-        <w:rPr>
-          <w:lang w:val="es-CO"/>
-        </w:rPr>
-        <w:t xml:space="preserve"> </w:t>
-      </w:r>
-      <w:r>
-        <w:rPr>
-          <w:lang w:val="es-CO"/>
-        </w:rPr>
-        <w:t xml:space="preserve">proporciona un entorno RPM con SELinux y herramientas conocidas de administración, apropiado para MySQL y Java.</w:t>
-      </w:r>
-      <w:r>
-        <w:rPr>
-          <w:lang w:val="es-CO"/>
-        </w:rPr>
-        <w:t xml:space="preserve"> </w:t>
-      </w:r>
-      <w:r>
-        <w:rPr>
-          <w:b/>
-          <w:bCs/>
-          <w:lang w:val="es-CO"/>
-        </w:rPr>
-        <w:t xml:space="preserve">Desventajas:</w:t>
-      </w:r>
-      <w:r>
-        <w:rPr>
-          <w:lang w:val="es-CO"/>
-        </w:rPr>
-        <w:t xml:space="preserve"> </w:t>
-      </w:r>
-      <w:r>
-        <w:rPr>
-          <w:lang w:val="es-CO"/>
-        </w:rPr>
-        <w:t xml:space="preserve">al igual que Rocky, requeriría repetir la validación realizada sobre Oracle Linux y ofrece menor correspondencia con la recomendación del curso. No existe una incompatibilidad funcional que la descarte. [7]</w:t>
-      </w:r>
-    </w:p>
-    <w:p>
-      <w:pPr>
-        <w:pStyle w:val="Heading2"/>
-      </w:pPr>
-      <w:bookmarkStart w:id="28" w:name="_fe4d88a75ed00a06c9b0987c3a6df0b3820401f"/>
-      <w:r>
-        <w:rPr>
-          <w:rStyle w:val="SectionNumber"/>
-          <w:lang w:val="es-CO"/>
-        </w:rPr>
-        <w:t xml:space="preserve">3.4</w:t>
-      </w:r>
-      <w:r>
-        <w:tab/>
-      </w:r>
-      <w:r>
-        <w:rPr>
-          <w:lang w:val="es-CO"/>
-        </w:rPr>
-        <w:t xml:space="preserve">Ubuntu Server 24.04 LTS</w:t>
-      </w:r>
-      <w:bookmarkEnd w:id="28"/>
-    </w:p>
-    <w:p>
-      <w:pPr>
-        <w:pStyle w:val="FirstParagraph"/>
-      </w:pPr>
-      <w:r>
-        <w:rPr>
-          <w:lang w:val="es-CO"/>
-        </w:rPr>
-        <w:t xml:space="preserve">Distribución Linux gratuita con licencias por componente y servicios comerciales opcionales de Canonical. La versión LTS ofrece cinco años de mantenimiento estándar de seguridad para los paquetes de</w:t>
-      </w:r>
-      <w:r>
-        <w:rPr>
-          <w:lang w:val="es-CO"/>
-        </w:rPr>
-        <w:t xml:space="preserve"> </w:t>
-      </w:r>
-      <w:r>
-        <w:rPr>
-          <w:rStyle w:val="VerbatimChar"/>
-          <w:lang w:val="es-CO"/>
-        </w:rPr>
-        <w:t xml:space="preserve">Main</w:t>
-      </w:r>
-      <w:r>
-        <w:rPr>
-          <w:lang w:val="es-CO"/>
-        </w:rPr>
-        <w:t xml:space="preserve">; las ampliaciones y la cobertura adicional dependen de Ubuntu Pro y sus condiciones. No se supone cobertura idéntica para todos los repositorios. [8]</w:t>
-      </w:r>
-    </w:p>
-    <w:p>
-      <w:pPr>
-        <w:pStyle w:val="BodyText"/>
-      </w:pPr>
-      <w:r>
-        <w:rPr>
-          <w:b/>
-          <w:bCs/>
-          <w:lang w:val="es-CO"/>
-        </w:rPr>
-        <w:t xml:space="preserve">Compatibilidad y ventajas:</w:t>
-      </w:r>
-      <w:r>
-        <w:rPr>
-          <w:lang w:val="es-CO"/>
-        </w:rPr>
-        <w:t xml:space="preserve"> </w:t>
-      </w:r>
-      <w:r>
-        <w:rPr>
-          <w:lang w:val="es-CO"/>
-        </w:rPr>
-        <w:t xml:space="preserve">amplia documentación, administración con</w:t>
-      </w:r>
-      <w:r>
-        <w:rPr>
-          <w:lang w:val="es-CO"/>
-        </w:rPr>
-        <w:t xml:space="preserve"> </w:t>
-      </w:r>
-      <w:r>
-        <w:rPr>
-          <w:rStyle w:val="VerbatimChar"/>
-          <w:lang w:val="es-CO"/>
-        </w:rPr>
-        <w:t xml:space="preserve">apt</w:t>
-      </w:r>
-      <w:r>
-        <w:rPr>
-          <w:lang w:val="es-CO"/>
-        </w:rPr>
-        <w:t xml:space="preserve">, integración con Java y mecanismos como AppArmor. MySQL dispone de un repositorio APT oficial para Ubuntu.</w:t>
-      </w:r>
-      <w:r>
-        <w:rPr>
-          <w:lang w:val="es-CO"/>
-        </w:rPr>
-        <w:t xml:space="preserve"> </w:t>
-      </w:r>
-      <w:r>
-        <w:rPr>
-          <w:b/>
-          <w:bCs/>
-          <w:lang w:val="es-CO"/>
-        </w:rPr>
-        <w:t xml:space="preserve">Desventajas:</w:t>
-      </w:r>
-      <w:r>
-        <w:rPr>
-          <w:lang w:val="es-CO"/>
-        </w:rPr>
-        <w:t xml:space="preserve"> </w:t>
-      </w:r>
-      <w:r>
-        <w:rPr>
-          <w:lang w:val="es-CO"/>
-        </w:rPr>
-        <w:t xml:space="preserve">habría que adaptar los comandos RPM del proyecto y comprobar el origen y la versión 8.4 de los paquetes. AppArmor es un control válido; su diferencia frente a SELinux no se considera una falla de seguridad. [8, 11]</w:t>
-      </w:r>
-    </w:p>
-    <w:p>
-      <w:pPr>
-        <w:pStyle w:val="Heading2"/>
-      </w:pPr>
-      <w:bookmarkStart w:id="29" w:name="_0f087a90d3b1a14d0c5959a5c3cecab313c7cd1"/>
-      <w:r>
-        <w:rPr>
-          <w:rStyle w:val="SectionNumber"/>
-          <w:lang w:val="es-CO"/>
-        </w:rPr>
-        <w:t xml:space="preserve">3.5</w:t>
-      </w:r>
-      <w:r>
-        <w:tab/>
-      </w:r>
-      <w:r>
-        <w:rPr>
-          <w:lang w:val="es-CO"/>
-        </w:rPr>
-        <w:t xml:space="preserve">Debian 12</w:t>
-      </w:r>
-      <w:bookmarkEnd w:id="29"/>
-    </w:p>
-    <w:p>
-      <w:pPr>
-        <w:pStyle w:val="FirstParagraph"/>
-      </w:pPr>
-      <w:r>
-        <w:rPr>
-          <w:lang w:val="es-CO"/>
-        </w:rPr>
-        <w:t xml:space="preserve">Distribución comunitaria libre, gratuita y con licencias por componente. La rama tiene tres años de soporte completo y dos adicionales de LTS, con alcance de arquitecturas y paquetes definido por el proyecto. Debian 12 se encuentra en la etapa LTS; mantenerla exige comprobar esa cobertura y planear la actualización a una rama posterior. [9]</w:t>
-      </w:r>
-    </w:p>
-    <w:p>
-      <w:pPr>
-        <w:pStyle w:val="BodyText"/>
-      </w:pPr>
-      <w:r>
-        <w:rPr>
-          <w:b/>
-          <w:bCs/>
-          <w:lang w:val="es-CO"/>
-        </w:rPr>
-        <w:t xml:space="preserve">Compatibilidad y ventajas:</w:t>
-      </w:r>
-      <w:r>
-        <w:rPr>
-          <w:lang w:val="es-CO"/>
-        </w:rPr>
-        <w:t xml:space="preserve"> </w:t>
-      </w:r>
-      <w:r>
-        <w:rPr>
-          <w:lang w:val="es-CO"/>
-        </w:rPr>
-        <w:t xml:space="preserve">instalación mínima de bajo consumo, estabilidad y documentación consolidada. MySQL ofrece un repositorio APT oficial para Debian y Java puede desplegarse en el sistema.</w:t>
-      </w:r>
-      <w:r>
-        <w:rPr>
-          <w:lang w:val="es-CO"/>
-        </w:rPr>
-        <w:t xml:space="preserve"> </w:t>
-      </w:r>
-      <w:r>
-        <w:rPr>
-          <w:b/>
-          <w:bCs/>
-          <w:lang w:val="es-CO"/>
-        </w:rPr>
-        <w:t xml:space="preserve">Desventajas:</w:t>
-      </w:r>
-      <w:r>
-        <w:rPr>
-          <w:lang w:val="es-CO"/>
-        </w:rPr>
-        <w:t xml:space="preserve"> </w:t>
-      </w:r>
-      <w:r>
-        <w:rPr>
-          <w:lang w:val="es-CO"/>
-        </w:rPr>
-        <w:t xml:space="preserve">se deben adaptar los scripts basados en</w:t>
-      </w:r>
-      <w:r>
-        <w:rPr>
-          <w:lang w:val="es-CO"/>
-        </w:rPr>
-        <w:t xml:space="preserve"> </w:t>
-      </w:r>
-      <w:r>
-        <w:rPr>
-          <w:rStyle w:val="VerbatimChar"/>
-          <w:lang w:val="es-CO"/>
-        </w:rPr>
-        <w:t xml:space="preserve">dnf</w:t>
-      </w:r>
-      <w:r>
-        <w:rPr>
-          <w:lang w:val="es-CO"/>
-        </w:rPr>
-        <w:t xml:space="preserve"> </w:t>
-      </w:r>
-      <w:r>
-        <w:rPr>
-          <w:lang w:val="es-CO"/>
-        </w:rPr>
-        <w:t xml:space="preserve">y seleccionar explícitamente MySQL 8.4; la rama 12 ofrece un horizonte de mantenimiento menor que las ramas empresariales evaluadas. [9, 11]</w:t>
-      </w:r>
-    </w:p>
-    <w:p>
-      <w:pPr>
-        <w:pStyle w:val="Heading2"/>
-      </w:pPr>
-      <w:bookmarkStart w:id="30" w:name="_50f7fbed2cb9860e5886d1152963910e6c94f5a"/>
-      <w:r>
-        <w:rPr>
-          <w:rStyle w:val="SectionNumber"/>
-          <w:lang w:val="es-CO"/>
-        </w:rPr>
-        <w:t xml:space="preserve">3.6</w:t>
-      </w:r>
-      <w:r>
-        <w:tab/>
-      </w:r>
-      <w:r>
-        <w:rPr>
-          <w:lang w:val="es-CO"/>
-        </w:rPr>
-        <w:t xml:space="preserve">FreeBSD 14</w:t>
-      </w:r>
-      <w:bookmarkEnd w:id="30"/>
-    </w:p>
-    <w:p>
-      <w:pPr>
-        <w:pStyle w:val="FirstParagraph"/>
-      </w:pPr>
-      <w:r>
-        <w:rPr>
-          <w:lang w:val="es-CO"/>
-        </w:rPr>
-        <w:t xml:space="preserve">Sistema de la familia BSD Unix, gratuito, con licencia predominantemente BSD permisiva y componentes sujetos a sus propias licencias. Es necesario seguir las revisiones menores admitidas y la política de mantenimiento de la rama 14. Se evalúa como opción Unix permitida por la asignatura. [10]</w:t>
-      </w:r>
-    </w:p>
-    <w:p>
-      <w:pPr>
-        <w:pStyle w:val="BodyText"/>
-      </w:pPr>
-      <w:r>
-        <w:rPr>
-          <w:b/>
-          <w:bCs/>
-          <w:lang w:val="es-CO"/>
-        </w:rPr>
-        <w:t xml:space="preserve">Compatibilidad y ventajas:</w:t>
-      </w:r>
-      <w:r>
-        <w:rPr>
-          <w:lang w:val="es-CO"/>
-        </w:rPr>
-        <w:t xml:space="preserve"> </w:t>
-      </w:r>
-      <w:r>
-        <w:rPr>
-          <w:lang w:val="es-CO"/>
-        </w:rPr>
-        <w:t xml:space="preserve">sistema base coherente, documentación mediante el Handbook, administración con</w:t>
-      </w:r>
-      <w:r>
-        <w:rPr>
-          <w:lang w:val="es-CO"/>
-        </w:rPr>
-        <w:t xml:space="preserve"> </w:t>
-      </w:r>
-      <w:r>
-        <w:rPr>
-          <w:rStyle w:val="VerbatimChar"/>
-          <w:lang w:val="es-CO"/>
-        </w:rPr>
-        <w:t xml:space="preserve">pkg</w:t>
-      </w:r>
-      <w:r>
-        <w:rPr>
-          <w:lang w:val="es-CO"/>
-        </w:rPr>
-        <w:t xml:space="preserve"> </w:t>
-      </w:r>
-      <w:r>
-        <w:rPr>
-          <w:lang w:val="es-CO"/>
-        </w:rPr>
-        <w:t xml:space="preserve">y aislamiento mediante jails; puede alojar MySQL mediante sus paquetes o ports.</w:t>
-      </w:r>
-      <w:r>
-        <w:rPr>
-          <w:lang w:val="es-CO"/>
-        </w:rPr>
-        <w:t xml:space="preserve"> </w:t>
-      </w:r>
-      <w:r>
-        <w:rPr>
-          <w:b/>
-          <w:bCs/>
-          <w:lang w:val="es-CO"/>
-        </w:rPr>
-        <w:t xml:space="preserve">Desventajas:</w:t>
-      </w:r>
-      <w:r>
-        <w:rPr>
-          <w:lang w:val="es-CO"/>
-        </w:rPr>
-        <w:t xml:space="preserve"> </w:t>
-      </w:r>
-      <w:r>
-        <w:rPr>
-          <w:lang w:val="es-CO"/>
-        </w:rPr>
-        <w:t xml:space="preserve">requiere adaptar los scripts que usan</w:t>
-      </w:r>
-      <w:r>
-        <w:rPr>
-          <w:lang w:val="es-CO"/>
-        </w:rPr>
-        <w:t xml:space="preserve"> </w:t>
-      </w:r>
-      <w:r>
-        <w:rPr>
-          <w:rStyle w:val="VerbatimChar"/>
-          <w:lang w:val="es-CO"/>
-        </w:rPr>
-        <w:t xml:space="preserve">dnf</w:t>
-      </w:r>
-      <w:r>
-        <w:rPr>
-          <w:lang w:val="es-CO"/>
-        </w:rPr>
-        <w:t xml:space="preserve">,</w:t>
-      </w:r>
-      <w:r>
-        <w:rPr>
-          <w:lang w:val="es-CO"/>
-        </w:rPr>
-        <w:t xml:space="preserve"> </w:t>
-      </w:r>
-      <w:r>
-        <w:rPr>
-          <w:rStyle w:val="VerbatimChar"/>
-          <w:lang w:val="es-CO"/>
-        </w:rPr>
-        <w:t xml:space="preserve">systemd</w:t>
-      </w:r>
-      <w:r>
-        <w:rPr>
-          <w:lang w:val="es-CO"/>
-        </w:rPr>
-        <w:t xml:space="preserve">, SELinux y</w:t>
-      </w:r>
-      <w:r>
-        <w:rPr>
-          <w:lang w:val="es-CO"/>
-        </w:rPr>
-        <w:t xml:space="preserve"> </w:t>
-      </w:r>
-      <w:r>
-        <w:rPr>
-          <w:rStyle w:val="VerbatimChar"/>
-          <w:lang w:val="es-CO"/>
-        </w:rPr>
-        <w:t xml:space="preserve">firewalld</w:t>
-      </w:r>
-      <w:r>
-        <w:rPr>
-          <w:lang w:val="es-CO"/>
-        </w:rPr>
-        <w:t xml:space="preserve">, y validar una VM distinta de la simulación Linux prevista. Su menor puntaje responde a este trabajo de adaptación, no a una imposibilidad de ejecutar MySQL. [10]</w:t>
-      </w:r>
-    </w:p>
-    <w:p>
-      <w:pPr>
-        <w:pStyle w:val="Heading1"/>
-      </w:pPr>
-      <w:bookmarkStart w:id="31" w:name="_24959e01fe8cdb212bbf987bd50bfd165909e61"/>
-      <w:r>
-        <w:rPr>
-          <w:rStyle w:val="SectionNumber"/>
-          <w:lang w:val="es-CO"/>
-        </w:rPr>
-        <w:t xml:space="preserve">4</w:t>
-      </w:r>
-      <w:r>
-        <w:tab/>
-      </w:r>
-      <w:r>
-        <w:rPr>
-          <w:lang w:val="es-CO"/>
-        </w:rPr>
-        <w:t xml:space="preserve">Criterios y método de evaluación</w:t>
-      </w:r>
-      <w:bookmarkEnd w:id="31"/>
-    </w:p>
-    <w:p>
-      <w:pPr>
-        <w:pStyle w:val="FirstParagraph"/>
-      </w:pPr>
-      <w:r>
-        <w:rPr>
-          <w:lang w:val="es-CO"/>
-        </w:rPr>
-        <w:t xml:space="preserve">Se utiliza una escala de</w:t>
-      </w:r>
-      <w:r>
-        <w:rPr>
-          <w:lang w:val="es-CO"/>
-        </w:rPr>
-        <w:t xml:space="preserve"> </w:t>
-      </w:r>
-      <w:r>
-        <w:rPr>
-          <w:b/>
-          <w:bCs/>
-          <w:lang w:val="es-CO"/>
-        </w:rPr>
-        <w:t xml:space="preserve">1 a 5</w:t>
-      </w:r>
-      <w:r>
-        <w:rPr>
-          <w:lang w:val="es-CO"/>
-        </w:rPr>
-        <w:t xml:space="preserve">: 1 indica ajuste muy bajo; 2, ajuste bajo con adaptaciones importantes; 3, ajuste aceptable con condiciones; 4, ajuste alto; y 5, ajuste muy alto para el proyecto. Las calificaciones expresan el juicio del equipo y no son resultados de pruebas comparativas de rendimiento. Los pesos suman 100 %.</w:t>
-      </w:r>
-    </w:p>
-    <w:p>
-      <w:pPr>
-        <w:pStyle w:val="BodyText"/>
-      </w:pPr>
-      <w:r>
-        <w:rPr>
-          <w:lang w:val="es-CO"/>
-        </w:rPr>
-        <w:t xml:space="preserve">La adecuación a MySQL y Java recibe el mayor peso: todos los Linux evaluados satisfacen este requisito. Costo considera el uso gratuito sin confundirlo con soporte contratado; soporte valora el ciclo de la rama; consumo estima una instalación mínima, sin afirmar mediciones comparativas. Administración considera paquetes y servicios; documentación, manuales y comunidad; alineación, la sugerencia expresa de Oracle Linux y la continuidad del entorno ya validado. Seguridad reconoce controles equivalentes, sin exigir SELinux como condición excluyente.</w:t>
-      </w:r>
-    </w:p>
-    <w:p>
-      <w:pPr>
-        <w:pStyle w:val="BodyText"/>
-      </w:pPr>
-      <w:r>
-        <w:rPr>
-          <w:lang w:val="es-CO"/>
-        </w:rPr>
-        <w:t xml:space="preserve">En la matriz, OL9 significa Oracle Linux 9; Rocky, Rocky Linux 9; Alma, AlmaLinux 9; Ubuntu, Ubuntu Server 24.04 LTS; Debian, Debian 12; y FreeBSD, FreeBSD 14. Se aplica</w:t>
+        <w:t xml:space="preserve">5</w:t>
+      </w:r>
+      <w:r>
+        <w:rPr>
+          <w:lang w:val="es-CO"/>
+        </w:rPr>
+        <w:t xml:space="preserve"> </w:t>
+      </w:r>
+      <w:r>
+        <w:rPr>
+          <w:lang w:val="es-CO"/>
+        </w:rPr>
+        <w:t xml:space="preserve">muy alto. Puntajes del equipo, sin medir rendimiento comparativo. Fórmula:</w:t>
       </w:r>
       <w:r>
         <w:rPr>
@@ -2042,74 +1564,7 @@
         <w:rPr>
           <w:lang w:val="es-CO"/>
         </w:rPr>
-        <w:t xml:space="preserve">, donde</w:t>
-      </w:r>
-      <w:r>
-        <w:rPr>
-          <w:lang w:val="es-CO"/>
-        </w:rPr>
-        <w:t xml:space="preserve"> </w:t>
-      </w:r>
-      <m:oMath>
-        <m:sSub>
-          <m:e>
-            <m:r>
-              <m:t>p</m:t>
-            </m:r>
-          </m:e>
-          <m:sub>
-            <m:r>
-              <m:t>i</m:t>
-            </m:r>
-          </m:sub>
-        </m:sSub>
-      </m:oMath>
-      <w:r>
-        <w:rPr>
-          <w:lang w:val="es-CO"/>
-        </w:rPr>
-        <w:t xml:space="preserve"> </w:t>
-      </w:r>
-      <w:r>
-        <w:rPr>
-          <w:lang w:val="es-CO"/>
-        </w:rPr>
-        <w:t xml:space="preserve">es el peso porcentual y</w:t>
-      </w:r>
-      <w:r>
-        <w:rPr>
-          <w:lang w:val="es-CO"/>
-        </w:rPr>
-        <w:t xml:space="preserve"> </w:t>
-      </w:r>
-      <m:oMath>
-        <m:sSub>
-          <m:e>
-            <m:r>
-              <m:t>s</m:t>
-            </m:r>
-          </m:e>
-          <m:sub>
-            <m:r>
-              <m:t>i</m:t>
-            </m:r>
-            <m:r>
-              <m:t>j</m:t>
-            </m:r>
-          </m:sub>
-        </m:sSub>
-      </m:oMath>
-      <w:r>
-        <w:rPr>
-          <w:lang w:val="es-CO"/>
-        </w:rPr>
-        <w:t xml:space="preserve"> </w:t>
-      </w:r>
-      <w:r>
-        <w:rPr>
-          <w:lang w:val="es-CO"/>
-        </w:rPr>
-        <w:t xml:space="preserve">la calificación de la alternativa.</w:t>
+        <w:t xml:space="preserve">, peso porcentual por calificación. OL9 abrevia Oracle Linux 9; columnas según versiones evaluadas.</w:t>
       </w:r>
     </w:p>
     <w:p>
@@ -3401,7 +2856,7 @@
       <w:pPr>
         <w:pStyle w:val="Heading1"/>
       </w:pPr>
-      <w:bookmarkStart w:id="32" w:name="_68a9b12da4c5744d933523ce580dd23ca4900a6"/>
+      <w:bookmarkStart w:id="31" w:name="_68a9b12da4c5744d933523ce580dd23ca4900a6"/>
       <w:r>
         <w:rPr>
           <w:rStyle w:val="SectionNumber"/>
@@ -3418,276 +2873,31 @@
         </w:rPr>
         <w:t xml:space="preserve">Resultado y justificación</w:t>
       </w:r>
-      <w:bookmarkEnd w:id="32"/>
+      <w:bookmarkEnd w:id="31"/>
     </w:p>
     <w:p>
       <w:pPr>
         <w:pStyle w:val="FirstParagraph"/>
       </w:pPr>
-      <w:r>
-        <w:rPr>
-          <w:lang w:val="es-CO"/>
-        </w:rPr>
-        <w:t xml:space="preserve">Alternativa seleccionada:</w:t>
-      </w:r>
-      <w:r>
-        <w:rPr>
-          <w:lang w:val="es-CO"/>
-        </w:rPr>
-        <w:t xml:space="preserve"> </w:t>
-      </w:r>
       <w:r>
         <w:rPr>
           <w:b/>
           <w:bCs/>
           <w:lang w:val="es-CO"/>
         </w:rPr>
-        <w:t xml:space="preserve">OL9</w:t>
-      </w:r>
-      <w:r>
-        <w:rPr>
-          <w:lang w:val="es-CO"/>
-        </w:rPr>
-        <w:t xml:space="preserve"> </w:t>
-      </w:r>
-      <w:r>
-        <w:rPr>
-          <w:lang w:val="es-CO"/>
-        </w:rPr>
-        <w:t xml:space="preserve">— Oracle Linux 9 (x86_64).</w:t>
-      </w:r>
-    </w:p>
-    <w:p>
-      <w:pPr>
-        <w:pStyle w:val="BodyText"/>
-      </w:pPr>
-      <w:r>
-        <w:rPr>
-          <w:lang w:val="es-CO"/>
-        </w:rPr>
-        <w:t xml:space="preserve">Oracle Linux obtiene</w:t>
-      </w:r>
-      <w:r>
-        <w:rPr>
-          <w:lang w:val="es-CO"/>
-        </w:rPr>
-        <w:t xml:space="preserve"> </w:t>
-      </w:r>
-      <w:r>
-        <w:rPr>
-          <w:b/>
-          <w:bCs/>
-          <w:lang w:val="es-CO"/>
-        </w:rPr>
-        <w:t xml:space="preserve">4,90 sobre 5</w:t>
-      </w:r>
-      <w:r>
-        <w:rPr>
-          <w:lang w:val="es-CO"/>
-        </w:rPr>
-        <w:t xml:space="preserve">, frente a 4,60 de Ubuntu y 4,50 de Rocky Linux y AlmaLinux. El total de OL9 es</w:t>
-      </w:r>
-      <w:r>
-        <w:rPr>
-          <w:lang w:val="es-CO"/>
-        </w:rPr>
-        <w:t xml:space="preserve"> </w:t>
-      </w:r>
-      <m:oMath>
-        <m:r>
-          <m:rPr>
-            <m:sty m:val="p"/>
-          </m:rPr>
-          <m:t>(</m:t>
-        </m:r>
-        <m:r>
-          <m:t>25</m:t>
-        </m:r>
-        <m:r>
-          <m:rPr>
-            <m:sty m:val="p"/>
-          </m:rPr>
-          <m:t>×</m:t>
-        </m:r>
-        <m:r>
-          <m:t>5</m:t>
-        </m:r>
-        <m:r>
-          <m:rPr>
-            <m:sty m:val="p"/>
-          </m:rPr>
-          <m:t>+</m:t>
-        </m:r>
-        <m:r>
-          <m:t>10</m:t>
-        </m:r>
-        <m:r>
-          <m:rPr>
-            <m:sty m:val="p"/>
-          </m:rPr>
-          <m:t>×</m:t>
-        </m:r>
-        <m:r>
-          <m:t>5</m:t>
-        </m:r>
-        <m:r>
-          <m:rPr>
-            <m:sty m:val="p"/>
-          </m:rPr>
-          <m:t>+</m:t>
-        </m:r>
-        <m:r>
-          <m:t>15</m:t>
-        </m:r>
-        <m:r>
-          <m:rPr>
-            <m:sty m:val="p"/>
-          </m:rPr>
-          <m:t>×</m:t>
-        </m:r>
-        <m:r>
-          <m:t>5</m:t>
-        </m:r>
-        <m:r>
-          <m:rPr>
-            <m:sty m:val="p"/>
-          </m:rPr>
-          <m:t>+</m:t>
-        </m:r>
-        <m:r>
-          <m:t>10</m:t>
-        </m:r>
-        <m:r>
-          <m:rPr>
-            <m:sty m:val="p"/>
-          </m:rPr>
-          <m:t>×</m:t>
-        </m:r>
-        <m:r>
-          <m:t>4</m:t>
-        </m:r>
-        <m:r>
-          <m:rPr>
-            <m:sty m:val="p"/>
-          </m:rPr>
-          <m:t>+</m:t>
-        </m:r>
-        <m:r>
-          <m:t>10</m:t>
-        </m:r>
-        <m:r>
-          <m:rPr>
-            <m:sty m:val="p"/>
-          </m:rPr>
-          <m:t>×</m:t>
-        </m:r>
-        <m:r>
-          <m:t>5</m:t>
-        </m:r>
-        <m:r>
-          <m:rPr>
-            <m:sty m:val="p"/>
-          </m:rPr>
-          <m:t>+</m:t>
-        </m:r>
-        <m:r>
-          <m:t>10</m:t>
-        </m:r>
-        <m:r>
-          <m:rPr>
-            <m:sty m:val="p"/>
-          </m:rPr>
-          <m:t>×</m:t>
-        </m:r>
-        <m:r>
-          <m:t>5</m:t>
-        </m:r>
-        <m:r>
-          <m:rPr>
-            <m:sty m:val="p"/>
-          </m:rPr>
-          <m:t>+</m:t>
-        </m:r>
-        <m:r>
-          <m:t>15</m:t>
-        </m:r>
-        <m:r>
-          <m:rPr>
-            <m:sty m:val="p"/>
-          </m:rPr>
-          <m:t>×</m:t>
-        </m:r>
-        <m:r>
-          <m:t>5</m:t>
-        </m:r>
-        <m:r>
-          <m:rPr>
-            <m:sty m:val="p"/>
-          </m:rPr>
-          <m:t>+</m:t>
-        </m:r>
-        <m:r>
-          <m:t>5</m:t>
-        </m:r>
-        <m:r>
-          <m:rPr>
-            <m:sty m:val="p"/>
-          </m:rPr>
-          <m:t>×</m:t>
-        </m:r>
-        <m:r>
-          <m:t>5</m:t>
-        </m:r>
-        <m:r>
-          <m:rPr>
-            <m:sty m:val="p"/>
-          </m:rPr>
-          <m:t>)</m:t>
-        </m:r>
-        <m:r>
-          <m:rPr>
-            <m:sty m:val="p"/>
-          </m:rPr>
-          <m:t>/</m:t>
-        </m:r>
-        <m:r>
-          <m:t>100</m:t>
-        </m:r>
-        <m:r>
-          <m:rPr>
-            <m:sty m:val="p"/>
-          </m:rPr>
-          <m:t>=</m:t>
-        </m:r>
-        <m:r>
-          <m:t>4</m:t>
-        </m:r>
-        <m:r>
-          <m:rPr>
-            <m:sty m:val="p"/>
-          </m:rPr>
-          <m:t>,</m:t>
-        </m:r>
-        <m:r>
-          <m:t>90</m:t>
-        </m:r>
-      </m:oMath>
-      <w:r>
-        <w:rPr>
-          <w:lang w:val="es-CO"/>
-        </w:rPr>
-        <w:t xml:space="preserve">.</w:t>
-      </w:r>
-    </w:p>
-    <w:p>
-      <w:pPr>
-        <w:pStyle w:val="BodyText"/>
-      </w:pPr>
-      <w:r>
-        <w:rPr>
-          <w:lang w:val="es-CO"/>
-        </w:rPr>
-        <w:t xml:space="preserve">Las seis alternativas tienen opciones de uso sin costo de licencia. MySQL funciona en los Linux evaluados, por lo que la compatibilidad tampoco decide por sí sola. Oracle Linux gana por su correspondencia con la asignatura, la disponibilidad directa de</w:t>
+        <w:t xml:space="preserve">Oracle Linux 9 gana con 4,90/5</w:t>
+      </w:r>
+      <w:r>
+        <w:rPr>
+          <w:lang w:val="es-CO"/>
+        </w:rPr>
+        <w:t xml:space="preserve"> </w:t>
+      </w:r>
+      <w:r>
+        <w:rPr>
+          <w:lang w:val="es-CO"/>
+        </w:rPr>
+        <w:t xml:space="preserve">por la sugerencia del curso, MySQL en AppStream y la continuidad del entorno. La evidencia local registra Oracle Linux 9.8, MySQL 8.4,</w:t>
       </w:r>
       <w:r>
         <w:rPr>
@@ -3700,30 +2910,13 @@
           <w:rStyle w:val="VerbatimChar"/>
           <w:lang w:val="es-CO"/>
         </w:rPr>
-        <w:t xml:space="preserve">mysql:8.4</w:t>
-      </w:r>
-      <w:r>
-        <w:rPr>
-          <w:lang w:val="es-CO"/>
-        </w:rPr>
-        <w:t xml:space="preserve"> </w:t>
-      </w:r>
-      <w:r>
-        <w:rPr>
-          <w:lang w:val="es-CO"/>
-        </w:rPr>
-        <w:t xml:space="preserve">en AppStream y la continuidad de los scripts y la VM ya comprobados. Ubuntu y Debian siguen siendo opciones válidas; Rocky y AlmaLinux reciben puntajes iguales por su ajuste semejante a este caso.</w:t>
-      </w:r>
-    </w:p>
-    <w:p>
-      <w:pPr>
-        <w:pStyle w:val="BodyText"/>
-      </w:pPr>
-      <w:r>
-        <w:rPr>
-          <w:lang w:val="es-CO"/>
-        </w:rPr>
-        <w:t xml:space="preserve">La evidencia local registra Oracle Linux 9.8, MySQL 8.4, el paquete</w:t>
+        <w:t xml:space="preserve">mysql-selinux</w:t>
+      </w:r>
+      <w:r>
+        <w:rPr>
+          <w:lang w:val="es-CO"/>
+        </w:rPr>
+        <w:t xml:space="preserve">,</w:t>
       </w:r>
       <w:r>
         <w:rPr>
@@ -3736,25 +2929,6 @@
           <w:rStyle w:val="VerbatimChar"/>
           <w:lang w:val="es-CO"/>
         </w:rPr>
-        <w:t xml:space="preserve">mysql-selinux</w:t>
-      </w:r>
-      <w:r>
-        <w:rPr>
-          <w:lang w:val="es-CO"/>
-        </w:rPr>
-        <w:t xml:space="preserve">, el servicio</w:t>
-      </w:r>
-      <w:r>
-        <w:rPr>
-          <w:lang w:val="es-CO"/>
-        </w:rPr>
-        <w:t xml:space="preserve"> </w:t>
-      </w:r>
-      <w:r>
-        <w:rPr>
-          <w:rStyle w:val="VerbatimChar"/>
-          <w:lang w:val="es-CO"/>
-        </w:rPr>
         <w:t xml:space="preserve">mysqld</w:t>
       </w:r>
       <w:r>
@@ -3767,14 +2941,14 @@
         <w:rPr>
           <w:lang w:val="es-CO"/>
         </w:rPr>
-        <w:t xml:space="preserve">activo y la apertura del puerto 3306. Los documentos de implementación presentan las pruebas de carga, reglas y acceso de consulta. Esta comprobación del entorno elegido no sustituye una comparación de rendimiento entre los seis sistemas.</w:t>
+        <w:t xml:space="preserve">activo y puerto 3306 abierto. Las demás alternativas son viables con las adaptaciones indicadas.</w:t>
       </w:r>
     </w:p>
     <w:p>
       <w:pPr>
         <w:pStyle w:val="Heading1"/>
       </w:pPr>
-      <w:bookmarkStart w:id="33" w:name="_603461fe1365725dceec8cd13f796afeb724e29"/>
+      <w:bookmarkStart w:id="32" w:name="_603461fe1365725dceec8cd13f796afeb724e29"/>
       <w:r>
         <w:rPr>
           <w:rStyle w:val="SectionNumber"/>
@@ -3791,7 +2965,7 @@
         </w:rPr>
         <w:t xml:space="preserve">Riesgos y mitigaciones</w:t>
       </w:r>
-      <w:bookmarkEnd w:id="33"/>
+      <w:bookmarkEnd w:id="32"/>
     </w:p>
     <w:p>
       <w:pPr>
@@ -3801,7 +2975,7 @@
         <w:rPr>
           <w:lang w:val="es-CO"/>
         </w:rPr>
-        <w:t xml:space="preserve">Riesgos de la selección del SO y medidas de mitigación</w:t>
+        <w:t xml:space="preserve">Riesgos y mitigaciones</w:t>
       </w:r>
     </w:p>
     <w:tbl>
@@ -3810,7 +2984,7 @@
         <w:tblW w:type="pct" w:w="5000"/>
         <w:tblLayout w:type="fixed"/>
         <w:tblLook w:firstRow="1" w:lastRow="0" w:firstColumn="0" w:lastColumn="0" w:noHBand="0" w:noVBand="0" w:val="0020"/>
-        <w:tblCaption w:val="Riesgos de la selección del SO y medidas de mitigación"/>
+        <w:tblCaption w:val="Riesgos y mitigaciones"/>
         <w:tblBorders>
           <w:top w:val="single" w:sz="4" w:color="A6A6A6"/>
           <w:left w:val="single" w:sz="4" w:color="A6A6A6"/>
@@ -3877,22 +3051,22 @@
                 <w:sz w:val="19"/>
                 <w:lang w:val="es-CO"/>
               </w:rPr>
-              <w:t xml:space="preserve">Presión de memoria en el anfitrión</w:t>
-            </w:r>
-          </w:p>
-        </w:tc>
-        <w:tc>
-          <w:tcPr/>
-          <w:p>
-            <w:pPr>
-              <w:pStyle w:val="Compact"/>
-            </w:pPr>
-            <w:r>
-              <w:rPr>
-                <w:sz w:val="19"/>
-                <w:lang w:val="es-CO"/>
-              </w:rPr>
-              <w:t xml:space="preserve">Asignar 6 GiB a la VM (de 16 GB del anfitrión), cerrar cargas no necesarias y apagar la VM con</w:t>
+              <w:t xml:space="preserve">Presión de memoria</w:t>
+            </w:r>
+          </w:p>
+        </w:tc>
+        <w:tc>
+          <w:tcPr/>
+          <w:p>
+            <w:pPr>
+              <w:pStyle w:val="Compact"/>
+            </w:pPr>
+            <w:r>
+              <w:rPr>
+                <w:sz w:val="19"/>
+                <w:lang w:val="es-CO"/>
+              </w:rPr>
+              <w:t xml:space="preserve">VM con 6 GiB de los 16 GB del anfitrión; cerrar cargas y usar</w:t>
             </w:r>
             <w:r>
               <w:rPr>
@@ -3921,7 +3095,7 @@
                 <w:sz w:val="19"/>
                 <w:lang w:val="es-CO"/>
               </w:rPr>
-              <w:t xml:space="preserve">cuando no se use</w:t>
+              <w:t xml:space="preserve">al terminar</w:t>
             </w:r>
           </w:p>
         </w:tc>
@@ -3938,22 +3112,22 @@
                 <w:sz w:val="19"/>
                 <w:lang w:val="es-CO"/>
               </w:rPr>
-              <w:t xml:space="preserve">Cambio del módulo o de los paquetes MySQL</w:t>
-            </w:r>
-          </w:p>
-        </w:tc>
-        <w:tc>
-          <w:tcPr/>
-          <w:p>
-            <w:pPr>
-              <w:pStyle w:val="Compact"/>
-            </w:pPr>
-            <w:r>
-              <w:rPr>
-                <w:sz w:val="19"/>
-                <w:lang w:val="es-CO"/>
-              </w:rPr>
-              <w:t xml:space="preserve">Comprobar</w:t>
+              <w:t xml:space="preserve">Cambios en MySQL</w:t>
+            </w:r>
+          </w:p>
+        </w:tc>
+        <w:tc>
+          <w:tcPr/>
+          <w:p>
+            <w:pPr>
+              <w:pStyle w:val="Compact"/>
+            </w:pPr>
+            <w:r>
+              <w:rPr>
+                <w:sz w:val="19"/>
+                <w:lang w:val="es-CO"/>
+              </w:rPr>
+              <w:t xml:space="preserve">Consultar</w:t>
             </w:r>
             <w:r>
               <w:rPr>
@@ -3975,7 +3149,7 @@
                 <w:sz w:val="19"/>
                 <w:lang w:val="es-CO"/>
               </w:rPr>
-              <w:t xml:space="preserve">, seleccionar</w:t>
+              <w:t xml:space="preserve">, elegir</w:t>
             </w:r>
             <w:r>
               <w:rPr>
@@ -3997,14 +3171,7 @@
                 <w:sz w:val="19"/>
                 <w:lang w:val="es-CO"/>
               </w:rPr>
-              <w:t xml:space="preserve"> </w:t>
-            </w:r>
-            <w:r>
-              <w:rPr>
-                <w:sz w:val="19"/>
-                <w:lang w:val="es-CO"/>
-              </w:rPr>
-              <w:t xml:space="preserve">y registrar las versiones instaladas; revisar el ciclo del módulo aparte del SO</w:t>
+              <w:t xml:space="preserve">, registrar versiones y revisar ciclo del módulo separado del SO</w:t>
             </w:r>
           </w:p>
         </w:tc>
@@ -4021,22 +3188,22 @@
                 <w:sz w:val="19"/>
                 <w:lang w:val="es-CO"/>
               </w:rPr>
-              <w:t xml:space="preserve">Diferencias entre la simulación en macOS (vz) y el servidor con Linux (KVM)</w:t>
-            </w:r>
-          </w:p>
-        </w:tc>
-        <w:tc>
-          <w:tcPr/>
-          <w:p>
-            <w:pPr>
-              <w:pStyle w:val="Compact"/>
-            </w:pPr>
-            <w:r>
-              <w:rPr>
-                <w:sz w:val="19"/>
-                <w:lang w:val="es-CO"/>
-              </w:rPr>
-              <w:t xml:space="preserve">Mantener arquitectura, recursos iniciales, versiones y scripts; comprobar</w:t>
+              <w:t xml:space="preserve">Diferencias macOS (vz) y Linux (KVM)</w:t>
+            </w:r>
+          </w:p>
+        </w:tc>
+        <w:tc>
+          <w:tcPr/>
+          <w:p>
+            <w:pPr>
+              <w:pStyle w:val="Compact"/>
+            </w:pPr>
+            <w:r>
+              <w:rPr>
+                <w:sz w:val="19"/>
+                <w:lang w:val="es-CO"/>
+              </w:rPr>
+              <w:t xml:space="preserve">Mantener arquitectura, recursos, versiones y scripts; probar</w:t>
             </w:r>
             <w:r>
               <w:rPr>
@@ -4058,7 +3225,7 @@
                 <w:sz w:val="19"/>
                 <w:lang w:val="es-CO"/>
               </w:rPr>
-              <w:t xml:space="preserve">, la aplicación y la conexión de Workbench en cada anfitrión</w:t>
+              <w:t xml:space="preserve">, aplicación y Workbench en ambos</w:t>
             </w:r>
           </w:p>
         </w:tc>
@@ -4075,22 +3242,22 @@
                 <w:sz w:val="19"/>
                 <w:lang w:val="es-CO"/>
               </w:rPr>
-              <w:t xml:space="preserve">Interrupción del anfitrión o pérdida del disco virtual</w:t>
-            </w:r>
-          </w:p>
-        </w:tc>
-        <w:tc>
-          <w:tcPr/>
-          <w:p>
-            <w:pPr>
-              <w:pStyle w:val="Compact"/>
-            </w:pPr>
-            <w:r>
-              <w:rPr>
-                <w:sz w:val="19"/>
-                <w:lang w:val="es-CO"/>
-              </w:rPr>
-              <w:t xml:space="preserve">Conservar DDL y DML en Git y exportaciones fuera de la VM; verificar restauración en lugar de depender solo de instantáneas</w:t>
+              <w:t xml:space="preserve">Pérdida del anfitrión o disco</w:t>
+            </w:r>
+          </w:p>
+        </w:tc>
+        <w:tc>
+          <w:tcPr/>
+          <w:p>
+            <w:pPr>
+              <w:pStyle w:val="Compact"/>
+            </w:pPr>
+            <w:r>
+              <w:rPr>
+                <w:sz w:val="19"/>
+                <w:lang w:val="es-CO"/>
+              </w:rPr>
+              <w:t xml:space="preserve">DDL/DML en Git, exportaciones fuera de VM y prueba de restauración; evitar depender solo de instantáneas</w:t>
             </w:r>
           </w:p>
         </w:tc>
@@ -4107,22 +3274,22 @@
                 <w:sz w:val="19"/>
                 <w:lang w:val="es-CO"/>
               </w:rPr>
-              <w:t xml:space="preserve">Acceso al puerto 3306 desde una red no prevista</w:t>
-            </w:r>
-          </w:p>
-        </w:tc>
-        <w:tc>
-          <w:tcPr/>
-          <w:p>
-            <w:pPr>
-              <w:pStyle w:val="Compact"/>
-            </w:pPr>
-            <w:r>
-              <w:rPr>
-                <w:sz w:val="19"/>
-                <w:lang w:val="es-CO"/>
-              </w:rPr>
-              <w:t xml:space="preserve">Limitar el reenvío o las reglas de red al entorno de demostración y proteger las claves fuera de Git</w:t>
+              <w:t xml:space="preserve">Acceso no previsto a 3306</w:t>
+            </w:r>
+          </w:p>
+        </w:tc>
+        <w:tc>
+          <w:tcPr/>
+          <w:p>
+            <w:pPr>
+              <w:pStyle w:val="Compact"/>
+            </w:pPr>
+            <w:r>
+              <w:rPr>
+                <w:sz w:val="19"/>
+                <w:lang w:val="es-CO"/>
+              </w:rPr>
+              <w:t xml:space="preserve">Limitar reenvío y reglas al entorno de demostración; claves fuera de Git</w:t>
             </w:r>
           </w:p>
         </w:tc>
@@ -4139,7 +3306,7 @@
                 <w:sz w:val="19"/>
                 <w:lang w:val="es-CO"/>
               </w:rPr>
-              <w:t xml:space="preserve">SELinux o firewall bloquean servicios</w:t>
+              <w:t xml:space="preserve">Bloqueos de SELinux o firewall</w:t>
             </w:r>
           </w:p>
         </w:tc>
@@ -4176,7 +3343,7 @@
                 <w:sz w:val="19"/>
                 <w:lang w:val="es-CO"/>
               </w:rPr>
-              <w:t xml:space="preserve">, revisar registros y contextos, y permitir solo los puertos necesarios sin desactivar globalmente los controles</w:t>
+              <w:t xml:space="preserve">, revisar registros y contextos; abrir solo puertos necesarios, sin desactivar controles</w:t>
             </w:r>
           </w:p>
         </w:tc>
@@ -4186,7 +3353,7 @@
       <w:pPr>
         <w:pStyle w:val="Heading1"/>
       </w:pPr>
-      <w:bookmarkStart w:id="34" w:name="_conclusión"/>
+      <w:bookmarkStart w:id="33" w:name="_referencias"/>
       <w:r>
         <w:rPr>
           <w:rStyle w:val="SectionNumber"/>
@@ -4201,43 +3368,9 @@
         <w:rPr>
           <w:lang w:val="es-CO"/>
         </w:rPr>
-        <w:t xml:space="preserve">Conclusión</w:t>
-      </w:r>
-      <w:bookmarkEnd w:id="34"/>
-    </w:p>
-    <w:p>
-      <w:pPr>
-        <w:pStyle w:val="FirstParagraph"/>
-      </w:pPr>
-      <w:r>
-        <w:rPr>
-          <w:lang w:val="es-CO"/>
-        </w:rPr>
-        <w:t xml:space="preserve">Se adopta Oracle Linux 9 x86_64 para el ambiente académico virtualizado de SIGEVET con MySQL 8.4 LTS Community Edition. Cumple la restricción Linux/Unix, coincide con la sugerencia de la asignatura y permite instalar el motor desde AppStream con su política SELinux. La VM definitiva se ejecutará en VirtualBox y la simulación en macOS se mantiene con Lima.</w:t>
-      </w:r>
-    </w:p>
-    <w:p>
-      <w:pPr>
-        <w:pStyle w:val="Heading1"/>
-      </w:pPr>
-      <w:bookmarkStart w:id="35" w:name="_referencias"/>
-      <w:r>
-        <w:rPr>
-          <w:rStyle w:val="SectionNumber"/>
-          <w:lang w:val="es-CO"/>
-        </w:rPr>
-        <w:t xml:space="preserve">8</w:t>
-      </w:r>
-      <w:r>
-        <w:tab/>
-      </w:r>
-      <w:r>
-        <w:rPr>
-          <w:lang w:val="es-CO"/>
-        </w:rPr>
         <w:t xml:space="preserve">Referencias</w:t>
       </w:r>
-      <w:bookmarkEnd w:id="35"/>
+      <w:bookmarkEnd w:id="33"/>
     </w:p>
     <w:p>
       <w:pPr>
@@ -4252,6 +3385,88 @@
           <w:lang w:val="es-CO"/>
         </w:rPr>
         <w:t xml:space="preserve">Oracle.</w:t>
+      </w:r>
+      <w:r>
+        <w:rPr>
+          <w:lang w:val="es-CO"/>
+        </w:rPr>
+        <w:t xml:space="preserve"> </w:t>
+      </w:r>
+      <w:hyperlink r:id="rId34">
+        <w:r>
+          <w:rPr>
+            <w:rStyle w:val="Hyperlink"/>
+            <w:lang w:val="es-CO"/>
+          </w:rPr>
+          <w:t xml:space="preserve">MySQL 8.4 en OL9</w:t>
+        </w:r>
+      </w:hyperlink>
+      <w:r>
+        <w:rPr>
+          <w:lang w:val="es-CO"/>
+        </w:rPr>
+        <w:t xml:space="preserve"> </w:t>
+      </w:r>
+      <w:r>
+        <w:rPr>
+          <w:lang w:val="es-CO"/>
+        </w:rPr>
+        <w:t xml:space="preserve">y</w:t>
+      </w:r>
+      <w:r>
+        <w:rPr>
+          <w:lang w:val="es-CO"/>
+        </w:rPr>
+        <w:t xml:space="preserve"> </w:t>
+      </w:r>
+      <w:hyperlink r:id="rId35">
+        <w:r>
+          <w:rPr>
+            <w:rStyle w:val="Hyperlink"/>
+            <w:lang w:val="es-CO"/>
+          </w:rPr>
+          <w:t xml:space="preserve">ciclo AppStream</w:t>
+        </w:r>
+      </w:hyperlink>
+      <w:r>
+        <w:rPr>
+          <w:lang w:val="es-CO"/>
+        </w:rPr>
+        <w:t xml:space="preserve">. Evidencia local:</w:t>
+      </w:r>
+      <w:r>
+        <w:rPr>
+          <w:lang w:val="es-CO"/>
+        </w:rPr>
+        <w:t xml:space="preserve"> </w:t>
+      </w:r>
+      <w:r>
+        <w:rPr>
+          <w:rStyle w:val="VerbatimChar"/>
+          <w:lang w:val="es-CO"/>
+        </w:rPr>
+        <w:t xml:space="preserve">docs/src/_generado/evidencia_instalacion_mysql.md</w:t>
+      </w:r>
+      <w:r>
+        <w:rPr>
+          <w:lang w:val="es-CO"/>
+        </w:rPr>
+        <w:t xml:space="preserve">.</w:t>
+      </w:r>
+    </w:p>
+    <w:p>
+      <w:pPr>
+        <w:pStyle w:val="Compact"/>
+        <w:numPr>
+          <w:ilvl w:val="0"/>
+          <w:numId w:val="1001"/>
+        </w:numPr>
+      </w:pPr>
+      <w:r>
+        <w:rPr>
+          <w:lang w:val="es-CO"/>
+        </w:rPr>
+        <w:t xml:space="preserve">Lima.</w:t>
       </w:r>
       <w:r>
         <w:rPr>
@@ -4265,20 +3480,29 @@
             <w:rStyle w:val="Hyperlink"/>
             <w:lang w:val="es-CO"/>
           </w:rPr>
-          <w:t xml:space="preserve">Módulo MySQL 8.4 de Oracle Linux 9</w:t>
+          <w:t xml:space="preserve">VZ y Virtualization.framework</w:t>
         </w:r>
       </w:hyperlink>
       <w:r>
         <w:rPr>
           <w:lang w:val="es-CO"/>
         </w:rPr>
-        <w:t xml:space="preserve"> </w:t>
-      </w:r>
-      <w:r>
-        <w:rPr>
-          <w:lang w:val="es-CO"/>
-        </w:rPr>
-        <w:t xml:space="preserve">y</w:t>
+        <w:t xml:space="preserve">.</w:t>
+      </w:r>
+    </w:p>
+    <w:p>
+      <w:pPr>
+        <w:pStyle w:val="Compact"/>
+        <w:numPr>
+          <w:ilvl w:val="0"/>
+          <w:numId w:val="1001"/>
+        </w:numPr>
+      </w:pPr>
+      <w:r>
+        <w:rPr>
+          <w:lang w:val="es-CO"/>
+        </w:rPr>
+        <w:t xml:space="preserve">Oracle.</w:t>
       </w:r>
       <w:r>
         <w:rPr>
@@ -4292,28 +3516,9 @@
             <w:rStyle w:val="Hyperlink"/>
             <w:lang w:val="es-CO"/>
           </w:rPr>
-          <w:t xml:space="preserve">ciclo de los módulos AppStream</w:t>
+          <w:t xml:space="preserve">Anfitriones/configuración VirtualBox</w:t>
         </w:r>
       </w:hyperlink>
-      <w:r>
-        <w:rPr>
-          <w:lang w:val="es-CO"/>
-        </w:rPr>
-        <w:t xml:space="preserve">. Evidencia local:</w:t>
-      </w:r>
-      <w:r>
-        <w:rPr>
-          <w:lang w:val="es-CO"/>
-        </w:rPr>
-        <w:t xml:space="preserve"> </w:t>
-      </w:r>
-      <w:r>
-        <w:rPr>
-          <w:rStyle w:val="VerbatimChar"/>
-          <w:lang w:val="es-CO"/>
-        </w:rPr>
-        <w:t xml:space="preserve">docs/src/_generado/evidencia_instalacion_mysql.md</w:t>
-      </w:r>
       <w:r>
         <w:rPr>
           <w:lang w:val="es-CO"/>
@@ -4333,7 +3538,7 @@
         <w:rPr>
           <w:lang w:val="es-CO"/>
         </w:rPr>
-        <w:t xml:space="preserve">Lima.</w:t>
+        <w:t xml:space="preserve">Oracle.</w:t>
       </w:r>
       <w:r>
         <w:rPr>
@@ -4347,29 +3552,20 @@
             <w:rStyle w:val="Hyperlink"/>
             <w:lang w:val="es-CO"/>
           </w:rPr>
-          <w:t xml:space="preserve">Backend VZ y condiciones de Virtualization.framework</w:t>
+          <w:t xml:space="preserve">Compatibilidad con RHEL</w:t>
         </w:r>
       </w:hyperlink>
       <w:r>
         <w:rPr>
           <w:lang w:val="es-CO"/>
         </w:rPr>
-        <w:t xml:space="preserve">.</w:t>
-      </w:r>
-    </w:p>
-    <w:p>
-      <w:pPr>
-        <w:pStyle w:val="Compact"/>
-        <w:numPr>
-          <w:ilvl w:val="0"/>
-          <w:numId w:val="1001"/>
-        </w:numPr>
-      </w:pPr>
-      <w:r>
-        <w:rPr>
-          <w:lang w:val="es-CO"/>
-        </w:rPr>
-        <w:t xml:space="preserve">Oracle.</w:t>
+        <w:t xml:space="preserve"> </w:t>
+      </w:r>
+      <w:r>
+        <w:rPr>
+          <w:lang w:val="es-CO"/>
+        </w:rPr>
+        <w:t xml:space="preserve">y</w:t>
       </w:r>
       <w:r>
         <w:rPr>
@@ -4383,7 +3579,7 @@
             <w:rStyle w:val="Hyperlink"/>
             <w:lang w:val="es-CO"/>
           </w:rPr>
-          <w:t xml:space="preserve">Anfitriones y configuración de VirtualBox</w:t>
+          <w:t xml:space="preserve">repositorios yum</w:t>
         </w:r>
       </w:hyperlink>
       <w:r>
@@ -4419,7 +3615,7 @@
             <w:rStyle w:val="Hyperlink"/>
             <w:lang w:val="es-CO"/>
           </w:rPr>
-          <w:t xml:space="preserve">Compatibilidad de Oracle Linux con RHEL</w:t>
+          <w:t xml:space="preserve">Soporte</w:t>
         </w:r>
       </w:hyperlink>
       <w:r>
@@ -4446,7 +3642,7 @@
             <w:rStyle w:val="Hyperlink"/>
             <w:lang w:val="es-CO"/>
           </w:rPr>
-          <w:t xml:space="preserve">repositorios públicos yum</w:t>
+          <w:t xml:space="preserve">kernels OL9</w:t>
         </w:r>
       </w:hyperlink>
       <w:r>
@@ -4468,7 +3664,7 @@
         <w:rPr>
           <w:lang w:val="es-CO"/>
         </w:rPr>
-        <w:t xml:space="preserve">Oracle.</w:t>
+        <w:t xml:space="preserve">Rocky Linux.</w:t>
       </w:r>
       <w:r>
         <w:rPr>
@@ -4477,69 +3673,6 @@
         <w:t xml:space="preserve"> </w:t>
       </w:r>
       <w:hyperlink r:id="rId42">
-        <w:r>
-          <w:rPr>
-            <w:rStyle w:val="Hyperlink"/>
-            <w:lang w:val="es-CO"/>
-          </w:rPr>
-          <w:t xml:space="preserve">Soporte de Oracle Linux</w:t>
-        </w:r>
-      </w:hyperlink>
-      <w:r>
-        <w:rPr>
-          <w:lang w:val="es-CO"/>
-        </w:rPr>
-        <w:t xml:space="preserve"> </w:t>
-      </w:r>
-      <w:r>
-        <w:rPr>
-          <w:lang w:val="es-CO"/>
-        </w:rPr>
-        <w:t xml:space="preserve">y</w:t>
-      </w:r>
-      <w:r>
-        <w:rPr>
-          <w:lang w:val="es-CO"/>
-        </w:rPr>
-        <w:t xml:space="preserve"> </w:t>
-      </w:r>
-      <w:hyperlink r:id="rId43">
-        <w:r>
-          <w:rPr>
-            <w:rStyle w:val="Hyperlink"/>
-            <w:lang w:val="es-CO"/>
-          </w:rPr>
-          <w:t xml:space="preserve">kernels de Oracle Linux 9</w:t>
-        </w:r>
-      </w:hyperlink>
-      <w:r>
-        <w:rPr>
-          <w:lang w:val="es-CO"/>
-        </w:rPr>
-        <w:t xml:space="preserve">.</w:t>
-      </w:r>
-    </w:p>
-    <w:p>
-      <w:pPr>
-        <w:pStyle w:val="Compact"/>
-        <w:numPr>
-          <w:ilvl w:val="0"/>
-          <w:numId w:val="1001"/>
-        </w:numPr>
-      </w:pPr>
-      <w:r>
-        <w:rPr>
-          <w:lang w:val="es-CO"/>
-        </w:rPr>
-        <w:t xml:space="preserve">Rocky Linux.</w:t>
-      </w:r>
-      <w:r>
-        <w:rPr>
-          <w:lang w:val="es-CO"/>
-        </w:rPr>
-        <w:t xml:space="preserve"> </w:t>
-      </w:r>
-      <w:hyperlink r:id="rId44">
         <w:r>
           <w:rPr>
             <w:rStyle w:val="Hyperlink"/>
@@ -4566,7 +3699,7 @@
         </w:rPr>
         <w:t xml:space="preserve"> </w:t>
       </w:r>
-      <w:hyperlink r:id="rId45">
+      <w:hyperlink r:id="rId43">
         <w:r>
           <w:rPr>
             <w:rStyle w:val="Hyperlink"/>
@@ -4602,7 +3735,7 @@
         </w:rPr>
         <w:t xml:space="preserve"> </w:t>
       </w:r>
-      <w:hyperlink r:id="rId46">
+      <w:hyperlink r:id="rId44">
         <w:r>
           <w:rPr>
             <w:rStyle w:val="Hyperlink"/>
@@ -4629,7 +3762,7 @@
         </w:rPr>
         <w:t xml:space="preserve"> </w:t>
       </w:r>
-      <w:hyperlink r:id="rId47">
+      <w:hyperlink r:id="rId45">
         <w:r>
           <w:rPr>
             <w:rStyle w:val="Hyperlink"/>
@@ -4665,7 +3798,7 @@
         </w:rPr>
         <w:t xml:space="preserve"> </w:t>
       </w:r>
-      <w:hyperlink r:id="rId48">
+      <w:hyperlink r:id="rId46">
         <w:r>
           <w:rPr>
             <w:rStyle w:val="Hyperlink"/>
@@ -4692,7 +3825,7 @@
         </w:rPr>
         <w:t xml:space="preserve"> </w:t>
       </w:r>
-      <w:hyperlink r:id="rId49">
+      <w:hyperlink r:id="rId47">
         <w:r>
           <w:rPr>
             <w:rStyle w:val="Hyperlink"/>
@@ -4728,7 +3861,7 @@
         </w:rPr>
         <w:t xml:space="preserve"> </w:t>
       </w:r>
-      <w:hyperlink r:id="rId50">
+      <w:hyperlink r:id="rId48">
         <w:r>
           <w:rPr>
             <w:rStyle w:val="Hyperlink"/>
@@ -4755,7 +3888,7 @@
         </w:rPr>
         <w:t xml:space="preserve"> </w:t>
       </w:r>
-      <w:hyperlink r:id="rId51">
+      <w:hyperlink r:id="rId49">
         <w:r>
           <w:rPr>
             <w:rStyle w:val="Hyperlink"/>
@@ -4791,7 +3924,7 @@
         </w:rPr>
         <w:t xml:space="preserve"> </w:t>
       </w:r>
-      <w:hyperlink r:id="rId52">
+      <w:hyperlink r:id="rId50">
         <w:r>
           <w:rPr>
             <w:rStyle w:val="Hyperlink"/>
@@ -4812,7 +3945,7 @@
         </w:rPr>
         <w:t xml:space="preserve"> </w:t>
       </w:r>
-      <w:hyperlink r:id="rId53">
+      <w:hyperlink r:id="rId51">
         <w:r>
           <w:rPr>
             <w:rStyle w:val="Hyperlink"/>
@@ -4839,7 +3972,7 @@
         </w:rPr>
         <w:t xml:space="preserve"> </w:t>
       </w:r>
-      <w:hyperlink r:id="rId54">
+      <w:hyperlink r:id="rId52">
         <w:r>
           <w:rPr>
             <w:rStyle w:val="Hyperlink"/>
@@ -4875,7 +4008,7 @@
         </w:rPr>
         <w:t xml:space="preserve"> </w:t>
       </w:r>
-      <w:hyperlink r:id="rId55">
+      <w:hyperlink r:id="rId53">
         <w:r>
           <w:rPr>
             <w:rStyle w:val="Hyperlink"/>

--- a/documentos/fase2/01_Analisis_Seleccion_SO.docx
+++ b/documentos/fase2/01_Analisis_Seleccion_SO.docx
@@ -346,7 +346,7 @@
         <w:rPr>
           <w:lang w:val="es-CO"/>
         </w:rPr>
-        <w:t xml:space="preserve">La asignatura exige Linux o Unix, sugiere Oracle Linux y excluye SQL Server. Se deben demostrar las 22 tablas, integridad, consultas y usuarios.</w:t>
+        <w:t xml:space="preserve">La asignatura exige Linux o Unix, sugiere Oracle Linux y excluye SQL Server. Se deben demostrar las 22 tablas, la integridad, las consultas y los usuarios.</w:t>
       </w:r>
       <w:r>
         <w:rPr>
@@ -372,7 +372,7 @@
         <w:rPr>
           <w:lang w:val="es-CO"/>
         </w:rPr>
-        <w:t xml:space="preserve">usa</w:t>
+        <w:t xml:space="preserve">aloja la base</w:t>
       </w:r>
       <w:r>
         <w:rPr>
@@ -391,7 +391,7 @@
         <w:rPr>
           <w:lang w:val="es-CO"/>
         </w:rPr>
-        <w:t xml:space="preserve">, propietario</w:t>
+        <w:t xml:space="preserve">, con</w:t>
       </w:r>
       <w:r>
         <w:rPr>
@@ -410,32 +410,32 @@
         <w:rPr>
           <w:lang w:val="es-CO"/>
         </w:rPr>
-        <w:t xml:space="preserve"> </w:t>
-      </w:r>
-      <w:r>
-        <w:rPr>
-          <w:lang w:val="es-CO"/>
-        </w:rPr>
-        <w:t xml:space="preserve">y usuario de consulta</w:t>
-      </w:r>
-      <w:r>
-        <w:rPr>
-          <w:lang w:val="es-CO"/>
-        </w:rPr>
-        <w:t xml:space="preserve"> </w:t>
+        <w:t xml:space="preserve"> como propietario </w:t>
+      </w:r>
+      <w:r>
+        <w:rPr>
+          <w:lang w:val="es-CO"/>
+        </w:rPr>
+        <w:t xml:space="preserve">y vet_app como usuario de consulta</w:t>
+      </w:r>
+      <w:r>
+        <w:rPr>
+          <w:lang w:val="es-CO"/>
+        </w:rPr>
+        <w:t xml:space="preserve"/>
       </w:r>
       <w:r>
         <w:rPr>
           <w:rStyle w:val="VerbatimChar"/>
           <w:lang w:val="es-CO"/>
         </w:rPr>
-        <w:t xml:space="preserve">vet_app</w:t>
-      </w:r>
-      <w:r>
-        <w:rPr>
-          <w:lang w:val="es-CO"/>
-        </w:rPr>
-        <w:t xml:space="preserve">; Java usa JDBC y MySQL Connector/J. Oracle Database Free queda como respaldo.</w:t>
+        <w:t xml:space="preserve"/>
+      </w:r>
+      <w:r>
+        <w:rPr>
+          <w:lang w:val="es-CO"/>
+        </w:rPr>
+        <w:t xml:space="preserve">; Java se conecta con JDBC y MySQL Connector/J. Oracle Database Free queda como respaldo.</w:t>
       </w:r>
     </w:p>
     <w:p>
@@ -794,7 +794,7 @@
         <w:rPr>
           <w:lang w:val="es-CO"/>
         </w:rPr>
-        <w:t xml:space="preserve">El Lenovo Linux x86_64 usará</w:t>
+        <w:t xml:space="preserve">El Lenovo con Linux x86_64 usará</w:t>
       </w:r>
       <w:r>
         <w:rPr>
@@ -814,7 +814,7 @@
         <w:rPr>
           <w:lang w:val="es-CO"/>
         </w:rPr>
-        <w:t xml:space="preserve">; Windows,</w:t>
+        <w:t xml:space="preserve">, y en Windows se usaría</w:t>
       </w:r>
       <w:r>
         <w:rPr>
@@ -854,7 +854,7 @@
         <w:rPr>
           <w:lang w:val="es-CO"/>
         </w:rPr>
-        <w:t xml:space="preserve">, Apple Virtualization.framework y tipo</w:t>
+        <w:t xml:space="preserve"> con Apple Virtualization.framework (tipo</w:t>
       </w:r>
       <w:r>
         <w:rPr>
@@ -873,7 +873,7 @@
         <w:rPr>
           <w:lang w:val="es-CO"/>
         </w:rPr>
-        <w:t xml:space="preserve">, compatible con MacBook Intel. Se conservan recursos, MySQL, usuarios y scripts; la guía de VM explica NAT, red puente y virtualización. [2, 3]</w:t>
+        <w:t xml:space="preserve">), compatible con el MacBook Intel. En todos los casos se mantienen los recursos, MySQL, los usuarios y los scripts; la guía de VM explica NAT, red puente y virtualización. [2, 3]</w:t>
       </w:r>
     </w:p>
     <w:p>
@@ -907,7 +907,7 @@
         <w:rPr>
           <w:lang w:val="es-CO"/>
         </w:rPr>
-        <w:t xml:space="preserve">Los cinco Linux usan licencias por componente.</w:t>
+        <w:t xml:space="preserve">Los cinco sistemas Linux tienen licencias por componente.</w:t>
       </w:r>
     </w:p>
     <w:p>
@@ -3445,7 +3445,7 @@
           <w:rStyle w:val="VerbatimChar"/>
           <w:lang w:val="es-CO"/>
         </w:rPr>
-        <w:t xml:space="preserve">docs/src/_generado/evidencia_instalacion_mysql.md</w:t>
+        <w:t xml:space="preserve">vm/logs/02_instalacion_mysql.log</w:t>
       </w:r>
       <w:r>
         <w:rPr>
